--- a/lab.docx
+++ b/lab.docx
@@ -37,7 +37,7 @@
     </w:p>
     <w:tbl>
       <w:tblPr>
-        <w:tblStyle w:val="650"/>
+        <w:tblStyle w:val="829"/>
         <w:tblW w:w="8640" w:type="dxa"/>
         <w:tblLayout w:type="fixed"/>
         <w:tblLook w:val="0600" w:firstRow="0" w:lastRow="0" w:firstColumn="0" w:lastColumn="0" w:noHBand="1" w:noVBand="1"/>
@@ -360,14 +360,27 @@
           <w:rtl w:val="0"/>
           <w:lang w:val="el-GR"/>
         </w:rPr>
-        <w:t xml:space="preserve">ΜΕΛΟΣ 1 : ΑΜ ΟΕ </w:t>
+        <w:t xml:space="preserve">ΜΕΛΟΣ 1 :</w:t>
       </w:r>
       <w:r>
         <w:rPr>
           <w:sz w:val="28"/>
           <w:szCs w:val="28"/>
+          <w:rtl w:val="0"/>
+          <w:lang w:val="en-US"/>
         </w:rPr>
+        <w:t xml:space="preserve"> 21390111 </w:t>
       </w:r>
+      <w:r>
+        <w:rPr>
+          <w:sz w:val="28"/>
+          <w:szCs w:val="28"/>
+          <w:rtl w:val="0"/>
+          <w:lang w:val="el-GR"/>
+        </w:rPr>
+        <w:t xml:space="preserve">ΝΙΚΟΛΑΟΣ ΠΑΝΑΓΙΩΤΗΣ ΚΥΡΙΑΚΑΚΙΣ</w:t>
+      </w:r>
+      <w:r/>
     </w:p>
     <w:p>
       <w:pPr>
@@ -397,7 +410,7 @@
           <w:rtl w:val="0"/>
           <w:lang w:val="el-GR"/>
         </w:rPr>
-        <w:t xml:space="preserve">ΜΕΛΟΣ 2 : ΑΜ ΟΕ </w:t>
+        <w:t xml:space="preserve">ΜΕΛΟΣ 2 : 21390108 ΧΡΗΣΤΟΣ ΚΡΙΚΖΩΝΗΣ</w:t>
       </w:r>
       <w:r>
         <w:rPr>
@@ -436,42 +449,208 @@
         <w:rPr>
           <w:sz w:val="28"/>
           <w:szCs w:val="28"/>
-          <w:highlight w:val="none"/>
-          <w:rtl w:val="0"/>
-          <w:lang w:val="el-GR"/>
         </w:rPr>
-        <w:t xml:space="preserve">(Το </w:t>
       </w:r>
       <w:r>
         <w:rPr>
           <w:sz w:val="28"/>
           <w:szCs w:val="28"/>
-          <w:highlight w:val="none"/>
-          <w:rtl w:val="0"/>
-          <w:lang w:val="en-US"/>
         </w:rPr>
-        <w:t xml:space="preserve">Testing </w:t>
+      </w:r>
+    </w:p>
+    <w:p>
+      <w:pPr>
+        <w:ind w:right="0"/>
+        <w:jc w:val="center"/>
+        <w:keepLines w:val="0"/>
+        <w:keepNext w:val="0"/>
+        <w:pageBreakBefore w:val="0"/>
+        <w:spacing w:before="0" w:after="0" w:line="240" w:lineRule="auto"/>
+        <w:shd w:val="clear" w:color="auto" w:fill="auto"/>
+        <w:widowControl/>
+        <w:tabs>
+          <w:tab w:val="center" w:pos="6570" w:leader="none"/>
+        </w:tabs>
+        <w:rPr>
+          <w:sz w:val="28"/>
+          <w:szCs w:val="28"/>
+        </w:rPr>
+        <w:pBdr>
+          <w:top w:val="none" w:color="000000" w:sz="0" w:space="0"/>
+          <w:left w:val="none" w:color="000000" w:sz="0" w:space="0"/>
+          <w:bottom w:val="none" w:color="000000" w:sz="0" w:space="0"/>
+          <w:right w:val="none" w:color="000000" w:sz="0" w:space="0"/>
+          <w:between w:val="none" w:color="000000" w:sz="0" w:space="0"/>
+        </w:pBdr>
+      </w:pPr>
+      <w:r>
+        <w:rPr>
+          <w:sz w:val="28"/>
+          <w:szCs w:val="28"/>
+        </w:rPr>
       </w:r>
       <w:r>
         <w:rPr>
           <w:sz w:val="28"/>
           <w:szCs w:val="28"/>
-          <w:highlight w:val="none"/>
-          <w:rtl w:val="0"/>
-          <w:lang w:val="el-GR"/>
         </w:rPr>
-        <w:t xml:space="preserve">θα υλοποιηθεί σε </w:t>
+      </w:r>
+    </w:p>
+    <w:p>
+      <w:pPr>
+        <w:ind w:right="0"/>
+        <w:jc w:val="center"/>
+        <w:keepLines w:val="0"/>
+        <w:keepNext w:val="0"/>
+        <w:pageBreakBefore w:val="0"/>
+        <w:spacing w:before="0" w:after="0" w:line="240" w:lineRule="auto"/>
+        <w:shd w:val="clear" w:color="auto" w:fill="auto"/>
+        <w:widowControl/>
+        <w:tabs>
+          <w:tab w:val="center" w:pos="6570" w:leader="none"/>
+        </w:tabs>
+        <w:rPr>
+          <w:sz w:val="28"/>
+          <w:szCs w:val="28"/>
+        </w:rPr>
+        <w:pBdr>
+          <w:top w:val="none" w:color="000000" w:sz="0" w:space="0"/>
+          <w:left w:val="none" w:color="000000" w:sz="0" w:space="0"/>
+          <w:bottom w:val="none" w:color="000000" w:sz="0" w:space="0"/>
+          <w:right w:val="none" w:color="000000" w:sz="0" w:space="0"/>
+          <w:between w:val="none" w:color="000000" w:sz="0" w:space="0"/>
+        </w:pBdr>
+      </w:pPr>
+      <w:r>
+        <w:rPr>
+          <w:sz w:val="28"/>
+          <w:szCs w:val="28"/>
+        </w:rPr>
       </w:r>
       <w:r>
         <w:rPr>
           <w:sz w:val="28"/>
           <w:szCs w:val="28"/>
-          <w:highlight w:val="none"/>
-          <w:rtl w:val="0"/>
+        </w:rPr>
+      </w:r>
+    </w:p>
+    <w:p>
+      <w:pPr>
+        <w:ind w:right="0"/>
+        <w:jc w:val="center"/>
+        <w:keepLines w:val="0"/>
+        <w:keepNext w:val="0"/>
+        <w:pageBreakBefore w:val="0"/>
+        <w:spacing w:before="0" w:after="0" w:line="240" w:lineRule="auto"/>
+        <w:shd w:val="clear" w:color="auto" w:fill="auto"/>
+        <w:widowControl/>
+        <w:tabs>
+          <w:tab w:val="center" w:pos="6570" w:leader="none"/>
+        </w:tabs>
+        <w:rPr>
+          <w:sz w:val="28"/>
+          <w:szCs w:val="28"/>
+        </w:rPr>
+        <w:pBdr>
+          <w:top w:val="none" w:color="000000" w:sz="0" w:space="0"/>
+          <w:left w:val="none" w:color="000000" w:sz="0" w:space="0"/>
+          <w:bottom w:val="none" w:color="000000" w:sz="0" w:space="0"/>
+          <w:right w:val="none" w:color="000000" w:sz="0" w:space="0"/>
+          <w:between w:val="none" w:color="000000" w:sz="0" w:space="0"/>
+        </w:pBdr>
+      </w:pPr>
+      <w:r>
+        <w:rPr>
+          <w:sz w:val="28"/>
+          <w:szCs w:val="28"/>
           <w:lang w:val="en-US"/>
         </w:rPr>
-        <w:t xml:space="preserve">java)</w:t>
+        <w:t xml:space="preserve">O </w:t>
       </w:r>
+      <w:r>
+        <w:rPr>
+          <w:sz w:val="28"/>
+          <w:szCs w:val="28"/>
+          <w:lang w:val="en-US"/>
+        </w:rPr>
+        <w:t xml:space="preserve">Server</w:t>
+      </w:r>
+      <w:r>
+        <w:rPr>
+          <w:sz w:val="28"/>
+          <w:szCs w:val="28"/>
+          <w:lang w:val="el-GR"/>
+        </w:rPr>
+        <w:t xml:space="preserve"> υλοποιήθηκε σε γλωσσά προγραμματισμού </w:t>
+      </w:r>
+      <w:r>
+        <w:rPr>
+          <w:sz w:val="28"/>
+          <w:szCs w:val="28"/>
+          <w:lang w:val="en-US"/>
+        </w:rPr>
+        <w:t xml:space="preserve">java</w:t>
+      </w:r>
+      <w:r>
+        <w:rPr>
+          <w:sz w:val="28"/>
+          <w:szCs w:val="28"/>
+          <w:lang w:val="en-US"/>
+        </w:rPr>
+        <w:t xml:space="preserve"> </w:t>
+      </w:r>
+      <w:r>
+        <w:rPr>
+          <w:sz w:val="28"/>
+          <w:szCs w:val="28"/>
+          <w:lang w:val="el-GR"/>
+        </w:rPr>
+        <w:t xml:space="preserve">ώστε να καταφερθεί μια εύκολη σύνδεση</w:t>
+      </w:r>
+      <w:r>
+        <w:rPr>
+          <w:sz w:val="28"/>
+          <w:szCs w:val="28"/>
+          <w:lang w:val="en-US"/>
+        </w:rPr>
+        <w:t xml:space="preserve"> TCP (Sever.java)</w:t>
+        <w:br/>
+        <w:br/>
+        <w:br/>
+        <w:br/>
+      </w:r>
+      <w:r>
+        <w:rPr>
+          <w:sz w:val="28"/>
+          <w:szCs w:val="28"/>
+        </w:rPr>
+      </w:r>
+    </w:p>
+    <w:p>
+      <w:pPr>
+        <w:ind w:right="0"/>
+        <w:jc w:val="left"/>
+        <w:keepLines w:val="0"/>
+        <w:keepNext w:val="0"/>
+        <w:pageBreakBefore w:val="0"/>
+        <w:spacing w:before="0" w:after="0" w:line="240" w:lineRule="auto"/>
+        <w:shd w:val="clear" w:color="auto" w:fill="auto"/>
+        <w:widowControl/>
+        <w:tabs>
+          <w:tab w:val="center" w:pos="6570" w:leader="none"/>
+        </w:tabs>
+        <w:rPr>
+          <w:sz w:val="28"/>
+          <w:szCs w:val="28"/>
+        </w:rPr>
+        <w:pBdr>
+          <w:top w:val="none" w:color="000000" w:sz="0" w:space="0"/>
+          <w:left w:val="none" w:color="000000" w:sz="0" w:space="0"/>
+          <w:bottom w:val="none" w:color="000000" w:sz="0" w:space="0"/>
+          <w:right w:val="none" w:color="000000" w:sz="0" w:space="0"/>
+          <w:between w:val="none" w:color="000000" w:sz="0" w:space="0"/>
+        </w:pBdr>
+      </w:pPr>
       <w:r>
         <w:rPr>
           <w:sz w:val="28"/>
@@ -481,6 +660,7 @@
           <w:lang w:val="el-GR"/>
         </w:rPr>
       </w:r>
+      <w:r/>
     </w:p>
     <w:sectPr>
       <w:footnotePr/>
@@ -503,7 +683,6 @@
       <w:pPr>
         <w:spacing w:after="0" w:line="240" w:lineRule="auto"/>
       </w:pPr>
-      <w:r/>
       <w:r>
         <w:separator/>
       </w:r>
@@ -515,7 +694,6 @@
       <w:pPr>
         <w:spacing w:after="0" w:line="240" w:lineRule="auto"/>
       </w:pPr>
-      <w:r/>
       <w:r>
         <w:continuationSeparator/>
       </w:r>
@@ -532,7 +710,6 @@
       <w:pPr>
         <w:spacing w:after="0" w:line="240" w:lineRule="auto"/>
       </w:pPr>
-      <w:r/>
       <w:r>
         <w:separator/>
       </w:r>
@@ -544,7 +721,6 @@
       <w:pPr>
         <w:spacing w:after="0" w:line="240" w:lineRule="auto"/>
       </w:pPr>
-      <w:r/>
       <w:r>
         <w:continuationSeparator/>
       </w:r>
@@ -1107,10 +1283,9 @@
     <w:lsdException w:name="Bibliography" w:uiPriority="37"/>
     <w:lsdException w:name="TOC Heading" w:uiPriority="39" w:qFormat="1"/>
   </w:latentStyles>
-  <w:style w:type="character" w:styleId="14">
+  <w:style w:type="character" w:styleId="648">
     <w:name w:val="Heading 1 Char"/>
-    <w:basedOn w:val="11"/>
-    <w:link w:val="642"/>
+    <w:link w:val="821"/>
     <w:uiPriority w:val="9"/>
     <w:rPr>
       <w:rFonts w:ascii="Arial" w:hAnsi="Arial" w:eastAsia="Arial" w:cs="Arial"/>
@@ -1118,20 +1293,18 @@
       <w:szCs w:val="40"/>
     </w:rPr>
   </w:style>
-  <w:style w:type="character" w:styleId="16">
+  <w:style w:type="character" w:styleId="649">
     <w:name w:val="Heading 2 Char"/>
-    <w:basedOn w:val="11"/>
-    <w:link w:val="643"/>
+    <w:link w:val="822"/>
     <w:uiPriority w:val="9"/>
     <w:rPr>
       <w:rFonts w:ascii="Arial" w:hAnsi="Arial" w:eastAsia="Arial" w:cs="Arial"/>
       <w:sz w:val="34"/>
     </w:rPr>
   </w:style>
-  <w:style w:type="character" w:styleId="18">
+  <w:style w:type="character" w:styleId="650">
     <w:name w:val="Heading 3 Char"/>
-    <w:basedOn w:val="11"/>
-    <w:link w:val="644"/>
+    <w:link w:val="823"/>
     <w:uiPriority w:val="9"/>
     <w:rPr>
       <w:rFonts w:ascii="Arial" w:hAnsi="Arial" w:eastAsia="Arial" w:cs="Arial"/>
@@ -1139,10 +1312,9 @@
       <w:szCs w:val="30"/>
     </w:rPr>
   </w:style>
-  <w:style w:type="character" w:styleId="20">
+  <w:style w:type="character" w:styleId="651">
     <w:name w:val="Heading 4 Char"/>
-    <w:basedOn w:val="11"/>
-    <w:link w:val="645"/>
+    <w:link w:val="824"/>
     <w:uiPriority w:val="9"/>
     <w:rPr>
       <w:rFonts w:ascii="Arial" w:hAnsi="Arial" w:eastAsia="Arial" w:cs="Arial"/>
@@ -1152,10 +1324,9 @@
       <w:szCs w:val="26"/>
     </w:rPr>
   </w:style>
-  <w:style w:type="character" w:styleId="22">
+  <w:style w:type="character" w:styleId="652">
     <w:name w:val="Heading 5 Char"/>
-    <w:basedOn w:val="11"/>
-    <w:link w:val="646"/>
+    <w:link w:val="825"/>
     <w:uiPriority w:val="9"/>
     <w:rPr>
       <w:rFonts w:ascii="Arial" w:hAnsi="Arial" w:eastAsia="Arial" w:cs="Arial"/>
@@ -1165,10 +1336,9 @@
       <w:szCs w:val="24"/>
     </w:rPr>
   </w:style>
-  <w:style w:type="character" w:styleId="24">
+  <w:style w:type="character" w:styleId="653">
     <w:name w:val="Heading 6 Char"/>
-    <w:basedOn w:val="11"/>
-    <w:link w:val="647"/>
+    <w:link w:val="826"/>
     <w:uiPriority w:val="9"/>
     <w:rPr>
       <w:rFonts w:ascii="Arial" w:hAnsi="Arial" w:eastAsia="Arial" w:cs="Arial"/>
@@ -1178,11 +1348,11 @@
       <w:szCs w:val="22"/>
     </w:rPr>
   </w:style>
-  <w:style w:type="paragraph" w:styleId="25">
+  <w:style w:type="paragraph" w:styleId="654">
     <w:name w:val="Heading 7"/>
-    <w:basedOn w:val="640"/>
-    <w:next w:val="640"/>
-    <w:link w:val="26"/>
+    <w:basedOn w:val="819"/>
+    <w:next w:val="819"/>
+    <w:link w:val="655"/>
     <w:uiPriority w:val="9"/>
     <w:unhideWhenUsed/>
     <w:qFormat/>
@@ -1202,10 +1372,9 @@
       <w:szCs w:val="22"/>
     </w:rPr>
   </w:style>
-  <w:style w:type="character" w:styleId="26">
+  <w:style w:type="character" w:styleId="655">
     <w:name w:val="Heading 7 Char"/>
-    <w:basedOn w:val="11"/>
-    <w:link w:val="25"/>
+    <w:link w:val="654"/>
     <w:uiPriority w:val="9"/>
     <w:rPr>
       <w:rFonts w:ascii="Arial" w:hAnsi="Arial" w:eastAsia="Arial" w:cs="Arial"/>
@@ -1217,11 +1386,11 @@
       <w:szCs w:val="22"/>
     </w:rPr>
   </w:style>
-  <w:style w:type="paragraph" w:styleId="27">
+  <w:style w:type="paragraph" w:styleId="656">
     <w:name w:val="Heading 8"/>
-    <w:basedOn w:val="640"/>
-    <w:next w:val="640"/>
-    <w:link w:val="28"/>
+    <w:basedOn w:val="819"/>
+    <w:next w:val="819"/>
+    <w:link w:val="657"/>
     <w:uiPriority w:val="9"/>
     <w:unhideWhenUsed/>
     <w:qFormat/>
@@ -1239,10 +1408,9 @@
       <w:szCs w:val="22"/>
     </w:rPr>
   </w:style>
-  <w:style w:type="character" w:styleId="28">
+  <w:style w:type="character" w:styleId="657">
     <w:name w:val="Heading 8 Char"/>
-    <w:basedOn w:val="11"/>
-    <w:link w:val="27"/>
+    <w:link w:val="656"/>
     <w:uiPriority w:val="9"/>
     <w:rPr>
       <w:rFonts w:ascii="Arial" w:hAnsi="Arial" w:eastAsia="Arial" w:cs="Arial"/>
@@ -1252,11 +1420,11 @@
       <w:szCs w:val="22"/>
     </w:rPr>
   </w:style>
-  <w:style w:type="paragraph" w:styleId="29">
+  <w:style w:type="paragraph" w:styleId="658">
     <w:name w:val="Heading 9"/>
-    <w:basedOn w:val="640"/>
-    <w:next w:val="640"/>
-    <w:link w:val="30"/>
+    <w:basedOn w:val="819"/>
+    <w:next w:val="819"/>
+    <w:link w:val="659"/>
     <w:uiPriority w:val="9"/>
     <w:unhideWhenUsed/>
     <w:qFormat/>
@@ -1274,10 +1442,9 @@
       <w:szCs w:val="21"/>
     </w:rPr>
   </w:style>
-  <w:style w:type="character" w:styleId="30">
+  <w:style w:type="character" w:styleId="659">
     <w:name w:val="Heading 9 Char"/>
-    <w:basedOn w:val="11"/>
-    <w:link w:val="29"/>
+    <w:link w:val="658"/>
     <w:uiPriority w:val="9"/>
     <w:rPr>
       <w:rFonts w:ascii="Arial" w:hAnsi="Arial" w:eastAsia="Arial" w:cs="Arial"/>
@@ -1287,9 +1454,9 @@
       <w:szCs w:val="21"/>
     </w:rPr>
   </w:style>
-  <w:style w:type="paragraph" w:styleId="31">
+  <w:style w:type="paragraph" w:styleId="660">
     <w:name w:val="List Paragraph"/>
-    <w:basedOn w:val="640"/>
+    <w:basedOn w:val="819"/>
     <w:uiPriority w:val="34"/>
     <w:qFormat/>
     <w:pPr>
@@ -1297,7 +1464,7 @@
       <w:ind w:left="720"/>
     </w:pPr>
   </w:style>
-  <w:style w:type="table" w:styleId="32">
+  <w:style w:type="table" w:styleId="661">
     <w:name w:val="Normal Table"/>
     <w:uiPriority w:val="99"/>
     <w:semiHidden/>
@@ -1312,7 +1479,7 @@
       </w:tblCellMar>
     </w:tblPr>
   </w:style>
-  <w:style w:type="paragraph" w:styleId="33">
+  <w:style w:type="paragraph" w:styleId="662">
     <w:name w:val="No Spacing"/>
     <w:uiPriority w:val="1"/>
     <w:qFormat/>
@@ -1320,31 +1487,29 @@
       <w:spacing w:before="0" w:after="0" w:line="240" w:lineRule="auto"/>
     </w:pPr>
   </w:style>
-  <w:style w:type="character" w:styleId="35">
+  <w:style w:type="character" w:styleId="663">
     <w:name w:val="Title Char"/>
-    <w:basedOn w:val="11"/>
-    <w:link w:val="648"/>
+    <w:link w:val="827"/>
     <w:uiPriority w:val="10"/>
     <w:rPr>
       <w:sz w:val="48"/>
       <w:szCs w:val="48"/>
     </w:rPr>
   </w:style>
-  <w:style w:type="character" w:styleId="37">
+  <w:style w:type="character" w:styleId="664">
     <w:name w:val="Subtitle Char"/>
-    <w:basedOn w:val="11"/>
-    <w:link w:val="649"/>
+    <w:link w:val="828"/>
     <w:uiPriority w:val="11"/>
     <w:rPr>
       <w:sz w:val="24"/>
       <w:szCs w:val="24"/>
     </w:rPr>
   </w:style>
-  <w:style w:type="paragraph" w:styleId="38">
+  <w:style w:type="paragraph" w:styleId="665">
     <w:name w:val="Quote"/>
-    <w:basedOn w:val="640"/>
-    <w:next w:val="640"/>
-    <w:link w:val="39"/>
+    <w:basedOn w:val="819"/>
+    <w:next w:val="819"/>
+    <w:link w:val="666"/>
     <w:uiPriority w:val="29"/>
     <w:qFormat/>
     <w:pPr>
@@ -1354,19 +1519,19 @@
       <w:i/>
     </w:rPr>
   </w:style>
-  <w:style w:type="character" w:styleId="39">
+  <w:style w:type="character" w:styleId="666">
     <w:name w:val="Quote Char"/>
-    <w:link w:val="38"/>
+    <w:link w:val="665"/>
     <w:uiPriority w:val="29"/>
     <w:rPr>
       <w:i/>
     </w:rPr>
   </w:style>
-  <w:style w:type="paragraph" w:styleId="40">
+  <w:style w:type="paragraph" w:styleId="667">
     <w:name w:val="Intense Quote"/>
-    <w:basedOn w:val="640"/>
-    <w:next w:val="640"/>
-    <w:link w:val="41"/>
+    <w:basedOn w:val="819"/>
+    <w:next w:val="819"/>
+    <w:link w:val="668"/>
     <w:uiPriority w:val="30"/>
     <w:qFormat/>
     <w:pPr>
@@ -1384,18 +1549,18 @@
       <w:i/>
     </w:rPr>
   </w:style>
-  <w:style w:type="character" w:styleId="41">
+  <w:style w:type="character" w:styleId="668">
     <w:name w:val="Intense Quote Char"/>
-    <w:link w:val="40"/>
+    <w:link w:val="667"/>
     <w:uiPriority w:val="30"/>
     <w:rPr>
       <w:i/>
     </w:rPr>
   </w:style>
-  <w:style w:type="paragraph" w:styleId="42">
+  <w:style w:type="paragraph" w:styleId="669">
     <w:name w:val="Header"/>
-    <w:basedOn w:val="640"/>
-    <w:link w:val="43"/>
+    <w:basedOn w:val="819"/>
+    <w:link w:val="670"/>
     <w:uiPriority w:val="99"/>
     <w:unhideWhenUsed/>
     <w:pPr>
@@ -1406,16 +1571,15 @@
       </w:tabs>
     </w:pPr>
   </w:style>
-  <w:style w:type="character" w:styleId="43">
+  <w:style w:type="character" w:styleId="670">
     <w:name w:val="Header Char"/>
-    <w:basedOn w:val="11"/>
-    <w:link w:val="42"/>
-    <w:uiPriority w:val="99"/>
-  </w:style>
-  <w:style w:type="paragraph" w:styleId="44">
+    <w:link w:val="669"/>
+    <w:uiPriority w:val="99"/>
+  </w:style>
+  <w:style w:type="paragraph" w:styleId="671">
     <w:name w:val="Footer"/>
-    <w:basedOn w:val="640"/>
-    <w:link w:val="47"/>
+    <w:basedOn w:val="819"/>
+    <w:link w:val="674"/>
     <w:uiPriority w:val="99"/>
     <w:unhideWhenUsed/>
     <w:pPr>
@@ -1426,16 +1590,15 @@
       </w:tabs>
     </w:pPr>
   </w:style>
-  <w:style w:type="character" w:styleId="45">
+  <w:style w:type="character" w:styleId="672">
     <w:name w:val="Footer Char"/>
-    <w:basedOn w:val="11"/>
-    <w:link w:val="44"/>
-    <w:uiPriority w:val="99"/>
-  </w:style>
-  <w:style w:type="paragraph" w:styleId="46">
+    <w:link w:val="671"/>
+    <w:uiPriority w:val="99"/>
+  </w:style>
+  <w:style w:type="paragraph" w:styleId="673">
     <w:name w:val="Caption"/>
-    <w:basedOn w:val="640"/>
-    <w:next w:val="640"/>
+    <w:basedOn w:val="819"/>
+    <w:next w:val="819"/>
     <w:uiPriority w:val="35"/>
     <w:semiHidden/>
     <w:unhideWhenUsed/>
@@ -1451,15 +1614,15 @@
       <w:szCs w:val="18"/>
     </w:rPr>
   </w:style>
-  <w:style w:type="character" w:styleId="47">
+  <w:style w:type="character" w:styleId="674">
     <w:name w:val="Caption Char"/>
-    <w:basedOn w:val="46"/>
-    <w:link w:val="44"/>
-    <w:uiPriority w:val="99"/>
-  </w:style>
-  <w:style w:type="table" w:styleId="48">
+    <w:basedOn w:val="673"/>
+    <w:link w:val="671"/>
+    <w:uiPriority w:val="99"/>
+  </w:style>
+  <w:style w:type="table" w:styleId="675">
     <w:name w:val="Table Grid"/>
-    <w:basedOn w:val="32"/>
+    <w:basedOn w:val="661"/>
     <w:uiPriority w:val="59"/>
     <w:pPr>
       <w:spacing w:after="0" w:line="240" w:lineRule="auto"/>
@@ -1482,9 +1645,9 @@
       </w:tblCellMar>
     </w:tblPr>
   </w:style>
-  <w:style w:type="table" w:styleId="49">
+  <w:style w:type="table" w:styleId="676">
     <w:name w:val="Table Grid Light"/>
-    <w:basedOn w:val="32"/>
+    <w:basedOn w:val="661"/>
     <w:uiPriority w:val="59"/>
     <w:pPr>
       <w:spacing w:after="0" w:line="240" w:lineRule="auto"/>
@@ -1507,9 +1670,9 @@
       </w:tblCellMar>
     </w:tblPr>
   </w:style>
-  <w:style w:type="table" w:styleId="50">
+  <w:style w:type="table" w:styleId="677">
     <w:name w:val="Plain Table 1"/>
-    <w:basedOn w:val="32"/>
+    <w:basedOn w:val="661"/>
     <w:uiPriority w:val="59"/>
     <w:pPr>
       <w:spacing w:after="0" w:line="240" w:lineRule="auto"/>
@@ -1574,9 +1737,9 @@
       </w:rPr>
     </w:tblStylePr>
   </w:style>
-  <w:style w:type="table" w:styleId="51">
+  <w:style w:type="table" w:styleId="678">
     <w:name w:val="Plain Table 2"/>
-    <w:basedOn w:val="32"/>
+    <w:basedOn w:val="661"/>
     <w:uiPriority w:val="59"/>
     <w:pPr>
       <w:spacing w:after="0" w:line="240" w:lineRule="auto"/>
@@ -1659,9 +1822,9 @@
       </w:rPr>
     </w:tblStylePr>
   </w:style>
-  <w:style w:type="table" w:styleId="52">
+  <w:style w:type="table" w:styleId="679">
     <w:name w:val="Plain Table 3"/>
-    <w:basedOn w:val="32"/>
+    <w:basedOn w:val="661"/>
     <w:uiPriority w:val="99"/>
     <w:pPr>
       <w:spacing w:after="0" w:line="240" w:lineRule="auto"/>
@@ -1736,9 +1899,9 @@
       </w:rPr>
     </w:tblStylePr>
   </w:style>
-  <w:style w:type="table" w:styleId="53">
+  <w:style w:type="table" w:styleId="680">
     <w:name w:val="Plain Table 4"/>
-    <w:basedOn w:val="32"/>
+    <w:basedOn w:val="661"/>
     <w:uiPriority w:val="99"/>
     <w:pPr>
       <w:spacing w:after="0" w:line="240" w:lineRule="auto"/>
@@ -1793,9 +1956,9 @@
       </w:rPr>
     </w:tblStylePr>
   </w:style>
-  <w:style w:type="table" w:styleId="54">
+  <w:style w:type="table" w:styleId="681">
     <w:name w:val="Plain Table 5"/>
-    <w:basedOn w:val="32"/>
+    <w:basedOn w:val="661"/>
     <w:uiPriority w:val="99"/>
     <w:pPr>
       <w:spacing w:after="0" w:line="240" w:lineRule="auto"/>
@@ -1881,9 +2044,9 @@
       </w:tcPr>
     </w:tblStylePr>
   </w:style>
-  <w:style w:type="table" w:styleId="55">
+  <w:style w:type="table" w:styleId="682">
     <w:name w:val="Grid Table 1 Light"/>
-    <w:basedOn w:val="32"/>
+    <w:basedOn w:val="661"/>
     <w:uiPriority w:val="99"/>
     <w:pPr>
       <w:spacing w:after="0" w:line="240" w:lineRule="auto"/>
@@ -1946,9 +2109,9 @@
       </w:rPr>
     </w:tblStylePr>
   </w:style>
-  <w:style w:type="table" w:styleId="56">
+  <w:style w:type="table" w:styleId="683">
     <w:name w:val="Grid Table 1 Light - Accent 1"/>
-    <w:basedOn w:val="32"/>
+    <w:basedOn w:val="661"/>
     <w:uiPriority w:val="99"/>
     <w:pPr>
       <w:spacing w:after="0" w:line="240" w:lineRule="auto"/>
@@ -2011,9 +2174,9 @@
       </w:rPr>
     </w:tblStylePr>
   </w:style>
-  <w:style w:type="table" w:styleId="57">
+  <w:style w:type="table" w:styleId="684">
     <w:name w:val="Grid Table 1 Light - Accent 2"/>
-    <w:basedOn w:val="32"/>
+    <w:basedOn w:val="661"/>
     <w:uiPriority w:val="99"/>
     <w:pPr>
       <w:spacing w:after="0" w:line="240" w:lineRule="auto"/>
@@ -2076,9 +2239,9 @@
       </w:rPr>
     </w:tblStylePr>
   </w:style>
-  <w:style w:type="table" w:styleId="58">
+  <w:style w:type="table" w:styleId="685">
     <w:name w:val="Grid Table 1 Light - Accent 3"/>
-    <w:basedOn w:val="32"/>
+    <w:basedOn w:val="661"/>
     <w:uiPriority w:val="99"/>
     <w:pPr>
       <w:spacing w:after="0" w:line="240" w:lineRule="auto"/>
@@ -2141,9 +2304,9 @@
       </w:rPr>
     </w:tblStylePr>
   </w:style>
-  <w:style w:type="table" w:styleId="59">
+  <w:style w:type="table" w:styleId="686">
     <w:name w:val="Grid Table 1 Light - Accent 4"/>
-    <w:basedOn w:val="32"/>
+    <w:basedOn w:val="661"/>
     <w:uiPriority w:val="99"/>
     <w:pPr>
       <w:spacing w:after="0" w:line="240" w:lineRule="auto"/>
@@ -2206,9 +2369,9 @@
       </w:rPr>
     </w:tblStylePr>
   </w:style>
-  <w:style w:type="table" w:styleId="60">
+  <w:style w:type="table" w:styleId="687">
     <w:name w:val="Grid Table 1 Light - Accent 5"/>
-    <w:basedOn w:val="32"/>
+    <w:basedOn w:val="661"/>
     <w:uiPriority w:val="99"/>
     <w:pPr>
       <w:spacing w:after="0" w:line="240" w:lineRule="auto"/>
@@ -2271,9 +2434,9 @@
       </w:rPr>
     </w:tblStylePr>
   </w:style>
-  <w:style w:type="table" w:styleId="61">
+  <w:style w:type="table" w:styleId="688">
     <w:name w:val="Grid Table 1 Light - Accent 6"/>
-    <w:basedOn w:val="32"/>
+    <w:basedOn w:val="661"/>
     <w:uiPriority w:val="99"/>
     <w:pPr>
       <w:spacing w:after="0" w:line="240" w:lineRule="auto"/>
@@ -2336,9 +2499,9 @@
       </w:rPr>
     </w:tblStylePr>
   </w:style>
-  <w:style w:type="table" w:styleId="62">
+  <w:style w:type="table" w:styleId="689">
     <w:name w:val="Grid Table 2"/>
-    <w:basedOn w:val="32"/>
+    <w:basedOn w:val="661"/>
     <w:uiPriority w:val="99"/>
     <w:pPr>
       <w:spacing w:after="0" w:line="240" w:lineRule="auto"/>
@@ -2416,9 +2579,9 @@
       </w:tcPr>
     </w:tblStylePr>
   </w:style>
-  <w:style w:type="table" w:styleId="63">
+  <w:style w:type="table" w:styleId="690">
     <w:name w:val="Grid Table 2 - Accent 1"/>
-    <w:basedOn w:val="32"/>
+    <w:basedOn w:val="661"/>
     <w:uiPriority w:val="99"/>
     <w:pPr>
       <w:spacing w:after="0" w:line="240" w:lineRule="auto"/>
@@ -2496,9 +2659,9 @@
       </w:tcPr>
     </w:tblStylePr>
   </w:style>
-  <w:style w:type="table" w:styleId="64">
+  <w:style w:type="table" w:styleId="691">
     <w:name w:val="Grid Table 2 - Accent 2"/>
-    <w:basedOn w:val="32"/>
+    <w:basedOn w:val="661"/>
     <w:uiPriority w:val="99"/>
     <w:pPr>
       <w:spacing w:after="0" w:line="240" w:lineRule="auto"/>
@@ -2576,9 +2739,9 @@
       </w:tcPr>
     </w:tblStylePr>
   </w:style>
-  <w:style w:type="table" w:styleId="65">
+  <w:style w:type="table" w:styleId="692">
     <w:name w:val="Grid Table 2 - Accent 3"/>
-    <w:basedOn w:val="32"/>
+    <w:basedOn w:val="661"/>
     <w:uiPriority w:val="99"/>
     <w:pPr>
       <w:spacing w:after="0" w:line="240" w:lineRule="auto"/>
@@ -2656,9 +2819,9 @@
       </w:tcPr>
     </w:tblStylePr>
   </w:style>
-  <w:style w:type="table" w:styleId="66">
+  <w:style w:type="table" w:styleId="693">
     <w:name w:val="Grid Table 2 - Accent 4"/>
-    <w:basedOn w:val="32"/>
+    <w:basedOn w:val="661"/>
     <w:uiPriority w:val="99"/>
     <w:pPr>
       <w:spacing w:after="0" w:line="240" w:lineRule="auto"/>
@@ -2736,9 +2899,9 @@
       </w:tcPr>
     </w:tblStylePr>
   </w:style>
-  <w:style w:type="table" w:styleId="67">
+  <w:style w:type="table" w:styleId="694">
     <w:name w:val="Grid Table 2 - Accent 5"/>
-    <w:basedOn w:val="32"/>
+    <w:basedOn w:val="661"/>
     <w:uiPriority w:val="99"/>
     <w:pPr>
       <w:spacing w:after="0" w:line="240" w:lineRule="auto"/>
@@ -2816,9 +2979,9 @@
       </w:tcPr>
     </w:tblStylePr>
   </w:style>
-  <w:style w:type="table" w:styleId="68">
+  <w:style w:type="table" w:styleId="695">
     <w:name w:val="Grid Table 2 - Accent 6"/>
-    <w:basedOn w:val="32"/>
+    <w:basedOn w:val="661"/>
     <w:uiPriority w:val="99"/>
     <w:pPr>
       <w:spacing w:after="0" w:line="240" w:lineRule="auto"/>
@@ -2896,9 +3059,9 @@
       </w:tcPr>
     </w:tblStylePr>
   </w:style>
-  <w:style w:type="table" w:styleId="69">
+  <w:style w:type="table" w:styleId="696">
     <w:name w:val="Grid Table 3"/>
-    <w:basedOn w:val="32"/>
+    <w:basedOn w:val="661"/>
     <w:uiPriority w:val="99"/>
     <w:pPr>
       <w:spacing w:after="0" w:line="240" w:lineRule="auto"/>
@@ -2942,7 +3105,7 @@
         <w:jc w:val="right"/>
       </w:pPr>
       <w:tcPr>
-        <w:shd w:color="ffffff"/>
+        <w:shd w:val="clear" w:color="ffffff"/>
         <w:tcBorders>
           <w:top w:val="none" w:color="000000" w:sz="4" w:space="0"/>
           <w:left w:val="none" w:color="000000" w:sz="4" w:space="0"/>
@@ -2972,7 +3135,7 @@
         <w:color w:val="404040"/>
       </w:rPr>
       <w:tcPr>
-        <w:shd w:color="ffffff"/>
+        <w:shd w:val="clear" w:color="ffffff"/>
         <w:tcBorders>
           <w:top w:val="none" w:color="000000" w:sz="4" w:space="0"/>
           <w:left w:val="none" w:color="000000" w:sz="4" w:space="0"/>
@@ -2997,9 +3160,9 @@
       </w:tcPr>
     </w:tblStylePr>
   </w:style>
-  <w:style w:type="table" w:styleId="70">
+  <w:style w:type="table" w:styleId="697">
     <w:name w:val="Grid Table 3 - Accent 1"/>
-    <w:basedOn w:val="32"/>
+    <w:basedOn w:val="661"/>
     <w:uiPriority w:val="99"/>
     <w:pPr>
       <w:spacing w:after="0" w:line="240" w:lineRule="auto"/>
@@ -3043,7 +3206,7 @@
         <w:jc w:val="right"/>
       </w:pPr>
       <w:tcPr>
-        <w:shd w:color="ffffff"/>
+        <w:shd w:val="clear" w:color="ffffff"/>
         <w:tcBorders>
           <w:top w:val="none" w:color="000000" w:sz="4" w:space="0"/>
           <w:left w:val="none" w:color="000000" w:sz="4" w:space="0"/>
@@ -3073,7 +3236,7 @@
         <w:color w:val="404040"/>
       </w:rPr>
       <w:tcPr>
-        <w:shd w:color="ffffff"/>
+        <w:shd w:val="clear" w:color="ffffff"/>
         <w:tcBorders>
           <w:top w:val="none" w:color="000000" w:sz="4" w:space="0"/>
           <w:left w:val="none" w:color="000000" w:sz="4" w:space="0"/>
@@ -3098,9 +3261,9 @@
       </w:tcPr>
     </w:tblStylePr>
   </w:style>
-  <w:style w:type="table" w:styleId="71">
+  <w:style w:type="table" w:styleId="698">
     <w:name w:val="Grid Table 3 - Accent 2"/>
-    <w:basedOn w:val="32"/>
+    <w:basedOn w:val="661"/>
     <w:uiPriority w:val="99"/>
     <w:pPr>
       <w:spacing w:after="0" w:line="240" w:lineRule="auto"/>
@@ -3144,7 +3307,7 @@
         <w:jc w:val="right"/>
       </w:pPr>
       <w:tcPr>
-        <w:shd w:color="ffffff"/>
+        <w:shd w:val="clear" w:color="ffffff"/>
         <w:tcBorders>
           <w:top w:val="none" w:color="000000" w:sz="4" w:space="0"/>
           <w:left w:val="none" w:color="000000" w:sz="4" w:space="0"/>
@@ -3174,7 +3337,7 @@
         <w:color w:val="404040"/>
       </w:rPr>
       <w:tcPr>
-        <w:shd w:color="ffffff"/>
+        <w:shd w:val="clear" w:color="ffffff"/>
         <w:tcBorders>
           <w:top w:val="none" w:color="000000" w:sz="4" w:space="0"/>
           <w:left w:val="none" w:color="000000" w:sz="4" w:space="0"/>
@@ -3199,9 +3362,9 @@
       </w:tcPr>
     </w:tblStylePr>
   </w:style>
-  <w:style w:type="table" w:styleId="72">
+  <w:style w:type="table" w:styleId="699">
     <w:name w:val="Grid Table 3 - Accent 3"/>
-    <w:basedOn w:val="32"/>
+    <w:basedOn w:val="661"/>
     <w:uiPriority w:val="99"/>
     <w:pPr>
       <w:spacing w:after="0" w:line="240" w:lineRule="auto"/>
@@ -3245,7 +3408,7 @@
         <w:jc w:val="right"/>
       </w:pPr>
       <w:tcPr>
-        <w:shd w:color="ffffff"/>
+        <w:shd w:val="clear" w:color="ffffff"/>
         <w:tcBorders>
           <w:top w:val="none" w:color="000000" w:sz="4" w:space="0"/>
           <w:left w:val="none" w:color="000000" w:sz="4" w:space="0"/>
@@ -3275,7 +3438,7 @@
         <w:color w:val="404040"/>
       </w:rPr>
       <w:tcPr>
-        <w:shd w:color="ffffff"/>
+        <w:shd w:val="clear" w:color="ffffff"/>
         <w:tcBorders>
           <w:top w:val="none" w:color="000000" w:sz="4" w:space="0"/>
           <w:left w:val="none" w:color="000000" w:sz="4" w:space="0"/>
@@ -3300,9 +3463,9 @@
       </w:tcPr>
     </w:tblStylePr>
   </w:style>
-  <w:style w:type="table" w:styleId="73">
+  <w:style w:type="table" w:styleId="700">
     <w:name w:val="Grid Table 3 - Accent 4"/>
-    <w:basedOn w:val="32"/>
+    <w:basedOn w:val="661"/>
     <w:uiPriority w:val="99"/>
     <w:pPr>
       <w:spacing w:after="0" w:line="240" w:lineRule="auto"/>
@@ -3346,7 +3509,7 @@
         <w:jc w:val="right"/>
       </w:pPr>
       <w:tcPr>
-        <w:shd w:color="ffffff"/>
+        <w:shd w:val="clear" w:color="ffffff"/>
         <w:tcBorders>
           <w:top w:val="none" w:color="000000" w:sz="4" w:space="0"/>
           <w:left w:val="none" w:color="000000" w:sz="4" w:space="0"/>
@@ -3376,7 +3539,7 @@
         <w:color w:val="404040"/>
       </w:rPr>
       <w:tcPr>
-        <w:shd w:color="ffffff"/>
+        <w:shd w:val="clear" w:color="ffffff"/>
         <w:tcBorders>
           <w:top w:val="none" w:color="000000" w:sz="4" w:space="0"/>
           <w:left w:val="none" w:color="000000" w:sz="4" w:space="0"/>
@@ -3401,9 +3564,9 @@
       </w:tcPr>
     </w:tblStylePr>
   </w:style>
-  <w:style w:type="table" w:styleId="74">
+  <w:style w:type="table" w:styleId="701">
     <w:name w:val="Grid Table 3 - Accent 5"/>
-    <w:basedOn w:val="32"/>
+    <w:basedOn w:val="661"/>
     <w:uiPriority w:val="99"/>
     <w:pPr>
       <w:spacing w:after="0" w:line="240" w:lineRule="auto"/>
@@ -3447,7 +3610,7 @@
         <w:jc w:val="right"/>
       </w:pPr>
       <w:tcPr>
-        <w:shd w:color="ffffff"/>
+        <w:shd w:val="clear" w:color="ffffff"/>
         <w:tcBorders>
           <w:top w:val="none" w:color="000000" w:sz="4" w:space="0"/>
           <w:left w:val="none" w:color="000000" w:sz="4" w:space="0"/>
@@ -3477,7 +3640,7 @@
         <w:color w:val="404040"/>
       </w:rPr>
       <w:tcPr>
-        <w:shd w:color="ffffff"/>
+        <w:shd w:val="clear" w:color="ffffff"/>
         <w:tcBorders>
           <w:top w:val="none" w:color="000000" w:sz="4" w:space="0"/>
           <w:left w:val="none" w:color="000000" w:sz="4" w:space="0"/>
@@ -3502,9 +3665,9 @@
       </w:tcPr>
     </w:tblStylePr>
   </w:style>
-  <w:style w:type="table" w:styleId="75">
+  <w:style w:type="table" w:styleId="702">
     <w:name w:val="Grid Table 3 - Accent 6"/>
-    <w:basedOn w:val="32"/>
+    <w:basedOn w:val="661"/>
     <w:uiPriority w:val="99"/>
     <w:pPr>
       <w:spacing w:after="0" w:line="240" w:lineRule="auto"/>
@@ -3548,7 +3711,7 @@
         <w:jc w:val="right"/>
       </w:pPr>
       <w:tcPr>
-        <w:shd w:color="ffffff"/>
+        <w:shd w:val="clear" w:color="ffffff"/>
         <w:tcBorders>
           <w:top w:val="none" w:color="000000" w:sz="4" w:space="0"/>
           <w:left w:val="none" w:color="000000" w:sz="4" w:space="0"/>
@@ -3578,7 +3741,7 @@
         <w:color w:val="404040"/>
       </w:rPr>
       <w:tcPr>
-        <w:shd w:color="ffffff"/>
+        <w:shd w:val="clear" w:color="ffffff"/>
         <w:tcBorders>
           <w:top w:val="none" w:color="000000" w:sz="4" w:space="0"/>
           <w:left w:val="none" w:color="000000" w:sz="4" w:space="0"/>
@@ -3603,9 +3766,9 @@
       </w:tcPr>
     </w:tblStylePr>
   </w:style>
-  <w:style w:type="table" w:styleId="76">
+  <w:style w:type="table" w:styleId="703">
     <w:name w:val="Grid Table 4"/>
-    <w:basedOn w:val="32"/>
+    <w:basedOn w:val="661"/>
     <w:uiPriority w:val="59"/>
     <w:pPr>
       <w:spacing w:after="0" w:line="240" w:lineRule="auto"/>
@@ -3684,9 +3847,9 @@
       </w:tcPr>
     </w:tblStylePr>
   </w:style>
-  <w:style w:type="table" w:styleId="77">
+  <w:style w:type="table" w:styleId="704">
     <w:name w:val="Grid Table 4 - Accent 1"/>
-    <w:basedOn w:val="32"/>
+    <w:basedOn w:val="661"/>
     <w:uiPriority w:val="59"/>
     <w:pPr>
       <w:spacing w:after="0" w:line="240" w:lineRule="auto"/>
@@ -3765,9 +3928,9 @@
       </w:tcPr>
     </w:tblStylePr>
   </w:style>
-  <w:style w:type="table" w:styleId="78">
+  <w:style w:type="table" w:styleId="705">
     <w:name w:val="Grid Table 4 - Accent 2"/>
-    <w:basedOn w:val="32"/>
+    <w:basedOn w:val="661"/>
     <w:uiPriority w:val="59"/>
     <w:pPr>
       <w:spacing w:after="0" w:line="240" w:lineRule="auto"/>
@@ -3846,9 +4009,9 @@
       </w:tcPr>
     </w:tblStylePr>
   </w:style>
-  <w:style w:type="table" w:styleId="79">
+  <w:style w:type="table" w:styleId="706">
     <w:name w:val="Grid Table 4 - Accent 3"/>
-    <w:basedOn w:val="32"/>
+    <w:basedOn w:val="661"/>
     <w:uiPriority w:val="59"/>
     <w:pPr>
       <w:spacing w:after="0" w:line="240" w:lineRule="auto"/>
@@ -3927,9 +4090,9 @@
       </w:tcPr>
     </w:tblStylePr>
   </w:style>
-  <w:style w:type="table" w:styleId="80">
+  <w:style w:type="table" w:styleId="707">
     <w:name w:val="Grid Table 4 - Accent 4"/>
-    <w:basedOn w:val="32"/>
+    <w:basedOn w:val="661"/>
     <w:uiPriority w:val="59"/>
     <w:pPr>
       <w:spacing w:after="0" w:line="240" w:lineRule="auto"/>
@@ -4008,9 +4171,9 @@
       </w:tcPr>
     </w:tblStylePr>
   </w:style>
-  <w:style w:type="table" w:styleId="81">
+  <w:style w:type="table" w:styleId="708">
     <w:name w:val="Grid Table 4 - Accent 5"/>
-    <w:basedOn w:val="32"/>
+    <w:basedOn w:val="661"/>
     <w:uiPriority w:val="59"/>
     <w:pPr>
       <w:spacing w:after="0" w:line="240" w:lineRule="auto"/>
@@ -4089,9 +4252,9 @@
       </w:tcPr>
     </w:tblStylePr>
   </w:style>
-  <w:style w:type="table" w:styleId="82">
+  <w:style w:type="table" w:styleId="709">
     <w:name w:val="Grid Table 4 - Accent 6"/>
-    <w:basedOn w:val="32"/>
+    <w:basedOn w:val="661"/>
     <w:uiPriority w:val="59"/>
     <w:pPr>
       <w:spacing w:after="0" w:line="240" w:lineRule="auto"/>
@@ -4170,9 +4333,9 @@
       </w:tcPr>
     </w:tblStylePr>
   </w:style>
-  <w:style w:type="table" w:styleId="83">
+  <w:style w:type="table" w:styleId="710">
     <w:name w:val="Grid Table 5 Dark"/>
-    <w:basedOn w:val="32"/>
+    <w:basedOn w:val="661"/>
     <w:uiPriority w:val="99"/>
     <w:pPr>
       <w:spacing w:after="0" w:line="240" w:lineRule="auto"/>
@@ -4249,9 +4412,9 @@
       </w:tcPr>
     </w:tblStylePr>
   </w:style>
-  <w:style w:type="table" w:styleId="84">
+  <w:style w:type="table" w:styleId="711">
     <w:name w:val="Grid Table 5 Dark- Accent 1"/>
-    <w:basedOn w:val="32"/>
+    <w:basedOn w:val="661"/>
     <w:uiPriority w:val="99"/>
     <w:pPr>
       <w:spacing w:after="0" w:line="240" w:lineRule="auto"/>
@@ -4328,9 +4491,9 @@
       </w:tcPr>
     </w:tblStylePr>
   </w:style>
-  <w:style w:type="table" w:styleId="85">
+  <w:style w:type="table" w:styleId="712">
     <w:name w:val="Grid Table 5 Dark - Accent 2"/>
-    <w:basedOn w:val="32"/>
+    <w:basedOn w:val="661"/>
     <w:uiPriority w:val="99"/>
     <w:pPr>
       <w:spacing w:after="0" w:line="240" w:lineRule="auto"/>
@@ -4407,9 +4570,9 @@
       </w:tcPr>
     </w:tblStylePr>
   </w:style>
-  <w:style w:type="table" w:styleId="86">
+  <w:style w:type="table" w:styleId="713">
     <w:name w:val="Grid Table 5 Dark - Accent 3"/>
-    <w:basedOn w:val="32"/>
+    <w:basedOn w:val="661"/>
     <w:uiPriority w:val="99"/>
     <w:pPr>
       <w:spacing w:after="0" w:line="240" w:lineRule="auto"/>
@@ -4486,9 +4649,9 @@
       </w:tcPr>
     </w:tblStylePr>
   </w:style>
-  <w:style w:type="table" w:styleId="87">
+  <w:style w:type="table" w:styleId="714">
     <w:name w:val="Grid Table 5 Dark- Accent 4"/>
-    <w:basedOn w:val="32"/>
+    <w:basedOn w:val="661"/>
     <w:uiPriority w:val="99"/>
     <w:pPr>
       <w:spacing w:after="0" w:line="240" w:lineRule="auto"/>
@@ -4565,9 +4728,9 @@
       </w:tcPr>
     </w:tblStylePr>
   </w:style>
-  <w:style w:type="table" w:styleId="88">
+  <w:style w:type="table" w:styleId="715">
     <w:name w:val="Grid Table 5 Dark - Accent 5"/>
-    <w:basedOn w:val="32"/>
+    <w:basedOn w:val="661"/>
     <w:uiPriority w:val="99"/>
     <w:pPr>
       <w:spacing w:after="0" w:line="240" w:lineRule="auto"/>
@@ -4644,9 +4807,9 @@
       </w:tcPr>
     </w:tblStylePr>
   </w:style>
-  <w:style w:type="table" w:styleId="89">
+  <w:style w:type="table" w:styleId="716">
     <w:name w:val="Grid Table 5 Dark - Accent 6"/>
-    <w:basedOn w:val="32"/>
+    <w:basedOn w:val="661"/>
     <w:uiPriority w:val="99"/>
     <w:pPr>
       <w:spacing w:after="0" w:line="240" w:lineRule="auto"/>
@@ -4723,9 +4886,9 @@
       </w:tcPr>
     </w:tblStylePr>
   </w:style>
-  <w:style w:type="table" w:styleId="90">
+  <w:style w:type="table" w:styleId="717">
     <w:name w:val="Grid Table 6 Colorful"/>
-    <w:basedOn w:val="32"/>
+    <w:basedOn w:val="661"/>
     <w:uiPriority w:val="99"/>
     <w:pPr>
       <w:spacing w:after="0" w:line="240" w:lineRule="auto"/>
@@ -4802,9 +4965,9 @@
       </w:rPr>
     </w:tblStylePr>
   </w:style>
-  <w:style w:type="table" w:styleId="91">
+  <w:style w:type="table" w:styleId="718">
     <w:name w:val="Grid Table 6 Colorful - Accent 1"/>
-    <w:basedOn w:val="32"/>
+    <w:basedOn w:val="661"/>
     <w:uiPriority w:val="99"/>
     <w:pPr>
       <w:spacing w:after="0" w:line="240" w:lineRule="auto"/>
@@ -4881,9 +5044,9 @@
       </w:rPr>
     </w:tblStylePr>
   </w:style>
-  <w:style w:type="table" w:styleId="92">
+  <w:style w:type="table" w:styleId="719">
     <w:name w:val="Grid Table 6 Colorful - Accent 2"/>
-    <w:basedOn w:val="32"/>
+    <w:basedOn w:val="661"/>
     <w:uiPriority w:val="99"/>
     <w:pPr>
       <w:spacing w:after="0" w:line="240" w:lineRule="auto"/>
@@ -4960,9 +5123,9 @@
       </w:rPr>
     </w:tblStylePr>
   </w:style>
-  <w:style w:type="table" w:styleId="93">
+  <w:style w:type="table" w:styleId="720">
     <w:name w:val="Grid Table 6 Colorful - Accent 3"/>
-    <w:basedOn w:val="32"/>
+    <w:basedOn w:val="661"/>
     <w:uiPriority w:val="99"/>
     <w:pPr>
       <w:spacing w:after="0" w:line="240" w:lineRule="auto"/>
@@ -5039,9 +5202,9 @@
       </w:rPr>
     </w:tblStylePr>
   </w:style>
-  <w:style w:type="table" w:styleId="94">
+  <w:style w:type="table" w:styleId="721">
     <w:name w:val="Grid Table 6 Colorful - Accent 4"/>
-    <w:basedOn w:val="32"/>
+    <w:basedOn w:val="661"/>
     <w:uiPriority w:val="99"/>
     <w:pPr>
       <w:spacing w:after="0" w:line="240" w:lineRule="auto"/>
@@ -5118,9 +5281,9 @@
       </w:rPr>
     </w:tblStylePr>
   </w:style>
-  <w:style w:type="table" w:styleId="95">
+  <w:style w:type="table" w:styleId="722">
     <w:name w:val="Grid Table 6 Colorful - Accent 5"/>
-    <w:basedOn w:val="32"/>
+    <w:basedOn w:val="661"/>
     <w:uiPriority w:val="99"/>
     <w:pPr>
       <w:spacing w:after="0" w:line="240" w:lineRule="auto"/>
@@ -5197,9 +5360,9 @@
       </w:rPr>
     </w:tblStylePr>
   </w:style>
-  <w:style w:type="table" w:styleId="96">
+  <w:style w:type="table" w:styleId="723">
     <w:name w:val="Grid Table 6 Colorful - Accent 6"/>
-    <w:basedOn w:val="32"/>
+    <w:basedOn w:val="661"/>
     <w:uiPriority w:val="99"/>
     <w:pPr>
       <w:spacing w:after="0" w:line="240" w:lineRule="auto"/>
@@ -5276,9 +5439,9 @@
       </w:rPr>
     </w:tblStylePr>
   </w:style>
-  <w:style w:type="table" w:styleId="97">
+  <w:style w:type="table" w:styleId="724">
     <w:name w:val="Grid Table 7 Colorful"/>
-    <w:basedOn w:val="32"/>
+    <w:basedOn w:val="661"/>
     <w:uiPriority w:val="99"/>
     <w:pPr>
       <w:spacing w:after="0" w:line="240" w:lineRule="auto"/>
@@ -5327,11 +5490,11 @@
         <w:jc w:val="right"/>
       </w:pPr>
       <w:tcPr>
-        <w:shd w:color="ffffff"/>
-        <w:tcBorders>
-          <w:top w:val="none"/>
-          <w:left w:val="none"/>
-          <w:bottom w:val="none"/>
+        <w:shd w:val="clear" w:color="ffffff"/>
+        <w:tcBorders>
+          <w:top w:val="none" w:color="000000" w:sz="4" w:space="0"/>
+          <w:left w:val="none" w:color="000000" w:sz="4" w:space="0"/>
+          <w:bottom w:val="none" w:color="000000" w:sz="4" w:space="0"/>
           <w:right w:val="single" w:color="000000" w:themeColor="text1" w:themeTint="80" w:sz="4" w:space="0"/>
         </w:tcBorders>
       </w:tcPr>
@@ -5346,10 +5509,10 @@
       <w:tcPr>
         <w:shd w:val="clear" w:color="ffffff" w:themeColor="light1" w:fill="ffffff" w:themeFill="light1"/>
         <w:tcBorders>
-          <w:top w:val="none"/>
-          <w:left w:val="none"/>
+          <w:top w:val="none" w:color="000000" w:sz="4" w:space="0"/>
+          <w:left w:val="none" w:color="000000" w:sz="4" w:space="0"/>
           <w:bottom w:val="single" w:color="000000" w:themeColor="text1" w:themeTint="80" w:sz="4" w:space="0"/>
-          <w:right w:val="none"/>
+          <w:right w:val="none" w:color="000000" w:sz="4" w:space="0"/>
         </w:tcBorders>
       </w:tcPr>
     </w:tblStylePr>
@@ -5361,12 +5524,12 @@
         <w:sz w:val="22"/>
       </w:rPr>
       <w:tcPr>
-        <w:shd w:color="ffffff"/>
-        <w:tcBorders>
-          <w:top w:val="none"/>
+        <w:shd w:val="clear" w:color="ffffff"/>
+        <w:tcBorders>
+          <w:top w:val="none" w:color="000000" w:sz="4" w:space="0"/>
           <w:left w:val="single" w:color="000000" w:themeColor="text1" w:themeTint="80" w:sz="4" w:space="0"/>
-          <w:bottom w:val="none"/>
-          <w:right w:val="none"/>
+          <w:bottom w:val="none" w:color="000000" w:sz="4" w:space="0"/>
+          <w:right w:val="none" w:color="000000" w:sz="4" w:space="0"/>
         </w:tcBorders>
       </w:tcPr>
     </w:tblStylePr>
@@ -5381,16 +5544,16 @@
         <w:shd w:val="clear" w:color="ffffff" w:themeColor="light1" w:fill="ffffff" w:themeFill="light1"/>
         <w:tcBorders>
           <w:top w:val="single" w:color="000000" w:themeColor="text1" w:themeTint="80" w:sz="4" w:space="0"/>
-          <w:left w:val="none"/>
-          <w:bottom w:val="none"/>
-          <w:right w:val="none"/>
-        </w:tcBorders>
-      </w:tcPr>
-    </w:tblStylePr>
-  </w:style>
-  <w:style w:type="table" w:styleId="98">
+          <w:left w:val="none" w:color="000000" w:sz="4" w:space="0"/>
+          <w:bottom w:val="none" w:color="000000" w:sz="4" w:space="0"/>
+          <w:right w:val="none" w:color="000000" w:sz="4" w:space="0"/>
+        </w:tcBorders>
+      </w:tcPr>
+    </w:tblStylePr>
+  </w:style>
+  <w:style w:type="table" w:styleId="725">
     <w:name w:val="Grid Table 7 Colorful - Accent 1"/>
-    <w:basedOn w:val="32"/>
+    <w:basedOn w:val="661"/>
     <w:uiPriority w:val="99"/>
     <w:pPr>
       <w:spacing w:after="0" w:line="240" w:lineRule="auto"/>
@@ -5439,11 +5602,11 @@
         <w:jc w:val="right"/>
       </w:pPr>
       <w:tcPr>
-        <w:shd w:color="ffffff"/>
-        <w:tcBorders>
-          <w:top w:val="none"/>
-          <w:left w:val="none"/>
-          <w:bottom w:val="none"/>
+        <w:shd w:val="clear" w:color="ffffff"/>
+        <w:tcBorders>
+          <w:top w:val="none" w:color="000000" w:sz="4" w:space="0"/>
+          <w:left w:val="none" w:color="000000" w:sz="4" w:space="0"/>
+          <w:bottom w:val="none" w:color="000000" w:sz="4" w:space="0"/>
           <w:right w:val="single" w:color="000000" w:themeColor="accent1" w:themeTint="80" w:sz="4" w:space="0"/>
         </w:tcBorders>
       </w:tcPr>
@@ -5458,10 +5621,10 @@
       <w:tcPr>
         <w:shd w:val="clear" w:color="ffffff" w:themeColor="light1" w:fill="ffffff" w:themeFill="light1"/>
         <w:tcBorders>
-          <w:top w:val="none"/>
-          <w:left w:val="none"/>
+          <w:top w:val="none" w:color="000000" w:sz="4" w:space="0"/>
+          <w:left w:val="none" w:color="000000" w:sz="4" w:space="0"/>
           <w:bottom w:val="single" w:color="000000" w:themeColor="accent1" w:themeTint="80" w:sz="4" w:space="0"/>
-          <w:right w:val="none"/>
+          <w:right w:val="none" w:color="000000" w:sz="4" w:space="0"/>
         </w:tcBorders>
       </w:tcPr>
     </w:tblStylePr>
@@ -5473,12 +5636,12 @@
         <w:sz w:val="22"/>
       </w:rPr>
       <w:tcPr>
-        <w:shd w:color="ffffff"/>
-        <w:tcBorders>
-          <w:top w:val="none"/>
+        <w:shd w:val="clear" w:color="ffffff"/>
+        <w:tcBorders>
+          <w:top w:val="none" w:color="000000" w:sz="4" w:space="0"/>
           <w:left w:val="single" w:color="000000" w:themeColor="accent1" w:themeTint="80" w:sz="4" w:space="0"/>
-          <w:bottom w:val="none"/>
-          <w:right w:val="none"/>
+          <w:bottom w:val="none" w:color="000000" w:sz="4" w:space="0"/>
+          <w:right w:val="none" w:color="000000" w:sz="4" w:space="0"/>
         </w:tcBorders>
       </w:tcPr>
     </w:tblStylePr>
@@ -5493,16 +5656,16 @@
         <w:shd w:val="clear" w:color="ffffff" w:themeColor="light1" w:fill="ffffff" w:themeFill="light1"/>
         <w:tcBorders>
           <w:top w:val="single" w:color="000000" w:themeColor="accent1" w:themeTint="80" w:sz="4" w:space="0"/>
-          <w:left w:val="none"/>
-          <w:bottom w:val="none"/>
-          <w:right w:val="none"/>
-        </w:tcBorders>
-      </w:tcPr>
-    </w:tblStylePr>
-  </w:style>
-  <w:style w:type="table" w:styleId="99">
+          <w:left w:val="none" w:color="000000" w:sz="4" w:space="0"/>
+          <w:bottom w:val="none" w:color="000000" w:sz="4" w:space="0"/>
+          <w:right w:val="none" w:color="000000" w:sz="4" w:space="0"/>
+        </w:tcBorders>
+      </w:tcPr>
+    </w:tblStylePr>
+  </w:style>
+  <w:style w:type="table" w:styleId="726">
     <w:name w:val="Grid Table 7 Colorful - Accent 2"/>
-    <w:basedOn w:val="32"/>
+    <w:basedOn w:val="661"/>
     <w:uiPriority w:val="99"/>
     <w:pPr>
       <w:spacing w:after="0" w:line="240" w:lineRule="auto"/>
@@ -5551,11 +5714,11 @@
         <w:jc w:val="right"/>
       </w:pPr>
       <w:tcPr>
-        <w:shd w:color="ffffff"/>
-        <w:tcBorders>
-          <w:top w:val="none"/>
-          <w:left w:val="none"/>
-          <w:bottom w:val="none"/>
+        <w:shd w:val="clear" w:color="ffffff"/>
+        <w:tcBorders>
+          <w:top w:val="none" w:color="000000" w:sz="4" w:space="0"/>
+          <w:left w:val="none" w:color="000000" w:sz="4" w:space="0"/>
+          <w:bottom w:val="none" w:color="000000" w:sz="4" w:space="0"/>
           <w:right w:val="single" w:color="000000" w:themeColor="accent2" w:themeTint="97" w:sz="4" w:space="0"/>
         </w:tcBorders>
       </w:tcPr>
@@ -5570,10 +5733,10 @@
       <w:tcPr>
         <w:shd w:val="clear" w:color="ffffff" w:themeColor="light1" w:fill="ffffff" w:themeFill="light1"/>
         <w:tcBorders>
-          <w:top w:val="none"/>
-          <w:left w:val="none"/>
+          <w:top w:val="none" w:color="000000" w:sz="4" w:space="0"/>
+          <w:left w:val="none" w:color="000000" w:sz="4" w:space="0"/>
           <w:bottom w:val="single" w:color="000000" w:themeColor="accent2" w:themeTint="97" w:sz="4" w:space="0"/>
-          <w:right w:val="none"/>
+          <w:right w:val="none" w:color="000000" w:sz="4" w:space="0"/>
         </w:tcBorders>
       </w:tcPr>
     </w:tblStylePr>
@@ -5585,12 +5748,12 @@
         <w:sz w:val="22"/>
       </w:rPr>
       <w:tcPr>
-        <w:shd w:color="ffffff"/>
-        <w:tcBorders>
-          <w:top w:val="none"/>
+        <w:shd w:val="clear" w:color="ffffff"/>
+        <w:tcBorders>
+          <w:top w:val="none" w:color="000000" w:sz="4" w:space="0"/>
           <w:left w:val="single" w:color="000000" w:themeColor="accent2" w:themeTint="97" w:sz="4" w:space="0"/>
-          <w:bottom w:val="none"/>
-          <w:right w:val="none"/>
+          <w:bottom w:val="none" w:color="000000" w:sz="4" w:space="0"/>
+          <w:right w:val="none" w:color="000000" w:sz="4" w:space="0"/>
         </w:tcBorders>
       </w:tcPr>
     </w:tblStylePr>
@@ -5605,16 +5768,16 @@
         <w:shd w:val="clear" w:color="ffffff" w:themeColor="light1" w:fill="ffffff" w:themeFill="light1"/>
         <w:tcBorders>
           <w:top w:val="single" w:color="000000" w:themeColor="accent2" w:themeTint="97" w:sz="4" w:space="0"/>
-          <w:left w:val="none"/>
-          <w:bottom w:val="none"/>
-          <w:right w:val="none"/>
-        </w:tcBorders>
-      </w:tcPr>
-    </w:tblStylePr>
-  </w:style>
-  <w:style w:type="table" w:styleId="100">
+          <w:left w:val="none" w:color="000000" w:sz="4" w:space="0"/>
+          <w:bottom w:val="none" w:color="000000" w:sz="4" w:space="0"/>
+          <w:right w:val="none" w:color="000000" w:sz="4" w:space="0"/>
+        </w:tcBorders>
+      </w:tcPr>
+    </w:tblStylePr>
+  </w:style>
+  <w:style w:type="table" w:styleId="727">
     <w:name w:val="Grid Table 7 Colorful - Accent 3"/>
-    <w:basedOn w:val="32"/>
+    <w:basedOn w:val="661"/>
     <w:uiPriority w:val="99"/>
     <w:pPr>
       <w:spacing w:after="0" w:line="240" w:lineRule="auto"/>
@@ -5663,11 +5826,11 @@
         <w:jc w:val="right"/>
       </w:pPr>
       <w:tcPr>
-        <w:shd w:color="ffffff"/>
-        <w:tcBorders>
-          <w:top w:val="none"/>
-          <w:left w:val="none"/>
-          <w:bottom w:val="none"/>
+        <w:shd w:val="clear" w:color="ffffff"/>
+        <w:tcBorders>
+          <w:top w:val="none" w:color="000000" w:sz="4" w:space="0"/>
+          <w:left w:val="none" w:color="000000" w:sz="4" w:space="0"/>
+          <w:bottom w:val="none" w:color="000000" w:sz="4" w:space="0"/>
           <w:right w:val="single" w:color="000000" w:themeColor="accent3" w:themeTint="FE" w:sz="4" w:space="0"/>
         </w:tcBorders>
       </w:tcPr>
@@ -5682,10 +5845,10 @@
       <w:tcPr>
         <w:shd w:val="clear" w:color="ffffff" w:themeColor="light1" w:fill="ffffff" w:themeFill="light1"/>
         <w:tcBorders>
-          <w:top w:val="none"/>
-          <w:left w:val="none"/>
+          <w:top w:val="none" w:color="000000" w:sz="4" w:space="0"/>
+          <w:left w:val="none" w:color="000000" w:sz="4" w:space="0"/>
           <w:bottom w:val="single" w:color="000000" w:themeColor="accent3" w:themeTint="FE" w:sz="4" w:space="0"/>
-          <w:right w:val="none"/>
+          <w:right w:val="none" w:color="000000" w:sz="4" w:space="0"/>
         </w:tcBorders>
       </w:tcPr>
     </w:tblStylePr>
@@ -5697,12 +5860,12 @@
         <w:sz w:val="22"/>
       </w:rPr>
       <w:tcPr>
-        <w:shd w:color="ffffff"/>
-        <w:tcBorders>
-          <w:top w:val="none"/>
+        <w:shd w:val="clear" w:color="ffffff"/>
+        <w:tcBorders>
+          <w:top w:val="none" w:color="000000" w:sz="4" w:space="0"/>
           <w:left w:val="single" w:color="000000" w:themeColor="accent3" w:themeTint="FE" w:sz="4" w:space="0"/>
-          <w:bottom w:val="none"/>
-          <w:right w:val="none"/>
+          <w:bottom w:val="none" w:color="000000" w:sz="4" w:space="0"/>
+          <w:right w:val="none" w:color="000000" w:sz="4" w:space="0"/>
         </w:tcBorders>
       </w:tcPr>
     </w:tblStylePr>
@@ -5717,16 +5880,16 @@
         <w:shd w:val="clear" w:color="ffffff" w:themeColor="light1" w:fill="ffffff" w:themeFill="light1"/>
         <w:tcBorders>
           <w:top w:val="single" w:color="000000" w:themeColor="accent3" w:themeTint="FE" w:sz="4" w:space="0"/>
-          <w:left w:val="none"/>
-          <w:bottom w:val="none"/>
-          <w:right w:val="none"/>
-        </w:tcBorders>
-      </w:tcPr>
-    </w:tblStylePr>
-  </w:style>
-  <w:style w:type="table" w:styleId="101">
+          <w:left w:val="none" w:color="000000" w:sz="4" w:space="0"/>
+          <w:bottom w:val="none" w:color="000000" w:sz="4" w:space="0"/>
+          <w:right w:val="none" w:color="000000" w:sz="4" w:space="0"/>
+        </w:tcBorders>
+      </w:tcPr>
+    </w:tblStylePr>
+  </w:style>
+  <w:style w:type="table" w:styleId="728">
     <w:name w:val="Grid Table 7 Colorful - Accent 4"/>
-    <w:basedOn w:val="32"/>
+    <w:basedOn w:val="661"/>
     <w:uiPriority w:val="99"/>
     <w:pPr>
       <w:spacing w:after="0" w:line="240" w:lineRule="auto"/>
@@ -5775,11 +5938,11 @@
         <w:jc w:val="right"/>
       </w:pPr>
       <w:tcPr>
-        <w:shd w:color="ffffff"/>
-        <w:tcBorders>
-          <w:top w:val="none"/>
-          <w:left w:val="none"/>
-          <w:bottom w:val="none"/>
+        <w:shd w:val="clear" w:color="ffffff"/>
+        <w:tcBorders>
+          <w:top w:val="none" w:color="000000" w:sz="4" w:space="0"/>
+          <w:left w:val="none" w:color="000000" w:sz="4" w:space="0"/>
+          <w:bottom w:val="none" w:color="000000" w:sz="4" w:space="0"/>
           <w:right w:val="single" w:color="000000" w:themeColor="accent4" w:themeTint="9A" w:sz="4" w:space="0"/>
         </w:tcBorders>
       </w:tcPr>
@@ -5794,10 +5957,10 @@
       <w:tcPr>
         <w:shd w:val="clear" w:color="ffffff" w:themeColor="light1" w:fill="ffffff" w:themeFill="light1"/>
         <w:tcBorders>
-          <w:top w:val="none"/>
-          <w:left w:val="none"/>
+          <w:top w:val="none" w:color="000000" w:sz="4" w:space="0"/>
+          <w:left w:val="none" w:color="000000" w:sz="4" w:space="0"/>
           <w:bottom w:val="single" w:color="000000" w:themeColor="accent4" w:themeTint="9A" w:sz="4" w:space="0"/>
-          <w:right w:val="none"/>
+          <w:right w:val="none" w:color="000000" w:sz="4" w:space="0"/>
         </w:tcBorders>
       </w:tcPr>
     </w:tblStylePr>
@@ -5809,12 +5972,12 @@
         <w:sz w:val="22"/>
       </w:rPr>
       <w:tcPr>
-        <w:shd w:color="ffffff"/>
-        <w:tcBorders>
-          <w:top w:val="none"/>
+        <w:shd w:val="clear" w:color="ffffff"/>
+        <w:tcBorders>
+          <w:top w:val="none" w:color="000000" w:sz="4" w:space="0"/>
           <w:left w:val="single" w:color="000000" w:themeColor="accent4" w:themeTint="9A" w:sz="4" w:space="0"/>
-          <w:bottom w:val="none"/>
-          <w:right w:val="none"/>
+          <w:bottom w:val="none" w:color="000000" w:sz="4" w:space="0"/>
+          <w:right w:val="none" w:color="000000" w:sz="4" w:space="0"/>
         </w:tcBorders>
       </w:tcPr>
     </w:tblStylePr>
@@ -5829,16 +5992,16 @@
         <w:shd w:val="clear" w:color="ffffff" w:themeColor="light1" w:fill="ffffff" w:themeFill="light1"/>
         <w:tcBorders>
           <w:top w:val="single" w:color="000000" w:themeColor="accent4" w:themeTint="9A" w:sz="4" w:space="0"/>
-          <w:left w:val="none"/>
-          <w:bottom w:val="none"/>
-          <w:right w:val="none"/>
-        </w:tcBorders>
-      </w:tcPr>
-    </w:tblStylePr>
-  </w:style>
-  <w:style w:type="table" w:styleId="102">
+          <w:left w:val="none" w:color="000000" w:sz="4" w:space="0"/>
+          <w:bottom w:val="none" w:color="000000" w:sz="4" w:space="0"/>
+          <w:right w:val="none" w:color="000000" w:sz="4" w:space="0"/>
+        </w:tcBorders>
+      </w:tcPr>
+    </w:tblStylePr>
+  </w:style>
+  <w:style w:type="table" w:styleId="729">
     <w:name w:val="Grid Table 7 Colorful - Accent 5"/>
-    <w:basedOn w:val="32"/>
+    <w:basedOn w:val="661"/>
     <w:uiPriority w:val="99"/>
     <w:pPr>
       <w:spacing w:after="0" w:line="240" w:lineRule="auto"/>
@@ -5887,11 +6050,11 @@
         <w:jc w:val="right"/>
       </w:pPr>
       <w:tcPr>
-        <w:shd w:color="ffffff"/>
-        <w:tcBorders>
-          <w:top w:val="none"/>
-          <w:left w:val="none"/>
-          <w:bottom w:val="none"/>
+        <w:shd w:val="clear" w:color="ffffff"/>
+        <w:tcBorders>
+          <w:top w:val="none" w:color="000000" w:sz="4" w:space="0"/>
+          <w:left w:val="none" w:color="000000" w:sz="4" w:space="0"/>
+          <w:bottom w:val="none" w:color="000000" w:sz="4" w:space="0"/>
           <w:right w:val="single" w:color="000000" w:themeColor="accent5" w:themeTint="90" w:sz="4" w:space="0"/>
         </w:tcBorders>
       </w:tcPr>
@@ -5906,10 +6069,10 @@
       <w:tcPr>
         <w:shd w:val="clear" w:color="ffffff" w:themeColor="light1" w:fill="ffffff" w:themeFill="light1"/>
         <w:tcBorders>
-          <w:top w:val="none"/>
-          <w:left w:val="none"/>
+          <w:top w:val="none" w:color="000000" w:sz="4" w:space="0"/>
+          <w:left w:val="none" w:color="000000" w:sz="4" w:space="0"/>
           <w:bottom w:val="single" w:color="000000" w:themeColor="accent5" w:themeTint="90" w:sz="4" w:space="0"/>
-          <w:right w:val="none"/>
+          <w:right w:val="none" w:color="000000" w:sz="4" w:space="0"/>
         </w:tcBorders>
       </w:tcPr>
     </w:tblStylePr>
@@ -5921,12 +6084,12 @@
         <w:sz w:val="22"/>
       </w:rPr>
       <w:tcPr>
-        <w:shd w:color="ffffff"/>
-        <w:tcBorders>
-          <w:top w:val="none"/>
+        <w:shd w:val="clear" w:color="ffffff"/>
+        <w:tcBorders>
+          <w:top w:val="none" w:color="000000" w:sz="4" w:space="0"/>
           <w:left w:val="single" w:color="000000" w:themeColor="accent5" w:themeTint="90" w:sz="4" w:space="0"/>
-          <w:bottom w:val="none"/>
-          <w:right w:val="none"/>
+          <w:bottom w:val="none" w:color="000000" w:sz="4" w:space="0"/>
+          <w:right w:val="none" w:color="000000" w:sz="4" w:space="0"/>
         </w:tcBorders>
       </w:tcPr>
     </w:tblStylePr>
@@ -5941,16 +6104,16 @@
         <w:shd w:val="clear" w:color="ffffff" w:themeColor="light1" w:fill="ffffff" w:themeFill="light1"/>
         <w:tcBorders>
           <w:top w:val="single" w:color="000000" w:themeColor="accent5" w:themeTint="90" w:sz="4" w:space="0"/>
-          <w:left w:val="none"/>
-          <w:bottom w:val="none"/>
-          <w:right w:val="none"/>
-        </w:tcBorders>
-      </w:tcPr>
-    </w:tblStylePr>
-  </w:style>
-  <w:style w:type="table" w:styleId="103">
+          <w:left w:val="none" w:color="000000" w:sz="4" w:space="0"/>
+          <w:bottom w:val="none" w:color="000000" w:sz="4" w:space="0"/>
+          <w:right w:val="none" w:color="000000" w:sz="4" w:space="0"/>
+        </w:tcBorders>
+      </w:tcPr>
+    </w:tblStylePr>
+  </w:style>
+  <w:style w:type="table" w:styleId="730">
     <w:name w:val="Grid Table 7 Colorful - Accent 6"/>
-    <w:basedOn w:val="32"/>
+    <w:basedOn w:val="661"/>
     <w:uiPriority w:val="99"/>
     <w:pPr>
       <w:spacing w:after="0" w:line="240" w:lineRule="auto"/>
@@ -5999,11 +6162,11 @@
         <w:jc w:val="right"/>
       </w:pPr>
       <w:tcPr>
-        <w:shd w:color="ffffff"/>
-        <w:tcBorders>
-          <w:top w:val="none"/>
-          <w:left w:val="none"/>
-          <w:bottom w:val="none"/>
+        <w:shd w:val="clear" w:color="ffffff"/>
+        <w:tcBorders>
+          <w:top w:val="none" w:color="000000" w:sz="4" w:space="0"/>
+          <w:left w:val="none" w:color="000000" w:sz="4" w:space="0"/>
+          <w:bottom w:val="none" w:color="000000" w:sz="4" w:space="0"/>
           <w:right w:val="single" w:color="000000" w:themeColor="accent6" w:themeTint="90" w:sz="4" w:space="0"/>
         </w:tcBorders>
       </w:tcPr>
@@ -6018,10 +6181,10 @@
       <w:tcPr>
         <w:shd w:val="clear" w:color="ffffff" w:themeColor="light1" w:fill="ffffff" w:themeFill="light1"/>
         <w:tcBorders>
-          <w:top w:val="none"/>
-          <w:left w:val="none"/>
+          <w:top w:val="none" w:color="000000" w:sz="4" w:space="0"/>
+          <w:left w:val="none" w:color="000000" w:sz="4" w:space="0"/>
           <w:bottom w:val="single" w:color="000000" w:themeColor="accent6" w:themeTint="90" w:sz="4" w:space="0"/>
-          <w:right w:val="none"/>
+          <w:right w:val="none" w:color="000000" w:sz="4" w:space="0"/>
         </w:tcBorders>
       </w:tcPr>
     </w:tblStylePr>
@@ -6033,12 +6196,12 @@
         <w:sz w:val="22"/>
       </w:rPr>
       <w:tcPr>
-        <w:shd w:color="ffffff"/>
-        <w:tcBorders>
-          <w:top w:val="none"/>
+        <w:shd w:val="clear" w:color="ffffff"/>
+        <w:tcBorders>
+          <w:top w:val="none" w:color="000000" w:sz="4" w:space="0"/>
           <w:left w:val="single" w:color="000000" w:themeColor="accent6" w:themeTint="90" w:sz="4" w:space="0"/>
-          <w:bottom w:val="none"/>
-          <w:right w:val="none"/>
+          <w:bottom w:val="none" w:color="000000" w:sz="4" w:space="0"/>
+          <w:right w:val="none" w:color="000000" w:sz="4" w:space="0"/>
         </w:tcBorders>
       </w:tcPr>
     </w:tblStylePr>
@@ -6053,16 +6216,16 @@
         <w:shd w:val="clear" w:color="ffffff" w:themeColor="light1" w:fill="ffffff" w:themeFill="light1"/>
         <w:tcBorders>
           <w:top w:val="single" w:color="000000" w:themeColor="accent6" w:themeTint="90" w:sz="4" w:space="0"/>
-          <w:left w:val="none"/>
-          <w:bottom w:val="none"/>
-          <w:right w:val="none"/>
-        </w:tcBorders>
-      </w:tcPr>
-    </w:tblStylePr>
-  </w:style>
-  <w:style w:type="table" w:styleId="104">
+          <w:left w:val="none" w:color="000000" w:sz="4" w:space="0"/>
+          <w:bottom w:val="none" w:color="000000" w:sz="4" w:space="0"/>
+          <w:right w:val="none" w:color="000000" w:sz="4" w:space="0"/>
+        </w:tcBorders>
+      </w:tcPr>
+    </w:tblStylePr>
+  </w:style>
+  <w:style w:type="table" w:styleId="731">
     <w:name w:val="List Table 1 Light"/>
-    <w:basedOn w:val="32"/>
+    <w:basedOn w:val="661"/>
     <w:uiPriority w:val="99"/>
     <w:pPr>
       <w:spacing w:after="0" w:line="240" w:lineRule="auto"/>
@@ -6123,9 +6286,9 @@
       </w:tcPr>
     </w:tblStylePr>
   </w:style>
-  <w:style w:type="table" w:styleId="105">
+  <w:style w:type="table" w:styleId="732">
     <w:name w:val="List Table 1 Light - Accent 1"/>
-    <w:basedOn w:val="32"/>
+    <w:basedOn w:val="661"/>
     <w:uiPriority w:val="99"/>
     <w:pPr>
       <w:spacing w:after="0" w:line="240" w:lineRule="auto"/>
@@ -6186,9 +6349,9 @@
       </w:tcPr>
     </w:tblStylePr>
   </w:style>
-  <w:style w:type="table" w:styleId="106">
+  <w:style w:type="table" w:styleId="733">
     <w:name w:val="List Table 1 Light - Accent 2"/>
-    <w:basedOn w:val="32"/>
+    <w:basedOn w:val="661"/>
     <w:uiPriority w:val="99"/>
     <w:pPr>
       <w:spacing w:after="0" w:line="240" w:lineRule="auto"/>
@@ -6249,9 +6412,9 @@
       </w:tcPr>
     </w:tblStylePr>
   </w:style>
-  <w:style w:type="table" w:styleId="107">
+  <w:style w:type="table" w:styleId="734">
     <w:name w:val="List Table 1 Light - Accent 3"/>
-    <w:basedOn w:val="32"/>
+    <w:basedOn w:val="661"/>
     <w:uiPriority w:val="99"/>
     <w:pPr>
       <w:spacing w:after="0" w:line="240" w:lineRule="auto"/>
@@ -6312,9 +6475,9 @@
       </w:tcPr>
     </w:tblStylePr>
   </w:style>
-  <w:style w:type="table" w:styleId="108">
+  <w:style w:type="table" w:styleId="735">
     <w:name w:val="List Table 1 Light - Accent 4"/>
-    <w:basedOn w:val="32"/>
+    <w:basedOn w:val="661"/>
     <w:uiPriority w:val="99"/>
     <w:pPr>
       <w:spacing w:after="0" w:line="240" w:lineRule="auto"/>
@@ -6375,9 +6538,9 @@
       </w:tcPr>
     </w:tblStylePr>
   </w:style>
-  <w:style w:type="table" w:styleId="109">
+  <w:style w:type="table" w:styleId="736">
     <w:name w:val="List Table 1 Light - Accent 5"/>
-    <w:basedOn w:val="32"/>
+    <w:basedOn w:val="661"/>
     <w:uiPriority w:val="99"/>
     <w:pPr>
       <w:spacing w:after="0" w:line="240" w:lineRule="auto"/>
@@ -6438,9 +6601,9 @@
       </w:tcPr>
     </w:tblStylePr>
   </w:style>
-  <w:style w:type="table" w:styleId="110">
+  <w:style w:type="table" w:styleId="737">
     <w:name w:val="List Table 1 Light - Accent 6"/>
-    <w:basedOn w:val="32"/>
+    <w:basedOn w:val="661"/>
     <w:uiPriority w:val="99"/>
     <w:pPr>
       <w:spacing w:after="0" w:line="240" w:lineRule="auto"/>
@@ -6501,9 +6664,9 @@
       </w:tcPr>
     </w:tblStylePr>
   </w:style>
-  <w:style w:type="table" w:styleId="111">
+  <w:style w:type="table" w:styleId="738">
     <w:name w:val="List Table 2"/>
-    <w:basedOn w:val="32"/>
+    <w:basedOn w:val="661"/>
     <w:uiPriority w:val="99"/>
     <w:pPr>
       <w:spacing w:after="0" w:line="240" w:lineRule="auto"/>
@@ -6587,9 +6750,9 @@
       </w:tcPr>
     </w:tblStylePr>
   </w:style>
-  <w:style w:type="table" w:styleId="112">
+  <w:style w:type="table" w:styleId="739">
     <w:name w:val="List Table 2 - Accent 1"/>
-    <w:basedOn w:val="32"/>
+    <w:basedOn w:val="661"/>
     <w:uiPriority w:val="99"/>
     <w:pPr>
       <w:spacing w:after="0" w:line="240" w:lineRule="auto"/>
@@ -6673,9 +6836,9 @@
       </w:tcPr>
     </w:tblStylePr>
   </w:style>
-  <w:style w:type="table" w:styleId="113">
+  <w:style w:type="table" w:styleId="740">
     <w:name w:val="List Table 2 - Accent 2"/>
-    <w:basedOn w:val="32"/>
+    <w:basedOn w:val="661"/>
     <w:uiPriority w:val="99"/>
     <w:pPr>
       <w:spacing w:after="0" w:line="240" w:lineRule="auto"/>
@@ -6759,9 +6922,9 @@
       </w:tcPr>
     </w:tblStylePr>
   </w:style>
-  <w:style w:type="table" w:styleId="114">
+  <w:style w:type="table" w:styleId="741">
     <w:name w:val="List Table 2 - Accent 3"/>
-    <w:basedOn w:val="32"/>
+    <w:basedOn w:val="661"/>
     <w:uiPriority w:val="99"/>
     <w:pPr>
       <w:spacing w:after="0" w:line="240" w:lineRule="auto"/>
@@ -6845,9 +7008,9 @@
       </w:tcPr>
     </w:tblStylePr>
   </w:style>
-  <w:style w:type="table" w:styleId="115">
+  <w:style w:type="table" w:styleId="742">
     <w:name w:val="List Table 2 - Accent 4"/>
-    <w:basedOn w:val="32"/>
+    <w:basedOn w:val="661"/>
     <w:uiPriority w:val="99"/>
     <w:pPr>
       <w:spacing w:after="0" w:line="240" w:lineRule="auto"/>
@@ -6931,9 +7094,9 @@
       </w:tcPr>
     </w:tblStylePr>
   </w:style>
-  <w:style w:type="table" w:styleId="116">
+  <w:style w:type="table" w:styleId="743">
     <w:name w:val="List Table 2 - Accent 5"/>
-    <w:basedOn w:val="32"/>
+    <w:basedOn w:val="661"/>
     <w:uiPriority w:val="99"/>
     <w:pPr>
       <w:spacing w:after="0" w:line="240" w:lineRule="auto"/>
@@ -7017,9 +7180,9 @@
       </w:tcPr>
     </w:tblStylePr>
   </w:style>
-  <w:style w:type="table" w:styleId="117">
+  <w:style w:type="table" w:styleId="744">
     <w:name w:val="List Table 2 - Accent 6"/>
-    <w:basedOn w:val="32"/>
+    <w:basedOn w:val="661"/>
     <w:uiPriority w:val="99"/>
     <w:pPr>
       <w:spacing w:after="0" w:line="240" w:lineRule="auto"/>
@@ -7103,9 +7266,9 @@
       </w:tcPr>
     </w:tblStylePr>
   </w:style>
-  <w:style w:type="table" w:styleId="118">
+  <w:style w:type="table" w:styleId="745">
     <w:name w:val="List Table 3"/>
-    <w:basedOn w:val="32"/>
+    <w:basedOn w:val="661"/>
     <w:uiPriority w:val="99"/>
     <w:pPr>
       <w:spacing w:after="0" w:line="240" w:lineRule="auto"/>
@@ -7177,9 +7340,9 @@
       </w:rPr>
     </w:tblStylePr>
   </w:style>
-  <w:style w:type="table" w:styleId="119">
+  <w:style w:type="table" w:styleId="746">
     <w:name w:val="List Table 3 - Accent 1"/>
-    <w:basedOn w:val="32"/>
+    <w:basedOn w:val="661"/>
     <w:uiPriority w:val="99"/>
     <w:pPr>
       <w:spacing w:after="0" w:line="240" w:lineRule="auto"/>
@@ -7251,9 +7414,9 @@
       </w:rPr>
     </w:tblStylePr>
   </w:style>
-  <w:style w:type="table" w:styleId="120">
+  <w:style w:type="table" w:styleId="747">
     <w:name w:val="List Table 3 - Accent 2"/>
-    <w:basedOn w:val="32"/>
+    <w:basedOn w:val="661"/>
     <w:uiPriority w:val="99"/>
     <w:pPr>
       <w:spacing w:after="0" w:line="240" w:lineRule="auto"/>
@@ -7325,9 +7488,9 @@
       </w:rPr>
     </w:tblStylePr>
   </w:style>
-  <w:style w:type="table" w:styleId="121">
+  <w:style w:type="table" w:styleId="748">
     <w:name w:val="List Table 3 - Accent 3"/>
-    <w:basedOn w:val="32"/>
+    <w:basedOn w:val="661"/>
     <w:uiPriority w:val="99"/>
     <w:pPr>
       <w:spacing w:after="0" w:line="240" w:lineRule="auto"/>
@@ -7399,9 +7562,9 @@
       </w:rPr>
     </w:tblStylePr>
   </w:style>
-  <w:style w:type="table" w:styleId="122">
+  <w:style w:type="table" w:styleId="749">
     <w:name w:val="List Table 3 - Accent 4"/>
-    <w:basedOn w:val="32"/>
+    <w:basedOn w:val="661"/>
     <w:uiPriority w:val="99"/>
     <w:pPr>
       <w:spacing w:after="0" w:line="240" w:lineRule="auto"/>
@@ -7473,9 +7636,9 @@
       </w:rPr>
     </w:tblStylePr>
   </w:style>
-  <w:style w:type="table" w:styleId="123">
+  <w:style w:type="table" w:styleId="750">
     <w:name w:val="List Table 3 - Accent 5"/>
-    <w:basedOn w:val="32"/>
+    <w:basedOn w:val="661"/>
     <w:uiPriority w:val="99"/>
     <w:pPr>
       <w:spacing w:after="0" w:line="240" w:lineRule="auto"/>
@@ -7547,9 +7710,9 @@
       </w:rPr>
     </w:tblStylePr>
   </w:style>
-  <w:style w:type="table" w:styleId="124">
+  <w:style w:type="table" w:styleId="751">
     <w:name w:val="List Table 3 - Accent 6"/>
-    <w:basedOn w:val="32"/>
+    <w:basedOn w:val="661"/>
     <w:uiPriority w:val="99"/>
     <w:pPr>
       <w:spacing w:after="0" w:line="240" w:lineRule="auto"/>
@@ -7621,9 +7784,9 @@
       </w:rPr>
     </w:tblStylePr>
   </w:style>
-  <w:style w:type="table" w:styleId="125">
+  <w:style w:type="table" w:styleId="752">
     <w:name w:val="List Table 4"/>
-    <w:basedOn w:val="32"/>
+    <w:basedOn w:val="661"/>
     <w:uiPriority w:val="99"/>
     <w:pPr>
       <w:spacing w:after="0" w:line="240" w:lineRule="auto"/>
@@ -7690,9 +7853,9 @@
       </w:rPr>
     </w:tblStylePr>
   </w:style>
-  <w:style w:type="table" w:styleId="126">
+  <w:style w:type="table" w:styleId="753">
     <w:name w:val="List Table 4 - Accent 1"/>
-    <w:basedOn w:val="32"/>
+    <w:basedOn w:val="661"/>
     <w:uiPriority w:val="99"/>
     <w:pPr>
       <w:spacing w:after="0" w:line="240" w:lineRule="auto"/>
@@ -7759,9 +7922,9 @@
       </w:rPr>
     </w:tblStylePr>
   </w:style>
-  <w:style w:type="table" w:styleId="127">
+  <w:style w:type="table" w:styleId="754">
     <w:name w:val="List Table 4 - Accent 2"/>
-    <w:basedOn w:val="32"/>
+    <w:basedOn w:val="661"/>
     <w:uiPriority w:val="99"/>
     <w:pPr>
       <w:spacing w:after="0" w:line="240" w:lineRule="auto"/>
@@ -7828,9 +7991,9 @@
       </w:rPr>
     </w:tblStylePr>
   </w:style>
-  <w:style w:type="table" w:styleId="128">
+  <w:style w:type="table" w:styleId="755">
     <w:name w:val="List Table 4 - Accent 3"/>
-    <w:basedOn w:val="32"/>
+    <w:basedOn w:val="661"/>
     <w:uiPriority w:val="99"/>
     <w:pPr>
       <w:spacing w:after="0" w:line="240" w:lineRule="auto"/>
@@ -7897,9 +8060,9 @@
       </w:rPr>
     </w:tblStylePr>
   </w:style>
-  <w:style w:type="table" w:styleId="129">
+  <w:style w:type="table" w:styleId="756">
     <w:name w:val="List Table 4 - Accent 4"/>
-    <w:basedOn w:val="32"/>
+    <w:basedOn w:val="661"/>
     <w:uiPriority w:val="99"/>
     <w:pPr>
       <w:spacing w:after="0" w:line="240" w:lineRule="auto"/>
@@ -7966,9 +8129,9 @@
       </w:rPr>
     </w:tblStylePr>
   </w:style>
-  <w:style w:type="table" w:styleId="130">
+  <w:style w:type="table" w:styleId="757">
     <w:name w:val="List Table 4 - Accent 5"/>
-    <w:basedOn w:val="32"/>
+    <w:basedOn w:val="661"/>
     <w:uiPriority w:val="99"/>
     <w:pPr>
       <w:spacing w:after="0" w:line="240" w:lineRule="auto"/>
@@ -8035,9 +8198,9 @@
       </w:rPr>
     </w:tblStylePr>
   </w:style>
-  <w:style w:type="table" w:styleId="131">
+  <w:style w:type="table" w:styleId="758">
     <w:name w:val="List Table 4 - Accent 6"/>
-    <w:basedOn w:val="32"/>
+    <w:basedOn w:val="661"/>
     <w:uiPriority w:val="99"/>
     <w:pPr>
       <w:spacing w:after="0" w:line="240" w:lineRule="auto"/>
@@ -8104,9 +8267,9 @@
       </w:rPr>
     </w:tblStylePr>
   </w:style>
-  <w:style w:type="table" w:styleId="132">
+  <w:style w:type="table" w:styleId="759">
     <w:name w:val="List Table 5 Dark"/>
-    <w:basedOn w:val="32"/>
+    <w:basedOn w:val="661"/>
     <w:uiPriority w:val="99"/>
     <w:pPr>
       <w:spacing w:after="0" w:line="240" w:lineRule="auto"/>
@@ -8211,9 +8374,9 @@
       </w:rPr>
     </w:tblStylePr>
   </w:style>
-  <w:style w:type="table" w:styleId="133">
+  <w:style w:type="table" w:styleId="760">
     <w:name w:val="List Table 5 Dark - Accent 1"/>
-    <w:basedOn w:val="32"/>
+    <w:basedOn w:val="661"/>
     <w:uiPriority w:val="99"/>
     <w:pPr>
       <w:spacing w:after="0" w:line="240" w:lineRule="auto"/>
@@ -8318,9 +8481,9 @@
       </w:rPr>
     </w:tblStylePr>
   </w:style>
-  <w:style w:type="table" w:styleId="134">
+  <w:style w:type="table" w:styleId="761">
     <w:name w:val="List Table 5 Dark - Accent 2"/>
-    <w:basedOn w:val="32"/>
+    <w:basedOn w:val="661"/>
     <w:uiPriority w:val="99"/>
     <w:pPr>
       <w:spacing w:after="0" w:line="240" w:lineRule="auto"/>
@@ -8425,9 +8588,9 @@
       </w:rPr>
     </w:tblStylePr>
   </w:style>
-  <w:style w:type="table" w:styleId="135">
+  <w:style w:type="table" w:styleId="762">
     <w:name w:val="List Table 5 Dark - Accent 3"/>
-    <w:basedOn w:val="32"/>
+    <w:basedOn w:val="661"/>
     <w:uiPriority w:val="99"/>
     <w:pPr>
       <w:spacing w:after="0" w:line="240" w:lineRule="auto"/>
@@ -8532,9 +8695,9 @@
       </w:rPr>
     </w:tblStylePr>
   </w:style>
-  <w:style w:type="table" w:styleId="136">
+  <w:style w:type="table" w:styleId="763">
     <w:name w:val="List Table 5 Dark - Accent 4"/>
-    <w:basedOn w:val="32"/>
+    <w:basedOn w:val="661"/>
     <w:uiPriority w:val="99"/>
     <w:pPr>
       <w:spacing w:after="0" w:line="240" w:lineRule="auto"/>
@@ -8639,9 +8802,9 @@
       </w:rPr>
     </w:tblStylePr>
   </w:style>
-  <w:style w:type="table" w:styleId="137">
+  <w:style w:type="table" w:styleId="764">
     <w:name w:val="List Table 5 Dark - Accent 5"/>
-    <w:basedOn w:val="32"/>
+    <w:basedOn w:val="661"/>
     <w:uiPriority w:val="99"/>
     <w:pPr>
       <w:spacing w:after="0" w:line="240" w:lineRule="auto"/>
@@ -8746,9 +8909,9 @@
       </w:rPr>
     </w:tblStylePr>
   </w:style>
-  <w:style w:type="table" w:styleId="138">
+  <w:style w:type="table" w:styleId="765">
     <w:name w:val="List Table 5 Dark - Accent 6"/>
-    <w:basedOn w:val="32"/>
+    <w:basedOn w:val="661"/>
     <w:uiPriority w:val="99"/>
     <w:pPr>
       <w:spacing w:after="0" w:line="240" w:lineRule="auto"/>
@@ -8853,9 +9016,9 @@
       </w:rPr>
     </w:tblStylePr>
   </w:style>
-  <w:style w:type="table" w:styleId="139">
+  <w:style w:type="table" w:styleId="766">
     <w:name w:val="List Table 6 Colorful"/>
-    <w:basedOn w:val="32"/>
+    <w:basedOn w:val="661"/>
     <w:uiPriority w:val="99"/>
     <w:pPr>
       <w:spacing w:after="0" w:line="240" w:lineRule="auto"/>
@@ -8926,9 +9089,9 @@
       </w:tcPr>
     </w:tblStylePr>
   </w:style>
-  <w:style w:type="table" w:styleId="140">
+  <w:style w:type="table" w:styleId="767">
     <w:name w:val="List Table 6 Colorful - Accent 1"/>
-    <w:basedOn w:val="32"/>
+    <w:basedOn w:val="661"/>
     <w:uiPriority w:val="99"/>
     <w:pPr>
       <w:spacing w:after="0" w:line="240" w:lineRule="auto"/>
@@ -8999,9 +9162,9 @@
       </w:tcPr>
     </w:tblStylePr>
   </w:style>
-  <w:style w:type="table" w:styleId="141">
+  <w:style w:type="table" w:styleId="768">
     <w:name w:val="List Table 6 Colorful - Accent 2"/>
-    <w:basedOn w:val="32"/>
+    <w:basedOn w:val="661"/>
     <w:uiPriority w:val="99"/>
     <w:pPr>
       <w:spacing w:after="0" w:line="240" w:lineRule="auto"/>
@@ -9072,9 +9235,9 @@
       </w:tcPr>
     </w:tblStylePr>
   </w:style>
-  <w:style w:type="table" w:styleId="142">
+  <w:style w:type="table" w:styleId="769">
     <w:name w:val="List Table 6 Colorful - Accent 3"/>
-    <w:basedOn w:val="32"/>
+    <w:basedOn w:val="661"/>
     <w:uiPriority w:val="99"/>
     <w:pPr>
       <w:spacing w:after="0" w:line="240" w:lineRule="auto"/>
@@ -9145,9 +9308,9 @@
       </w:tcPr>
     </w:tblStylePr>
   </w:style>
-  <w:style w:type="table" w:styleId="143">
+  <w:style w:type="table" w:styleId="770">
     <w:name w:val="List Table 6 Colorful - Accent 4"/>
-    <w:basedOn w:val="32"/>
+    <w:basedOn w:val="661"/>
     <w:uiPriority w:val="99"/>
     <w:pPr>
       <w:spacing w:after="0" w:line="240" w:lineRule="auto"/>
@@ -9218,9 +9381,9 @@
       </w:tcPr>
     </w:tblStylePr>
   </w:style>
-  <w:style w:type="table" w:styleId="144">
+  <w:style w:type="table" w:styleId="771">
     <w:name w:val="List Table 6 Colorful - Accent 5"/>
-    <w:basedOn w:val="32"/>
+    <w:basedOn w:val="661"/>
     <w:uiPriority w:val="99"/>
     <w:pPr>
       <w:spacing w:after="0" w:line="240" w:lineRule="auto"/>
@@ -9291,9 +9454,9 @@
       </w:tcPr>
     </w:tblStylePr>
   </w:style>
-  <w:style w:type="table" w:styleId="145">
+  <w:style w:type="table" w:styleId="772">
     <w:name w:val="List Table 6 Colorful - Accent 6"/>
-    <w:basedOn w:val="32"/>
+    <w:basedOn w:val="661"/>
     <w:uiPriority w:val="99"/>
     <w:pPr>
       <w:spacing w:after="0" w:line="240" w:lineRule="auto"/>
@@ -9364,9 +9527,9 @@
       </w:tcPr>
     </w:tblStylePr>
   </w:style>
-  <w:style w:type="table" w:styleId="146">
+  <w:style w:type="table" w:styleId="773">
     <w:name w:val="List Table 7 Colorful"/>
-    <w:basedOn w:val="32"/>
+    <w:basedOn w:val="661"/>
     <w:uiPriority w:val="99"/>
     <w:pPr>
       <w:spacing w:after="0" w:line="240" w:lineRule="auto"/>
@@ -9412,11 +9575,11 @@
         <w:jc w:val="right"/>
       </w:pPr>
       <w:tcPr>
-        <w:shd w:color="ffffff"/>
-        <w:tcBorders>
-          <w:top w:val="none"/>
-          <w:left w:val="none"/>
-          <w:bottom w:val="none"/>
+        <w:shd w:val="clear" w:color="ffffff"/>
+        <w:tcBorders>
+          <w:top w:val="none" w:color="000000" w:sz="4" w:space="0"/>
+          <w:left w:val="none" w:color="000000" w:sz="4" w:space="0"/>
+          <w:bottom w:val="none" w:color="000000" w:sz="4" w:space="0"/>
           <w:right w:val="single" w:color="000000" w:themeColor="text1" w:themeTint="80" w:sz="4" w:space="0"/>
         </w:tcBorders>
       </w:tcPr>
@@ -9431,10 +9594,10 @@
       <w:tcPr>
         <w:shd w:val="clear" w:color="ffffff" w:themeColor="light1" w:fill="ffffff" w:themeFill="light1"/>
         <w:tcBorders>
-          <w:top w:val="none"/>
-          <w:left w:val="none"/>
+          <w:top w:val="none" w:color="000000" w:sz="4" w:space="0"/>
+          <w:left w:val="none" w:color="000000" w:sz="4" w:space="0"/>
           <w:bottom w:val="single" w:color="000000" w:themeColor="text1" w:themeTint="80" w:sz="4" w:space="0"/>
-          <w:right w:val="none"/>
+          <w:right w:val="none" w:color="000000" w:sz="4" w:space="0"/>
         </w:tcBorders>
       </w:tcPr>
     </w:tblStylePr>
@@ -9446,12 +9609,12 @@
         <w:sz w:val="22"/>
       </w:rPr>
       <w:tcPr>
-        <w:shd w:color="ffffff"/>
-        <w:tcBorders>
-          <w:top w:val="none"/>
+        <w:shd w:val="clear" w:color="ffffff"/>
+        <w:tcBorders>
+          <w:top w:val="none" w:color="000000" w:sz="4" w:space="0"/>
           <w:left w:val="single" w:color="000000" w:themeColor="text1" w:themeTint="80" w:sz="4" w:space="0"/>
-          <w:bottom w:val="none"/>
-          <w:right w:val="none"/>
+          <w:bottom w:val="none" w:color="000000" w:sz="4" w:space="0"/>
+          <w:right w:val="none" w:color="000000" w:sz="4" w:space="0"/>
         </w:tcBorders>
       </w:tcPr>
     </w:tblStylePr>
@@ -9466,9 +9629,9 @@
         <w:shd w:val="clear" w:color="ffffff" w:themeColor="light1" w:fill="ffffff" w:themeFill="light1"/>
         <w:tcBorders>
           <w:top w:val="single" w:color="000000" w:themeColor="text1" w:themeTint="80" w:sz="4" w:space="0"/>
-          <w:left w:val="none"/>
-          <w:bottom w:val="none"/>
-          <w:right w:val="none"/>
+          <w:left w:val="none" w:color="000000" w:sz="4" w:space="0"/>
+          <w:bottom w:val="none" w:color="000000" w:sz="4" w:space="0"/>
+          <w:right w:val="none" w:color="000000" w:sz="4" w:space="0"/>
         </w:tcBorders>
       </w:tcPr>
     </w:tblStylePr>
@@ -9480,9 +9643,9 @@
       </w:rPr>
     </w:tblStylePr>
   </w:style>
-  <w:style w:type="table" w:styleId="147">
+  <w:style w:type="table" w:styleId="774">
     <w:name w:val="List Table 7 Colorful - Accent 1"/>
-    <w:basedOn w:val="32"/>
+    <w:basedOn w:val="661"/>
     <w:uiPriority w:val="99"/>
     <w:pPr>
       <w:spacing w:after="0" w:line="240" w:lineRule="auto"/>
@@ -9528,11 +9691,11 @@
         <w:jc w:val="right"/>
       </w:pPr>
       <w:tcPr>
-        <w:shd w:color="ffffff"/>
-        <w:tcBorders>
-          <w:top w:val="none"/>
-          <w:left w:val="none"/>
-          <w:bottom w:val="none"/>
+        <w:shd w:val="clear" w:color="ffffff"/>
+        <w:tcBorders>
+          <w:top w:val="none" w:color="000000" w:sz="4" w:space="0"/>
+          <w:left w:val="none" w:color="000000" w:sz="4" w:space="0"/>
+          <w:bottom w:val="none" w:color="000000" w:sz="4" w:space="0"/>
           <w:right w:val="single" w:color="000000" w:themeColor="accent1" w:sz="4" w:space="0"/>
         </w:tcBorders>
       </w:tcPr>
@@ -9547,10 +9710,10 @@
       <w:tcPr>
         <w:shd w:val="clear" w:color="ffffff" w:themeColor="light1" w:fill="ffffff" w:themeFill="light1"/>
         <w:tcBorders>
-          <w:top w:val="none"/>
-          <w:left w:val="none"/>
+          <w:top w:val="none" w:color="000000" w:sz="4" w:space="0"/>
+          <w:left w:val="none" w:color="000000" w:sz="4" w:space="0"/>
           <w:bottom w:val="single" w:color="000000" w:themeColor="accent1" w:sz="4" w:space="0"/>
-          <w:right w:val="none"/>
+          <w:right w:val="none" w:color="000000" w:sz="4" w:space="0"/>
         </w:tcBorders>
       </w:tcPr>
     </w:tblStylePr>
@@ -9562,12 +9725,12 @@
         <w:sz w:val="22"/>
       </w:rPr>
       <w:tcPr>
-        <w:shd w:color="ffffff"/>
-        <w:tcBorders>
-          <w:top w:val="none"/>
+        <w:shd w:val="clear" w:color="ffffff"/>
+        <w:tcBorders>
+          <w:top w:val="none" w:color="000000" w:sz="4" w:space="0"/>
           <w:left w:val="single" w:color="000000" w:themeColor="accent1" w:sz="4" w:space="0"/>
-          <w:bottom w:val="none"/>
-          <w:right w:val="none"/>
+          <w:bottom w:val="none" w:color="000000" w:sz="4" w:space="0"/>
+          <w:right w:val="none" w:color="000000" w:sz="4" w:space="0"/>
         </w:tcBorders>
       </w:tcPr>
     </w:tblStylePr>
@@ -9582,9 +9745,9 @@
         <w:shd w:val="clear" w:color="ffffff" w:themeColor="light1" w:fill="ffffff" w:themeFill="light1"/>
         <w:tcBorders>
           <w:top w:val="single" w:color="000000" w:themeColor="accent1" w:sz="4" w:space="0"/>
-          <w:left w:val="none"/>
-          <w:bottom w:val="none"/>
-          <w:right w:val="none"/>
+          <w:left w:val="none" w:color="000000" w:sz="4" w:space="0"/>
+          <w:bottom w:val="none" w:color="000000" w:sz="4" w:space="0"/>
+          <w:right w:val="none" w:color="000000" w:sz="4" w:space="0"/>
         </w:tcBorders>
       </w:tcPr>
     </w:tblStylePr>
@@ -9596,9 +9759,9 @@
       </w:rPr>
     </w:tblStylePr>
   </w:style>
-  <w:style w:type="table" w:styleId="148">
+  <w:style w:type="table" w:styleId="775">
     <w:name w:val="List Table 7 Colorful - Accent 2"/>
-    <w:basedOn w:val="32"/>
+    <w:basedOn w:val="661"/>
     <w:uiPriority w:val="99"/>
     <w:pPr>
       <w:spacing w:after="0" w:line="240" w:lineRule="auto"/>
@@ -9644,11 +9807,11 @@
         <w:jc w:val="right"/>
       </w:pPr>
       <w:tcPr>
-        <w:shd w:color="ffffff"/>
-        <w:tcBorders>
-          <w:top w:val="none"/>
-          <w:left w:val="none"/>
-          <w:bottom w:val="none"/>
+        <w:shd w:val="clear" w:color="ffffff"/>
+        <w:tcBorders>
+          <w:top w:val="none" w:color="000000" w:sz="4" w:space="0"/>
+          <w:left w:val="none" w:color="000000" w:sz="4" w:space="0"/>
+          <w:bottom w:val="none" w:color="000000" w:sz="4" w:space="0"/>
           <w:right w:val="single" w:color="000000" w:themeColor="accent2" w:themeTint="97" w:sz="4" w:space="0"/>
         </w:tcBorders>
       </w:tcPr>
@@ -9663,10 +9826,10 @@
       <w:tcPr>
         <w:shd w:val="clear" w:color="ffffff" w:themeColor="light1" w:fill="ffffff" w:themeFill="light1"/>
         <w:tcBorders>
-          <w:top w:val="none"/>
-          <w:left w:val="none"/>
+          <w:top w:val="none" w:color="000000" w:sz="4" w:space="0"/>
+          <w:left w:val="none" w:color="000000" w:sz="4" w:space="0"/>
           <w:bottom w:val="single" w:color="000000" w:themeColor="accent2" w:themeTint="97" w:sz="4" w:space="0"/>
-          <w:right w:val="none"/>
+          <w:right w:val="none" w:color="000000" w:sz="4" w:space="0"/>
         </w:tcBorders>
       </w:tcPr>
     </w:tblStylePr>
@@ -9678,12 +9841,12 @@
         <w:sz w:val="22"/>
       </w:rPr>
       <w:tcPr>
-        <w:shd w:color="ffffff"/>
-        <w:tcBorders>
-          <w:top w:val="none"/>
+        <w:shd w:val="clear" w:color="ffffff"/>
+        <w:tcBorders>
+          <w:top w:val="none" w:color="000000" w:sz="4" w:space="0"/>
           <w:left w:val="single" w:color="000000" w:themeColor="accent2" w:themeTint="97" w:sz="4" w:space="0"/>
-          <w:bottom w:val="none"/>
-          <w:right w:val="none"/>
+          <w:bottom w:val="none" w:color="000000" w:sz="4" w:space="0"/>
+          <w:right w:val="none" w:color="000000" w:sz="4" w:space="0"/>
         </w:tcBorders>
       </w:tcPr>
     </w:tblStylePr>
@@ -9698,9 +9861,9 @@
         <w:shd w:val="clear" w:color="ffffff" w:themeColor="light1" w:fill="ffffff" w:themeFill="light1"/>
         <w:tcBorders>
           <w:top w:val="single" w:color="000000" w:themeColor="accent2" w:themeTint="97" w:sz="4" w:space="0"/>
-          <w:left w:val="none"/>
-          <w:bottom w:val="none"/>
-          <w:right w:val="none"/>
+          <w:left w:val="none" w:color="000000" w:sz="4" w:space="0"/>
+          <w:bottom w:val="none" w:color="000000" w:sz="4" w:space="0"/>
+          <w:right w:val="none" w:color="000000" w:sz="4" w:space="0"/>
         </w:tcBorders>
       </w:tcPr>
     </w:tblStylePr>
@@ -9712,9 +9875,9 @@
       </w:rPr>
     </w:tblStylePr>
   </w:style>
-  <w:style w:type="table" w:styleId="149">
+  <w:style w:type="table" w:styleId="776">
     <w:name w:val="List Table 7 Colorful - Accent 3"/>
-    <w:basedOn w:val="32"/>
+    <w:basedOn w:val="661"/>
     <w:uiPriority w:val="99"/>
     <w:pPr>
       <w:spacing w:after="0" w:line="240" w:lineRule="auto"/>
@@ -9760,11 +9923,11 @@
         <w:jc w:val="right"/>
       </w:pPr>
       <w:tcPr>
-        <w:shd w:color="ffffff"/>
-        <w:tcBorders>
-          <w:top w:val="none"/>
-          <w:left w:val="none"/>
-          <w:bottom w:val="none"/>
+        <w:shd w:val="clear" w:color="ffffff"/>
+        <w:tcBorders>
+          <w:top w:val="none" w:color="000000" w:sz="4" w:space="0"/>
+          <w:left w:val="none" w:color="000000" w:sz="4" w:space="0"/>
+          <w:bottom w:val="none" w:color="000000" w:sz="4" w:space="0"/>
           <w:right w:val="single" w:color="000000" w:themeColor="accent3" w:themeTint="98" w:sz="4" w:space="0"/>
         </w:tcBorders>
       </w:tcPr>
@@ -9779,10 +9942,10 @@
       <w:tcPr>
         <w:shd w:val="clear" w:color="ffffff" w:themeColor="light1" w:fill="ffffff" w:themeFill="light1"/>
         <w:tcBorders>
-          <w:top w:val="none"/>
-          <w:left w:val="none"/>
+          <w:top w:val="none" w:color="000000" w:sz="4" w:space="0"/>
+          <w:left w:val="none" w:color="000000" w:sz="4" w:space="0"/>
           <w:bottom w:val="single" w:color="000000" w:themeColor="accent3" w:themeTint="98" w:sz="4" w:space="0"/>
-          <w:right w:val="none"/>
+          <w:right w:val="none" w:color="000000" w:sz="4" w:space="0"/>
         </w:tcBorders>
       </w:tcPr>
     </w:tblStylePr>
@@ -9794,12 +9957,12 @@
         <w:sz w:val="22"/>
       </w:rPr>
       <w:tcPr>
-        <w:shd w:color="ffffff"/>
-        <w:tcBorders>
-          <w:top w:val="none"/>
+        <w:shd w:val="clear" w:color="ffffff"/>
+        <w:tcBorders>
+          <w:top w:val="none" w:color="000000" w:sz="4" w:space="0"/>
           <w:left w:val="single" w:color="000000" w:themeColor="accent3" w:themeTint="98" w:sz="4" w:space="0"/>
-          <w:bottom w:val="none"/>
-          <w:right w:val="none"/>
+          <w:bottom w:val="none" w:color="000000" w:sz="4" w:space="0"/>
+          <w:right w:val="none" w:color="000000" w:sz="4" w:space="0"/>
         </w:tcBorders>
       </w:tcPr>
     </w:tblStylePr>
@@ -9814,9 +9977,9 @@
         <w:shd w:val="clear" w:color="ffffff" w:themeColor="light1" w:fill="ffffff" w:themeFill="light1"/>
         <w:tcBorders>
           <w:top w:val="single" w:color="000000" w:themeColor="accent3" w:themeTint="98" w:sz="4" w:space="0"/>
-          <w:left w:val="none"/>
-          <w:bottom w:val="none"/>
-          <w:right w:val="none"/>
+          <w:left w:val="none" w:color="000000" w:sz="4" w:space="0"/>
+          <w:bottom w:val="none" w:color="000000" w:sz="4" w:space="0"/>
+          <w:right w:val="none" w:color="000000" w:sz="4" w:space="0"/>
         </w:tcBorders>
       </w:tcPr>
     </w:tblStylePr>
@@ -9828,9 +9991,9 @@
       </w:rPr>
     </w:tblStylePr>
   </w:style>
-  <w:style w:type="table" w:styleId="150">
+  <w:style w:type="table" w:styleId="777">
     <w:name w:val="List Table 7 Colorful - Accent 4"/>
-    <w:basedOn w:val="32"/>
+    <w:basedOn w:val="661"/>
     <w:uiPriority w:val="99"/>
     <w:pPr>
       <w:spacing w:after="0" w:line="240" w:lineRule="auto"/>
@@ -9876,11 +10039,11 @@
         <w:jc w:val="right"/>
       </w:pPr>
       <w:tcPr>
-        <w:shd w:color="ffffff"/>
-        <w:tcBorders>
-          <w:top w:val="none"/>
-          <w:left w:val="none"/>
-          <w:bottom w:val="none"/>
+        <w:shd w:val="clear" w:color="ffffff"/>
+        <w:tcBorders>
+          <w:top w:val="none" w:color="000000" w:sz="4" w:space="0"/>
+          <w:left w:val="none" w:color="000000" w:sz="4" w:space="0"/>
+          <w:bottom w:val="none" w:color="000000" w:sz="4" w:space="0"/>
           <w:right w:val="single" w:color="000000" w:themeColor="accent4" w:themeTint="9A" w:sz="4" w:space="0"/>
         </w:tcBorders>
       </w:tcPr>
@@ -9895,10 +10058,10 @@
       <w:tcPr>
         <w:shd w:val="clear" w:color="ffffff" w:themeColor="light1" w:fill="ffffff" w:themeFill="light1"/>
         <w:tcBorders>
-          <w:top w:val="none"/>
-          <w:left w:val="none"/>
+          <w:top w:val="none" w:color="000000" w:sz="4" w:space="0"/>
+          <w:left w:val="none" w:color="000000" w:sz="4" w:space="0"/>
           <w:bottom w:val="single" w:color="000000" w:themeColor="accent4" w:themeTint="9A" w:sz="4" w:space="0"/>
-          <w:right w:val="none"/>
+          <w:right w:val="none" w:color="000000" w:sz="4" w:space="0"/>
         </w:tcBorders>
       </w:tcPr>
     </w:tblStylePr>
@@ -9910,12 +10073,12 @@
         <w:sz w:val="22"/>
       </w:rPr>
       <w:tcPr>
-        <w:shd w:color="ffffff"/>
-        <w:tcBorders>
-          <w:top w:val="none"/>
+        <w:shd w:val="clear" w:color="ffffff"/>
+        <w:tcBorders>
+          <w:top w:val="none" w:color="000000" w:sz="4" w:space="0"/>
           <w:left w:val="single" w:color="000000" w:themeColor="accent4" w:themeTint="9A" w:sz="4" w:space="0"/>
-          <w:bottom w:val="none"/>
-          <w:right w:val="none"/>
+          <w:bottom w:val="none" w:color="000000" w:sz="4" w:space="0"/>
+          <w:right w:val="none" w:color="000000" w:sz="4" w:space="0"/>
         </w:tcBorders>
       </w:tcPr>
     </w:tblStylePr>
@@ -9930,9 +10093,9 @@
         <w:shd w:val="clear" w:color="ffffff" w:themeColor="light1" w:fill="ffffff" w:themeFill="light1"/>
         <w:tcBorders>
           <w:top w:val="single" w:color="000000" w:themeColor="accent4" w:themeTint="9A" w:sz="4" w:space="0"/>
-          <w:left w:val="none"/>
-          <w:bottom w:val="none"/>
-          <w:right w:val="none"/>
+          <w:left w:val="none" w:color="000000" w:sz="4" w:space="0"/>
+          <w:bottom w:val="none" w:color="000000" w:sz="4" w:space="0"/>
+          <w:right w:val="none" w:color="000000" w:sz="4" w:space="0"/>
         </w:tcBorders>
       </w:tcPr>
     </w:tblStylePr>
@@ -9944,9 +10107,9 @@
       </w:rPr>
     </w:tblStylePr>
   </w:style>
-  <w:style w:type="table" w:styleId="151">
+  <w:style w:type="table" w:styleId="778">
     <w:name w:val="List Table 7 Colorful - Accent 5"/>
-    <w:basedOn w:val="32"/>
+    <w:basedOn w:val="661"/>
     <w:uiPriority w:val="99"/>
     <w:pPr>
       <w:spacing w:after="0" w:line="240" w:lineRule="auto"/>
@@ -9992,11 +10155,11 @@
         <w:jc w:val="right"/>
       </w:pPr>
       <w:tcPr>
-        <w:shd w:color="ffffff"/>
-        <w:tcBorders>
-          <w:top w:val="none"/>
-          <w:left w:val="none"/>
-          <w:bottom w:val="none"/>
+        <w:shd w:val="clear" w:color="ffffff"/>
+        <w:tcBorders>
+          <w:top w:val="none" w:color="000000" w:sz="4" w:space="0"/>
+          <w:left w:val="none" w:color="000000" w:sz="4" w:space="0"/>
+          <w:bottom w:val="none" w:color="000000" w:sz="4" w:space="0"/>
           <w:right w:val="single" w:color="000000" w:themeColor="accent5" w:themeTint="9A" w:sz="4" w:space="0"/>
         </w:tcBorders>
       </w:tcPr>
@@ -10011,10 +10174,10 @@
       <w:tcPr>
         <w:shd w:val="clear" w:color="ffffff" w:themeColor="light1" w:fill="ffffff" w:themeFill="light1"/>
         <w:tcBorders>
-          <w:top w:val="none"/>
-          <w:left w:val="none"/>
+          <w:top w:val="none" w:color="000000" w:sz="4" w:space="0"/>
+          <w:left w:val="none" w:color="000000" w:sz="4" w:space="0"/>
           <w:bottom w:val="single" w:color="000000" w:themeColor="accent5" w:themeTint="9A" w:sz="4" w:space="0"/>
-          <w:right w:val="none"/>
+          <w:right w:val="none" w:color="000000" w:sz="4" w:space="0"/>
         </w:tcBorders>
       </w:tcPr>
     </w:tblStylePr>
@@ -10026,12 +10189,12 @@
         <w:sz w:val="22"/>
       </w:rPr>
       <w:tcPr>
-        <w:shd w:color="ffffff"/>
-        <w:tcBorders>
-          <w:top w:val="none"/>
+        <w:shd w:val="clear" w:color="ffffff"/>
+        <w:tcBorders>
+          <w:top w:val="none" w:color="000000" w:sz="4" w:space="0"/>
           <w:left w:val="single" w:color="000000" w:themeColor="accent5" w:themeTint="9A" w:sz="4" w:space="0"/>
-          <w:bottom w:val="none"/>
-          <w:right w:val="none"/>
+          <w:bottom w:val="none" w:color="000000" w:sz="4" w:space="0"/>
+          <w:right w:val="none" w:color="000000" w:sz="4" w:space="0"/>
         </w:tcBorders>
       </w:tcPr>
     </w:tblStylePr>
@@ -10046,9 +10209,9 @@
         <w:shd w:val="clear" w:color="ffffff" w:themeColor="light1" w:fill="ffffff" w:themeFill="light1"/>
         <w:tcBorders>
           <w:top w:val="single" w:color="000000" w:themeColor="accent5" w:themeTint="9A" w:sz="4" w:space="0"/>
-          <w:left w:val="none"/>
-          <w:bottom w:val="none"/>
-          <w:right w:val="none"/>
+          <w:left w:val="none" w:color="000000" w:sz="4" w:space="0"/>
+          <w:bottom w:val="none" w:color="000000" w:sz="4" w:space="0"/>
+          <w:right w:val="none" w:color="000000" w:sz="4" w:space="0"/>
         </w:tcBorders>
       </w:tcPr>
     </w:tblStylePr>
@@ -10060,9 +10223,9 @@
       </w:rPr>
     </w:tblStylePr>
   </w:style>
-  <w:style w:type="table" w:styleId="152">
+  <w:style w:type="table" w:styleId="779">
     <w:name w:val="List Table 7 Colorful - Accent 6"/>
-    <w:basedOn w:val="32"/>
+    <w:basedOn w:val="661"/>
     <w:uiPriority w:val="99"/>
     <w:pPr>
       <w:spacing w:after="0" w:line="240" w:lineRule="auto"/>
@@ -10108,11 +10271,11 @@
         <w:jc w:val="right"/>
       </w:pPr>
       <w:tcPr>
-        <w:shd w:color="ffffff"/>
-        <w:tcBorders>
-          <w:top w:val="none"/>
-          <w:left w:val="none"/>
-          <w:bottom w:val="none"/>
+        <w:shd w:val="clear" w:color="ffffff"/>
+        <w:tcBorders>
+          <w:top w:val="none" w:color="000000" w:sz="4" w:space="0"/>
+          <w:left w:val="none" w:color="000000" w:sz="4" w:space="0"/>
+          <w:bottom w:val="none" w:color="000000" w:sz="4" w:space="0"/>
           <w:right w:val="single" w:color="000000" w:themeColor="accent6" w:themeTint="98" w:sz="4" w:space="0"/>
         </w:tcBorders>
       </w:tcPr>
@@ -10127,10 +10290,10 @@
       <w:tcPr>
         <w:shd w:val="clear" w:color="ffffff" w:themeColor="light1" w:fill="ffffff" w:themeFill="light1"/>
         <w:tcBorders>
-          <w:top w:val="none"/>
-          <w:left w:val="none"/>
+          <w:top w:val="none" w:color="000000" w:sz="4" w:space="0"/>
+          <w:left w:val="none" w:color="000000" w:sz="4" w:space="0"/>
           <w:bottom w:val="single" w:color="000000" w:themeColor="accent6" w:themeTint="98" w:sz="4" w:space="0"/>
-          <w:right w:val="none"/>
+          <w:right w:val="none" w:color="000000" w:sz="4" w:space="0"/>
         </w:tcBorders>
       </w:tcPr>
     </w:tblStylePr>
@@ -10142,12 +10305,12 @@
         <w:sz w:val="22"/>
       </w:rPr>
       <w:tcPr>
-        <w:shd w:color="ffffff"/>
-        <w:tcBorders>
-          <w:top w:val="none"/>
+        <w:shd w:val="clear" w:color="ffffff"/>
+        <w:tcBorders>
+          <w:top w:val="none" w:color="000000" w:sz="4" w:space="0"/>
           <w:left w:val="single" w:color="000000" w:themeColor="accent6" w:themeTint="98" w:sz="4" w:space="0"/>
-          <w:bottom w:val="none"/>
-          <w:right w:val="none"/>
+          <w:bottom w:val="none" w:color="000000" w:sz="4" w:space="0"/>
+          <w:right w:val="none" w:color="000000" w:sz="4" w:space="0"/>
         </w:tcBorders>
       </w:tcPr>
     </w:tblStylePr>
@@ -10162,9 +10325,9 @@
         <w:shd w:val="clear" w:color="ffffff" w:themeColor="light1" w:fill="ffffff" w:themeFill="light1"/>
         <w:tcBorders>
           <w:top w:val="single" w:color="000000" w:themeColor="accent6" w:themeTint="98" w:sz="4" w:space="0"/>
-          <w:left w:val="none"/>
-          <w:bottom w:val="none"/>
-          <w:right w:val="none"/>
+          <w:left w:val="none" w:color="000000" w:sz="4" w:space="0"/>
+          <w:bottom w:val="none" w:color="000000" w:sz="4" w:space="0"/>
+          <w:right w:val="none" w:color="000000" w:sz="4" w:space="0"/>
         </w:tcBorders>
       </w:tcPr>
     </w:tblStylePr>
@@ -10176,9 +10339,9 @@
       </w:rPr>
     </w:tblStylePr>
   </w:style>
-  <w:style w:type="table" w:styleId="153">
+  <w:style w:type="table" w:styleId="780">
     <w:name w:val="Lined - Accent"/>
-    <w:basedOn w:val="32"/>
+    <w:basedOn w:val="661"/>
     <w:uiPriority w:val="99"/>
     <w:pPr>
       <w:spacing w:after="0" w:line="240" w:lineRule="auto"/>
@@ -10266,9 +10429,9 @@
       </w:tcPr>
     </w:tblStylePr>
   </w:style>
-  <w:style w:type="table" w:styleId="154">
+  <w:style w:type="table" w:styleId="781">
     <w:name w:val="Lined - Accent 1"/>
-    <w:basedOn w:val="32"/>
+    <w:basedOn w:val="661"/>
     <w:uiPriority w:val="99"/>
     <w:pPr>
       <w:spacing w:after="0" w:line="240" w:lineRule="auto"/>
@@ -10356,9 +10519,9 @@
       </w:tcPr>
     </w:tblStylePr>
   </w:style>
-  <w:style w:type="table" w:styleId="155">
+  <w:style w:type="table" w:styleId="782">
     <w:name w:val="Lined - Accent 2"/>
-    <w:basedOn w:val="32"/>
+    <w:basedOn w:val="661"/>
     <w:uiPriority w:val="99"/>
     <w:pPr>
       <w:spacing w:after="0" w:line="240" w:lineRule="auto"/>
@@ -10446,9 +10609,9 @@
       </w:tcPr>
     </w:tblStylePr>
   </w:style>
-  <w:style w:type="table" w:styleId="156">
+  <w:style w:type="table" w:styleId="783">
     <w:name w:val="Lined - Accent 3"/>
-    <w:basedOn w:val="32"/>
+    <w:basedOn w:val="661"/>
     <w:uiPriority w:val="99"/>
     <w:pPr>
       <w:spacing w:after="0" w:line="240" w:lineRule="auto"/>
@@ -10536,9 +10699,9 @@
       </w:tcPr>
     </w:tblStylePr>
   </w:style>
-  <w:style w:type="table" w:styleId="157">
+  <w:style w:type="table" w:styleId="784">
     <w:name w:val="Lined - Accent 4"/>
-    <w:basedOn w:val="32"/>
+    <w:basedOn w:val="661"/>
     <w:uiPriority w:val="99"/>
     <w:pPr>
       <w:spacing w:after="0" w:line="240" w:lineRule="auto"/>
@@ -10626,9 +10789,9 @@
       </w:tcPr>
     </w:tblStylePr>
   </w:style>
-  <w:style w:type="table" w:styleId="158">
+  <w:style w:type="table" w:styleId="785">
     <w:name w:val="Lined - Accent 5"/>
-    <w:basedOn w:val="32"/>
+    <w:basedOn w:val="661"/>
     <w:uiPriority w:val="99"/>
     <w:pPr>
       <w:spacing w:after="0" w:line="240" w:lineRule="auto"/>
@@ -10716,9 +10879,9 @@
       </w:tcPr>
     </w:tblStylePr>
   </w:style>
-  <w:style w:type="table" w:styleId="159">
+  <w:style w:type="table" w:styleId="786">
     <w:name w:val="Lined - Accent 6"/>
-    <w:basedOn w:val="32"/>
+    <w:basedOn w:val="661"/>
     <w:uiPriority w:val="99"/>
     <w:pPr>
       <w:spacing w:after="0" w:line="240" w:lineRule="auto"/>
@@ -10806,9 +10969,9 @@
       </w:tcPr>
     </w:tblStylePr>
   </w:style>
-  <w:style w:type="table" w:styleId="160">
+  <w:style w:type="table" w:styleId="787">
     <w:name w:val="Bordered &amp; Lined - Accent"/>
-    <w:basedOn w:val="32"/>
+    <w:basedOn w:val="661"/>
     <w:uiPriority w:val="99"/>
     <w:pPr>
       <w:spacing w:after="0" w:line="240" w:lineRule="auto"/>
@@ -10904,9 +11067,9 @@
       </w:tcPr>
     </w:tblStylePr>
   </w:style>
-  <w:style w:type="table" w:styleId="161">
+  <w:style w:type="table" w:styleId="788">
     <w:name w:val="Bordered &amp; Lined - Accent 1"/>
-    <w:basedOn w:val="32"/>
+    <w:basedOn w:val="661"/>
     <w:uiPriority w:val="99"/>
     <w:pPr>
       <w:spacing w:after="0" w:line="240" w:lineRule="auto"/>
@@ -11002,9 +11165,9 @@
       </w:tcPr>
     </w:tblStylePr>
   </w:style>
-  <w:style w:type="table" w:styleId="162">
+  <w:style w:type="table" w:styleId="789">
     <w:name w:val="Bordered &amp; Lined - Accent 2"/>
-    <w:basedOn w:val="32"/>
+    <w:basedOn w:val="661"/>
     <w:uiPriority w:val="99"/>
     <w:pPr>
       <w:spacing w:after="0" w:line="240" w:lineRule="auto"/>
@@ -11100,9 +11263,9 @@
       </w:tcPr>
     </w:tblStylePr>
   </w:style>
-  <w:style w:type="table" w:styleId="163">
+  <w:style w:type="table" w:styleId="790">
     <w:name w:val="Bordered &amp; Lined - Accent 3"/>
-    <w:basedOn w:val="32"/>
+    <w:basedOn w:val="661"/>
     <w:uiPriority w:val="99"/>
     <w:pPr>
       <w:spacing w:after="0" w:line="240" w:lineRule="auto"/>
@@ -11198,9 +11361,9 @@
       </w:tcPr>
     </w:tblStylePr>
   </w:style>
-  <w:style w:type="table" w:styleId="164">
+  <w:style w:type="table" w:styleId="791">
     <w:name w:val="Bordered &amp; Lined - Accent 4"/>
-    <w:basedOn w:val="32"/>
+    <w:basedOn w:val="661"/>
     <w:uiPriority w:val="99"/>
     <w:pPr>
       <w:spacing w:after="0" w:line="240" w:lineRule="auto"/>
@@ -11296,9 +11459,9 @@
       </w:tcPr>
     </w:tblStylePr>
   </w:style>
-  <w:style w:type="table" w:styleId="165">
+  <w:style w:type="table" w:styleId="792">
     <w:name w:val="Bordered &amp; Lined - Accent 5"/>
-    <w:basedOn w:val="32"/>
+    <w:basedOn w:val="661"/>
     <w:uiPriority w:val="99"/>
     <w:pPr>
       <w:spacing w:after="0" w:line="240" w:lineRule="auto"/>
@@ -11394,9 +11557,9 @@
       </w:tcPr>
     </w:tblStylePr>
   </w:style>
-  <w:style w:type="table" w:styleId="166">
+  <w:style w:type="table" w:styleId="793">
     <w:name w:val="Bordered &amp; Lined - Accent 6"/>
-    <w:basedOn w:val="32"/>
+    <w:basedOn w:val="661"/>
     <w:uiPriority w:val="99"/>
     <w:pPr>
       <w:spacing w:after="0" w:line="240" w:lineRule="auto"/>
@@ -11492,9 +11655,9 @@
       </w:tcPr>
     </w:tblStylePr>
   </w:style>
-  <w:style w:type="table" w:styleId="167">
+  <w:style w:type="table" w:styleId="794">
     <w:name w:val="Bordered"/>
-    <w:basedOn w:val="32"/>
+    <w:basedOn w:val="661"/>
     <w:uiPriority w:val="99"/>
     <w:pPr>
       <w:spacing w:after="0" w:line="240" w:lineRule="auto"/>
@@ -11571,9 +11734,9 @@
       </w:tcPr>
     </w:tblStylePr>
   </w:style>
-  <w:style w:type="table" w:styleId="168">
+  <w:style w:type="table" w:styleId="795">
     <w:name w:val="Bordered - Accent 1"/>
-    <w:basedOn w:val="32"/>
+    <w:basedOn w:val="661"/>
     <w:uiPriority w:val="99"/>
     <w:pPr>
       <w:spacing w:after="0" w:line="240" w:lineRule="auto"/>
@@ -11650,9 +11813,9 @@
       </w:tcPr>
     </w:tblStylePr>
   </w:style>
-  <w:style w:type="table" w:styleId="169">
+  <w:style w:type="table" w:styleId="796">
     <w:name w:val="Bordered - Accent 2"/>
-    <w:basedOn w:val="32"/>
+    <w:basedOn w:val="661"/>
     <w:uiPriority w:val="99"/>
     <w:pPr>
       <w:spacing w:after="0" w:line="240" w:lineRule="auto"/>
@@ -11729,9 +11892,9 @@
       </w:tcPr>
     </w:tblStylePr>
   </w:style>
-  <w:style w:type="table" w:styleId="170">
+  <w:style w:type="table" w:styleId="797">
     <w:name w:val="Bordered - Accent 3"/>
-    <w:basedOn w:val="32"/>
+    <w:basedOn w:val="661"/>
     <w:uiPriority w:val="99"/>
     <w:pPr>
       <w:spacing w:after="0" w:line="240" w:lineRule="auto"/>
@@ -11808,9 +11971,9 @@
       </w:tcPr>
     </w:tblStylePr>
   </w:style>
-  <w:style w:type="table" w:styleId="171">
+  <w:style w:type="table" w:styleId="798">
     <w:name w:val="Bordered - Accent 4"/>
-    <w:basedOn w:val="32"/>
+    <w:basedOn w:val="661"/>
     <w:uiPriority w:val="99"/>
     <w:pPr>
       <w:spacing w:after="0" w:line="240" w:lineRule="auto"/>
@@ -11887,9 +12050,9 @@
       </w:tcPr>
     </w:tblStylePr>
   </w:style>
-  <w:style w:type="table" w:styleId="172">
+  <w:style w:type="table" w:styleId="799">
     <w:name w:val="Bordered - Accent 5"/>
-    <w:basedOn w:val="32"/>
+    <w:basedOn w:val="661"/>
     <w:uiPriority w:val="99"/>
     <w:pPr>
       <w:spacing w:after="0" w:line="240" w:lineRule="auto"/>
@@ -11966,9 +12129,9 @@
       </w:tcPr>
     </w:tblStylePr>
   </w:style>
-  <w:style w:type="table" w:styleId="173">
+  <w:style w:type="table" w:styleId="800">
     <w:name w:val="Bordered - Accent 6"/>
-    <w:basedOn w:val="32"/>
+    <w:basedOn w:val="661"/>
     <w:uiPriority w:val="99"/>
     <w:pPr>
       <w:spacing w:after="0" w:line="240" w:lineRule="auto"/>
@@ -12045,7 +12208,7 @@
       </w:tcPr>
     </w:tblStylePr>
   </w:style>
-  <w:style w:type="character" w:styleId="174">
+  <w:style w:type="character" w:styleId="801">
     <w:name w:val="Hyperlink"/>
     <w:uiPriority w:val="99"/>
     <w:unhideWhenUsed/>
@@ -12054,10 +12217,10 @@
       <w:u w:val="single"/>
     </w:rPr>
   </w:style>
-  <w:style w:type="paragraph" w:styleId="175">
+  <w:style w:type="paragraph" w:styleId="802">
     <w:name w:val="footnote text"/>
-    <w:basedOn w:val="640"/>
-    <w:link w:val="176"/>
+    <w:basedOn w:val="819"/>
+    <w:link w:val="803"/>
     <w:uiPriority w:val="99"/>
     <w:semiHidden/>
     <w:unhideWhenUsed/>
@@ -12068,27 +12231,26 @@
       <w:sz w:val="18"/>
     </w:rPr>
   </w:style>
-  <w:style w:type="character" w:styleId="176">
+  <w:style w:type="character" w:styleId="803">
     <w:name w:val="Footnote Text Char"/>
-    <w:link w:val="175"/>
+    <w:link w:val="802"/>
     <w:uiPriority w:val="99"/>
     <w:rPr>
       <w:sz w:val="18"/>
     </w:rPr>
   </w:style>
-  <w:style w:type="character" w:styleId="177">
+  <w:style w:type="character" w:styleId="804">
     <w:name w:val="footnote reference"/>
-    <w:basedOn w:val="11"/>
     <w:uiPriority w:val="99"/>
     <w:unhideWhenUsed/>
     <w:rPr>
       <w:vertAlign w:val="superscript"/>
     </w:rPr>
   </w:style>
-  <w:style w:type="paragraph" w:styleId="178">
+  <w:style w:type="paragraph" w:styleId="805">
     <w:name w:val="endnote text"/>
-    <w:basedOn w:val="640"/>
-    <w:link w:val="179"/>
+    <w:basedOn w:val="819"/>
+    <w:link w:val="806"/>
     <w:uiPriority w:val="99"/>
     <w:semiHidden/>
     <w:unhideWhenUsed/>
@@ -12099,17 +12261,16 @@
       <w:sz w:val="20"/>
     </w:rPr>
   </w:style>
-  <w:style w:type="character" w:styleId="179">
+  <w:style w:type="character" w:styleId="806">
     <w:name w:val="Endnote Text Char"/>
-    <w:link w:val="178"/>
+    <w:link w:val="805"/>
     <w:uiPriority w:val="99"/>
     <w:rPr>
       <w:sz w:val="20"/>
     </w:rPr>
   </w:style>
-  <w:style w:type="character" w:styleId="180">
+  <w:style w:type="character" w:styleId="807">
     <w:name w:val="endnote reference"/>
-    <w:basedOn w:val="11"/>
     <w:uiPriority w:val="99"/>
     <w:semiHidden/>
     <w:unhideWhenUsed/>
@@ -12117,10 +12278,10 @@
       <w:vertAlign w:val="superscript"/>
     </w:rPr>
   </w:style>
-  <w:style w:type="paragraph" w:styleId="181">
+  <w:style w:type="paragraph" w:styleId="808">
     <w:name w:val="toc 1"/>
-    <w:basedOn w:val="640"/>
-    <w:next w:val="640"/>
+    <w:basedOn w:val="819"/>
+    <w:next w:val="819"/>
     <w:uiPriority w:val="39"/>
     <w:unhideWhenUsed/>
     <w:pPr>
@@ -12128,10 +12289,10 @@
       <w:spacing w:after="57"/>
     </w:pPr>
   </w:style>
-  <w:style w:type="paragraph" w:styleId="182">
+  <w:style w:type="paragraph" w:styleId="809">
     <w:name w:val="toc 2"/>
-    <w:basedOn w:val="640"/>
-    <w:next w:val="640"/>
+    <w:basedOn w:val="819"/>
+    <w:next w:val="819"/>
     <w:uiPriority w:val="39"/>
     <w:unhideWhenUsed/>
     <w:pPr>
@@ -12139,10 +12300,10 @@
       <w:spacing w:after="57"/>
     </w:pPr>
   </w:style>
-  <w:style w:type="paragraph" w:styleId="183">
+  <w:style w:type="paragraph" w:styleId="810">
     <w:name w:val="toc 3"/>
-    <w:basedOn w:val="640"/>
-    <w:next w:val="640"/>
+    <w:basedOn w:val="819"/>
+    <w:next w:val="819"/>
     <w:uiPriority w:val="39"/>
     <w:unhideWhenUsed/>
     <w:pPr>
@@ -12150,10 +12311,10 @@
       <w:spacing w:after="57"/>
     </w:pPr>
   </w:style>
-  <w:style w:type="paragraph" w:styleId="184">
+  <w:style w:type="paragraph" w:styleId="811">
     <w:name w:val="toc 4"/>
-    <w:basedOn w:val="640"/>
-    <w:next w:val="640"/>
+    <w:basedOn w:val="819"/>
+    <w:next w:val="819"/>
     <w:uiPriority w:val="39"/>
     <w:unhideWhenUsed/>
     <w:pPr>
@@ -12161,10 +12322,10 @@
       <w:spacing w:after="57"/>
     </w:pPr>
   </w:style>
-  <w:style w:type="paragraph" w:styleId="185">
+  <w:style w:type="paragraph" w:styleId="812">
     <w:name w:val="toc 5"/>
-    <w:basedOn w:val="640"/>
-    <w:next w:val="640"/>
+    <w:basedOn w:val="819"/>
+    <w:next w:val="819"/>
     <w:uiPriority w:val="39"/>
     <w:unhideWhenUsed/>
     <w:pPr>
@@ -12172,10 +12333,10 @@
       <w:spacing w:after="57"/>
     </w:pPr>
   </w:style>
-  <w:style w:type="paragraph" w:styleId="186">
+  <w:style w:type="paragraph" w:styleId="813">
     <w:name w:val="toc 6"/>
-    <w:basedOn w:val="640"/>
-    <w:next w:val="640"/>
+    <w:basedOn w:val="819"/>
+    <w:next w:val="819"/>
     <w:uiPriority w:val="39"/>
     <w:unhideWhenUsed/>
     <w:pPr>
@@ -12183,10 +12344,10 @@
       <w:spacing w:after="57"/>
     </w:pPr>
   </w:style>
-  <w:style w:type="paragraph" w:styleId="187">
+  <w:style w:type="paragraph" w:styleId="814">
     <w:name w:val="toc 7"/>
-    <w:basedOn w:val="640"/>
-    <w:next w:val="640"/>
+    <w:basedOn w:val="819"/>
+    <w:next w:val="819"/>
     <w:uiPriority w:val="39"/>
     <w:unhideWhenUsed/>
     <w:pPr>
@@ -12194,10 +12355,10 @@
       <w:spacing w:after="57"/>
     </w:pPr>
   </w:style>
-  <w:style w:type="paragraph" w:styleId="188">
+  <w:style w:type="paragraph" w:styleId="815">
     <w:name w:val="toc 8"/>
-    <w:basedOn w:val="640"/>
-    <w:next w:val="640"/>
+    <w:basedOn w:val="819"/>
+    <w:next w:val="819"/>
     <w:uiPriority w:val="39"/>
     <w:unhideWhenUsed/>
     <w:pPr>
@@ -12205,10 +12366,10 @@
       <w:spacing w:after="57"/>
     </w:pPr>
   </w:style>
-  <w:style w:type="paragraph" w:styleId="189">
+  <w:style w:type="paragraph" w:styleId="816">
     <w:name w:val="toc 9"/>
-    <w:basedOn w:val="640"/>
-    <w:next w:val="640"/>
+    <w:basedOn w:val="819"/>
+    <w:next w:val="819"/>
     <w:uiPriority w:val="39"/>
     <w:unhideWhenUsed/>
     <w:pPr>
@@ -12216,32 +12377,32 @@
       <w:spacing w:after="57"/>
     </w:pPr>
   </w:style>
-  <w:style w:type="paragraph" w:styleId="190">
+  <w:style w:type="paragraph" w:styleId="817">
     <w:name w:val="TOC Heading"/>
     <w:uiPriority w:val="39"/>
     <w:unhideWhenUsed/>
   </w:style>
-  <w:style w:type="paragraph" w:styleId="191">
+  <w:style w:type="paragraph" w:styleId="818">
     <w:name w:val="table of figures"/>
-    <w:basedOn w:val="640"/>
-    <w:next w:val="640"/>
+    <w:basedOn w:val="819"/>
+    <w:next w:val="819"/>
     <w:uiPriority w:val="99"/>
     <w:unhideWhenUsed/>
     <w:pPr>
       <w:spacing w:after="0" w:afterAutospacing="0"/>
     </w:pPr>
   </w:style>
-  <w:style w:type="paragraph" w:styleId="640" w:default="1">
+  <w:style w:type="paragraph" w:styleId="819" w:default="1">
     <w:name w:val="Normal"/>
   </w:style>
-  <w:style w:type="table" w:styleId="641" w:default="1">
+  <w:style w:type="table" w:styleId="820" w:default="1">
     <w:name w:val="Table Normal"/>
     <w:tblPr/>
   </w:style>
-  <w:style w:type="paragraph" w:styleId="642">
+  <w:style w:type="paragraph" w:styleId="821">
     <w:name w:val="Heading 1"/>
-    <w:basedOn w:val="640"/>
-    <w:next w:val="640"/>
+    <w:basedOn w:val="819"/>
+    <w:next w:val="819"/>
     <w:pPr>
       <w:keepLines/>
       <w:keepNext/>
@@ -12254,10 +12415,10 @@
       <w:szCs w:val="48"/>
     </w:rPr>
   </w:style>
-  <w:style w:type="paragraph" w:styleId="643">
+  <w:style w:type="paragraph" w:styleId="822">
     <w:name w:val="Heading 2"/>
-    <w:basedOn w:val="640"/>
-    <w:next w:val="640"/>
+    <w:basedOn w:val="819"/>
+    <w:next w:val="819"/>
     <w:pPr>
       <w:keepLines/>
       <w:keepNext/>
@@ -12270,10 +12431,10 @@
       <w:szCs w:val="36"/>
     </w:rPr>
   </w:style>
-  <w:style w:type="paragraph" w:styleId="644">
+  <w:style w:type="paragraph" w:styleId="823">
     <w:name w:val="Heading 3"/>
-    <w:basedOn w:val="640"/>
-    <w:next w:val="640"/>
+    <w:basedOn w:val="819"/>
+    <w:next w:val="819"/>
     <w:pPr>
       <w:keepLines/>
       <w:keepNext/>
@@ -12286,10 +12447,10 @@
       <w:szCs w:val="28"/>
     </w:rPr>
   </w:style>
-  <w:style w:type="paragraph" w:styleId="645">
+  <w:style w:type="paragraph" w:styleId="824">
     <w:name w:val="Heading 4"/>
-    <w:basedOn w:val="640"/>
-    <w:next w:val="640"/>
+    <w:basedOn w:val="819"/>
+    <w:next w:val="819"/>
     <w:pPr>
       <w:keepLines/>
       <w:keepNext/>
@@ -12302,10 +12463,10 @@
       <w:szCs w:val="24"/>
     </w:rPr>
   </w:style>
-  <w:style w:type="paragraph" w:styleId="646">
+  <w:style w:type="paragraph" w:styleId="825">
     <w:name w:val="Heading 5"/>
-    <w:basedOn w:val="640"/>
-    <w:next w:val="640"/>
+    <w:basedOn w:val="819"/>
+    <w:next w:val="819"/>
     <w:pPr>
       <w:keepLines/>
       <w:keepNext/>
@@ -12318,10 +12479,10 @@
       <w:szCs w:val="22"/>
     </w:rPr>
   </w:style>
-  <w:style w:type="paragraph" w:styleId="647">
+  <w:style w:type="paragraph" w:styleId="826">
     <w:name w:val="Heading 6"/>
-    <w:basedOn w:val="640"/>
-    <w:next w:val="640"/>
+    <w:basedOn w:val="819"/>
+    <w:next w:val="819"/>
     <w:pPr>
       <w:keepLines/>
       <w:keepNext/>
@@ -12334,10 +12495,10 @@
       <w:szCs w:val="20"/>
     </w:rPr>
   </w:style>
-  <w:style w:type="paragraph" w:styleId="648">
+  <w:style w:type="paragraph" w:styleId="827">
     <w:name w:val="Title"/>
-    <w:basedOn w:val="640"/>
-    <w:next w:val="640"/>
+    <w:basedOn w:val="819"/>
+    <w:next w:val="819"/>
     <w:pPr>
       <w:keepLines/>
       <w:keepNext/>
@@ -12350,10 +12511,10 @@
       <w:szCs w:val="72"/>
     </w:rPr>
   </w:style>
-  <w:style w:type="paragraph" w:styleId="649">
+  <w:style w:type="paragraph" w:styleId="828">
     <w:name w:val="Subtitle"/>
-    <w:basedOn w:val="640"/>
-    <w:next w:val="640"/>
+    <w:basedOn w:val="819"/>
+    <w:next w:val="819"/>
     <w:pPr>
       <w:keepLines/>
       <w:keepNext/>
@@ -12368,9 +12529,9 @@
       <w:szCs w:val="48"/>
     </w:rPr>
   </w:style>
-  <w:style w:type="table" w:styleId="650">
+  <w:style w:type="table" w:styleId="829">
     <w:name w:val="StGen0"/>
-    <w:basedOn w:val="641"/>
+    <w:basedOn w:val="820"/>
     <w:tblPr>
       <w:tblStyleRowBandSize w:val="1"/>
       <w:tblStyleColBandSize w:val="1"/>
@@ -12382,13 +12543,13 @@
       </w:tblCellMar>
     </w:tblPr>
   </w:style>
-  <w:style w:type="character" w:styleId="808" w:default="1">
+  <w:style w:type="character" w:styleId="830" w:default="1">
     <w:name w:val="Default Paragraph Font"/>
     <w:uiPriority w:val="1"/>
     <w:semiHidden/>
     <w:unhideWhenUsed/>
   </w:style>
-  <w:style w:type="numbering" w:styleId="809" w:default="1">
+  <w:style w:type="numbering" w:styleId="831" w:default="1">
     <w:name w:val="No List"/>
     <w:uiPriority w:val="99"/>
     <w:semiHidden/>

--- a/lab.docx
+++ b/lab.docx
@@ -322,7 +322,46 @@
           <w:szCs w:val="32"/>
           <w:rtl w:val="0"/>
         </w:rPr>
-        <w:t xml:space="preserve">Εργασία Εξαμήνου</w:t>
+        <w:t xml:space="preserve">Εργασία Εξαμήνου </w:t>
+      </w:r>
+      <w:r/>
+    </w:p>
+    <w:p>
+      <w:pPr>
+        <w:ind w:right="0"/>
+        <w:jc w:val="center"/>
+        <w:keepLines w:val="0"/>
+        <w:keepNext w:val="0"/>
+        <w:pageBreakBefore w:val="0"/>
+        <w:spacing w:before="0" w:after="0" w:line="240" w:lineRule="auto"/>
+        <w:shd w:val="clear" w:color="auto" w:fill="auto"/>
+        <w:widowControl/>
+        <w:tabs>
+          <w:tab w:val="center" w:pos="6570" w:leader="none"/>
+        </w:tabs>
+        <w:rPr>
+          <w:sz w:val="28"/>
+          <w:szCs w:val="28"/>
+        </w:rPr>
+        <w:pBdr>
+          <w:top w:val="none" w:color="000000" w:sz="0" w:space="0"/>
+          <w:left w:val="none" w:color="000000" w:sz="0" w:space="0"/>
+          <w:bottom w:val="none" w:color="000000" w:sz="0" w:space="0"/>
+          <w:right w:val="none" w:color="000000" w:sz="0" w:space="0"/>
+          <w:between w:val="none" w:color="000000" w:sz="0" w:space="0"/>
+        </w:pBdr>
+      </w:pPr>
+      <w:r>
+        <w:rPr>
+          <w:sz w:val="28"/>
+          <w:szCs w:val="28"/>
+        </w:rPr>
+      </w:r>
+      <w:r>
+        <w:rPr>
+          <w:sz w:val="28"/>
+          <w:szCs w:val="28"/>
+        </w:rPr>
       </w:r>
       <w:r/>
     </w:p>
@@ -343,7 +382,7 @@
           <w:sz w:val="28"/>
           <w:szCs w:val="28"/>
           <w:highlight w:val="none"/>
-          <w:lang w:val="el-GR"/>
+          <w:lang w:val="en-US"/>
         </w:rPr>
         <w:pBdr>
           <w:top w:val="none" w:color="000000" w:sz="0" w:space="0"/>
@@ -357,28 +396,22 @@
         <w:rPr>
           <w:sz w:val="28"/>
           <w:szCs w:val="28"/>
-          <w:rtl w:val="0"/>
-          <w:lang w:val="el-GR"/>
+          <w:lang w:val="en-US"/>
         </w:rPr>
-        <w:t xml:space="preserve">ΜΕΛΟΣ 1 :</w:t>
       </w:r>
       <w:r>
         <w:rPr>
           <w:sz w:val="28"/>
           <w:szCs w:val="28"/>
-          <w:rtl w:val="0"/>
-          <w:lang w:val="en-US"/>
         </w:rPr>
-        <w:t xml:space="preserve"> 21390111 </w:t>
+        <w:t xml:space="preserve">Ο διακομιστής (Server) υλοποιήθηκε σε γλώσσα προγραμματισμού Java, με σκοπό την εύκολη υλοποίηση σύνδεσης μέσω TCP (Server.java).</w:t>
       </w:r>
       <w:r>
         <w:rPr>
           <w:sz w:val="28"/>
           <w:szCs w:val="28"/>
-          <w:rtl w:val="0"/>
-          <w:lang w:val="el-GR"/>
+          <w:lang w:val="en-US"/>
         </w:rPr>
-        <w:t xml:space="preserve">ΝΙΚΟΛΑΟΣ ΠΑΝΑΓΙΩΤΗΣ ΚΥΡΙΑΚΑΚΙΣ</w:t>
       </w:r>
       <w:r/>
     </w:p>
@@ -395,6 +428,10 @@
         <w:tabs>
           <w:tab w:val="center" w:pos="6570" w:leader="none"/>
         </w:tabs>
+        <w:rPr>
+          <w:sz w:val="28"/>
+          <w:szCs w:val="28"/>
+        </w:rPr>
         <w:pBdr>
           <w:top w:val="none" w:color="000000" w:sz="0" w:space="0"/>
           <w:left w:val="none" w:color="000000" w:sz="0" w:space="0"/>
@@ -407,10 +444,7 @@
         <w:rPr>
           <w:sz w:val="28"/>
           <w:szCs w:val="28"/>
-          <w:rtl w:val="0"/>
-          <w:lang w:val="el-GR"/>
         </w:rPr>
-        <w:t xml:space="preserve">ΜΕΛΟΣ 2 : 21390108 ΧΡΗΣΤΟΣ ΚΡΙΚΖΩΝΗΣ</w:t>
       </w:r>
       <w:r>
         <w:rPr>
@@ -457,6 +491,7 @@
           <w:szCs w:val="28"/>
         </w:rPr>
       </w:r>
+      <w:r/>
     </w:p>
     <w:p>
       <w:pPr>
@@ -474,6 +509,8 @@
         <w:rPr>
           <w:sz w:val="28"/>
           <w:szCs w:val="28"/>
+          <w:highlight w:val="none"/>
+          <w:lang w:val="el-GR"/>
         </w:rPr>
         <w:pBdr>
           <w:top w:val="none" w:color="000000" w:sz="0" w:space="0"/>
@@ -487,14 +524,58 @@
         <w:rPr>
           <w:sz w:val="28"/>
           <w:szCs w:val="28"/>
+          <w:highlight w:val="none"/>
+          <w:lang w:val="el-GR"/>
         </w:rPr>
+        <w:t xml:space="preserve">Το πρόγραμμα  </w:t>
       </w:r>
       <w:r>
         <w:rPr>
           <w:sz w:val="28"/>
           <w:szCs w:val="28"/>
+          <w:highlight w:val="none"/>
+          <w:lang w:val="el-GR"/>
+        </w:rPr>
+        <w:t xml:space="preserve">περιέχει απλό</w:t>
+      </w:r>
+      <w:r>
+        <w:rPr>
+          <w:sz w:val="28"/>
+          <w:szCs w:val="28"/>
+          <w:highlight w:val="none"/>
+          <w:lang w:val="el-GR"/>
+        </w:rPr>
+        <w:t xml:space="preserve"> </w:t>
+      </w:r>
+      <w:r>
+        <w:rPr>
+          <w:sz w:val="28"/>
+          <w:szCs w:val="28"/>
+          <w:highlight w:val="none"/>
+          <w:lang w:val="en-US"/>
+        </w:rPr>
+        <w:t xml:space="preserve">GUI</w:t>
+      </w:r>
+      <w:r>
+        <w:rPr>
+          <w:sz w:val="28"/>
+          <w:szCs w:val="28"/>
+          <w:highlight w:val="none"/>
+          <w:lang w:val="el-GR"/>
+        </w:rPr>
+        <w:t xml:space="preserve"> για να είναι εύκολο στην χρήση.</w:t>
+        <w:br/>
+        <w:br/>
+      </w:r>
+      <w:r>
+        <w:rPr>
+          <w:sz w:val="28"/>
+          <w:szCs w:val="28"/>
+          <w:highlight w:val="none"/>
+          <w:lang w:val="en-US"/>
         </w:rPr>
       </w:r>
+      <w:r/>
     </w:p>
     <w:p>
       <w:pPr>
@@ -512,6 +593,8 @@
         <w:rPr>
           <w:sz w:val="28"/>
           <w:szCs w:val="28"/>
+          <w:highlight w:val="none"/>
+          <w:lang w:val="en-US"/>
         </w:rPr>
         <w:pBdr>
           <w:top w:val="none" w:color="000000" w:sz="0" w:space="0"/>
@@ -525,14 +608,741 @@
         <w:rPr>
           <w:sz w:val="28"/>
           <w:szCs w:val="28"/>
+          <w:highlight w:val="none"/>
+          <w:lang w:val="en-US"/>
+        </w:rPr>
+      </w:r>
+      <w:r>
+        <mc:AlternateContent>
+          <mc:Choice Requires="wpg">
+            <w:drawing>
+              <wp:inline xmlns:wp="http://schemas.openxmlformats.org/drawingml/2006/wordprocessingDrawing" distT="0" distB="0" distL="0" distR="0">
+                <wp:extent cx="3267075" cy="5972175"/>
+                <wp:effectExtent l="0" t="0" r="0" b="0"/>
+                <wp:docPr id="2" name=""/>
+                <wp:cNvGraphicFramePr>
+                  <a:graphicFrameLocks xmlns:a="http://schemas.openxmlformats.org/drawingml/2006/main" noChangeAspect="1"/>
+                </wp:cNvGraphicFramePr>
+                <a:graphic xmlns:a="http://schemas.openxmlformats.org/drawingml/2006/main">
+                  <a:graphicData uri="http://schemas.openxmlformats.org/drawingml/2006/picture">
+                    <pic:pic xmlns:pic="http://schemas.openxmlformats.org/drawingml/2006/picture">
+                      <pic:nvPicPr>
+                        <pic:cNvPr id="971693933" name=""/>
+                        <pic:cNvPicPr>
+                          <a:picLocks noChangeAspect="1"/>
+                        </pic:cNvPicPr>
+                        <pic:nvPr/>
+                      </pic:nvPicPr>
+                      <pic:blipFill>
+                        <a:blip r:embed="rId10"/>
+                        <a:stretch/>
+                      </pic:blipFill>
+                      <pic:spPr bwMode="auto">
+                        <a:xfrm>
+                          <a:off x="0" y="0"/>
+                          <a:ext cx="3267074" cy="5972175"/>
+                        </a:xfrm>
+                        <a:prstGeom prst="rect">
+                          <a:avLst/>
+                        </a:prstGeom>
+                      </pic:spPr>
+                    </pic:pic>
+                  </a:graphicData>
+                </a:graphic>
+              </wp:inline>
+            </w:drawing>
+          </mc:Choice>
+          <mc:Fallback>
+            <w:pict>
+              <v:shapetype type="#_x0000_t75" o:spt="75" coordsize="21600,21600" o:preferrelative="t" path="m@4@5l@4@11@9@11@9@5xe">
+                <v:formulas>
+                  <v:f eqn="if lineDrawn pixelLineWidth 0"/>
+                  <v:f eqn="sum @0 1 0"/>
+                  <v:f eqn="sum 0 0 @1"/>
+                  <v:f eqn="prod @2 1 2"/>
+                  <v:f eqn="prod @3 21600 pixelWidth"/>
+                  <v:f eqn="prod @3 21600 pixelHeight"/>
+                  <v:f eqn="sum @0 0 1"/>
+                  <v:f eqn="prod @6 1 2"/>
+                  <v:f eqn="prod @7 21600 pixelWidth"/>
+                  <v:f eqn="sum @8 21600 0"/>
+                  <v:f eqn="prod @7 21600 pixelHeight"/>
+                  <v:f eqn="sum @10 21600 0"/>
+                </v:formulas>
+              </v:shapetype>
+              <v:shape id="_x0000_i1" o:spid="_x0000_s1" type="#_x0000_t75" style="width:257.2pt;height:470.2pt;mso-wrap-distance-left:0.0pt;mso-wrap-distance-top:0.0pt;mso-wrap-distance-right:0.0pt;mso-wrap-distance-bottom:0.0pt;" stroked="false">
+                <v:path textboxrect="0,0,0,0"/>
+                <v:imagedata r:id="rId10" o:title=""/>
+              </v:shape>
+            </w:pict>
+          </mc:Fallback>
+        </mc:AlternateContent>
+      </w:r>
+      <w:r>
+        <w:rPr>
+          <w:sz w:val="28"/>
+          <w:szCs w:val="28"/>
+          <w:highlight w:val="none"/>
+          <w:lang w:val="en-US"/>
+        </w:rPr>
+      </w:r>
+      <w:r/>
+    </w:p>
+    <w:p>
+      <w:pPr>
+        <w:ind w:right="0"/>
+        <w:jc w:val="center"/>
+        <w:keepLines w:val="0"/>
+        <w:keepNext w:val="0"/>
+        <w:pageBreakBefore w:val="0"/>
+        <w:spacing w:before="0" w:after="0" w:line="240" w:lineRule="auto"/>
+        <w:shd w:val="clear" w:color="auto" w:fill="auto"/>
+        <w:widowControl/>
+        <w:tabs>
+          <w:tab w:val="center" w:pos="6570" w:leader="none"/>
+        </w:tabs>
+        <w:rPr>
+          <w:highlight w:val="none"/>
+          <w:lang w:val="en-US"/>
+        </w:rPr>
+        <w:pBdr>
+          <w:top w:val="none" w:color="000000" w:sz="0" w:space="0"/>
+          <w:left w:val="none" w:color="000000" w:sz="0" w:space="0"/>
+          <w:bottom w:val="none" w:color="000000" w:sz="0" w:space="0"/>
+          <w:right w:val="none" w:color="000000" w:sz="0" w:space="0"/>
+          <w:between w:val="none" w:color="000000" w:sz="0" w:space="0"/>
+        </w:pBdr>
+      </w:pPr>
+      <w:r>
+        <w:rPr>
+          <w:highlight w:val="none"/>
+          <w:lang w:val="en-US"/>
+        </w:rPr>
+      </w:r>
+      <w:r>
+        <w:rPr>
+          <w:highlight w:val="none"/>
+          <w:lang w:val="en-US"/>
+        </w:rPr>
+      </w:r>
+      <w:r/>
+    </w:p>
+    <w:p>
+      <w:pPr>
+        <w:ind w:right="0"/>
+        <w:jc w:val="left"/>
+        <w:keepLines w:val="0"/>
+        <w:keepNext w:val="0"/>
+        <w:pageBreakBefore w:val="0"/>
+        <w:spacing w:before="0" w:after="0" w:line="240" w:lineRule="auto"/>
+        <w:shd w:val="clear" w:color="auto" w:fill="auto"/>
+        <w:widowControl/>
+        <w:tabs>
+          <w:tab w:val="center" w:pos="6570" w:leader="none"/>
+        </w:tabs>
+        <w:rPr>
+          <w:highlight w:val="none"/>
+          <w:lang w:val="en-US"/>
+        </w:rPr>
+        <w:pBdr>
+          <w:top w:val="none" w:color="000000" w:sz="0" w:space="0"/>
+          <w:left w:val="none" w:color="000000" w:sz="0" w:space="0"/>
+          <w:bottom w:val="none" w:color="000000" w:sz="0" w:space="0"/>
+          <w:right w:val="none" w:color="000000" w:sz="0" w:space="0"/>
+          <w:between w:val="none" w:color="000000" w:sz="0" w:space="0"/>
+        </w:pBdr>
+      </w:pPr>
+      <w:r>
+        <w:rPr>
+          <w:highlight w:val="none"/>
+          <w:lang w:val="en-US"/>
+        </w:rPr>
+      </w:r>
+      <w:r>
+        <w:rPr>
+          <w:highlight w:val="none"/>
+          <w:lang w:val="en-US"/>
+        </w:rPr>
+      </w:r>
+      <w:r/>
+    </w:p>
+    <w:p>
+      <w:pPr>
+        <w:ind w:right="0"/>
+        <w:jc w:val="left"/>
+        <w:keepLines w:val="0"/>
+        <w:keepNext w:val="0"/>
+        <w:pageBreakBefore w:val="0"/>
+        <w:spacing w:before="0" w:after="0" w:line="240" w:lineRule="auto"/>
+        <w:shd w:val="clear" w:color="auto" w:fill="auto"/>
+        <w:widowControl/>
+        <w:tabs>
+          <w:tab w:val="center" w:pos="6570" w:leader="none"/>
+        </w:tabs>
+        <w:rPr>
+          <w:sz w:val="28"/>
+          <w:szCs w:val="28"/>
+          <w:highlight w:val="none"/>
+          <w:lang w:val="en-US"/>
+        </w:rPr>
+        <w:pBdr>
+          <w:top w:val="none" w:color="000000" w:sz="0" w:space="0"/>
+          <w:left w:val="none" w:color="000000" w:sz="0" w:space="0"/>
+          <w:bottom w:val="none" w:color="000000" w:sz="0" w:space="0"/>
+          <w:right w:val="none" w:color="000000" w:sz="0" w:space="0"/>
+          <w:between w:val="none" w:color="000000" w:sz="0" w:space="0"/>
+        </w:pBdr>
+      </w:pPr>
+      <w:r>
+        <w:rPr>
+          <w:sz w:val="28"/>
+          <w:szCs w:val="28"/>
+          <w:highlight w:val="none"/>
+          <w:lang w:val="en-US"/>
+        </w:rPr>
+        <w:t xml:space="preserve">1)</w:t>
+      </w:r>
+      <w:r>
+        <w:rPr>
+          <w:sz w:val="28"/>
+          <w:szCs w:val="28"/>
+          <w:highlight w:val="none"/>
+          <w:lang w:val="en-US"/>
+        </w:rPr>
+      </w:r>
+      <w:r/>
+    </w:p>
+    <w:p>
+      <w:pPr>
+        <w:ind w:right="0"/>
+        <w:jc w:val="left"/>
+        <w:keepLines w:val="0"/>
+        <w:keepNext w:val="0"/>
+        <w:pageBreakBefore w:val="0"/>
+        <w:spacing w:before="0" w:after="0" w:line="240" w:lineRule="auto"/>
+        <w:shd w:val="clear" w:color="auto" w:fill="auto"/>
+        <w:widowControl/>
+        <w:tabs>
+          <w:tab w:val="center" w:pos="6570" w:leader="none"/>
+        </w:tabs>
+        <w:rPr>
+          <w:sz w:val="28"/>
+          <w:szCs w:val="28"/>
+          <w:highlight w:val="none"/>
+          <w:lang w:val="en-US"/>
+        </w:rPr>
+        <w:pBdr>
+          <w:top w:val="none" w:color="000000" w:sz="0" w:space="0"/>
+          <w:left w:val="none" w:color="000000" w:sz="0" w:space="0"/>
+          <w:bottom w:val="none" w:color="000000" w:sz="0" w:space="0"/>
+          <w:right w:val="none" w:color="000000" w:sz="0" w:space="0"/>
+          <w:between w:val="none" w:color="000000" w:sz="0" w:space="0"/>
+        </w:pBdr>
+      </w:pPr>
+      <w:r>
+        <w:rPr>
+          <w:sz w:val="28"/>
+          <w:szCs w:val="28"/>
+          <w:highlight w:val="none"/>
+          <w:lang w:val="en-US"/>
+        </w:rPr>
+        <w:t xml:space="preserve">O </w:t>
+      </w:r>
+      <w:r>
+        <w:rPr>
+          <w:sz w:val="28"/>
+          <w:szCs w:val="28"/>
+          <w:highlight w:val="none"/>
+          <w:lang w:val="el-GR"/>
+        </w:rPr>
+        <w:t xml:space="preserve">χρήστης διαλέγει όσους υπολογιστές επιθυμεί να στείλει </w:t>
+      </w:r>
+      <w:r>
+        <w:rPr>
+          <w:sz w:val="28"/>
+          <w:szCs w:val="28"/>
+          <w:highlight w:val="none"/>
+          <w:lang w:val="el-GR"/>
+        </w:rPr>
+        <w:t xml:space="preserve">εντολή ή </w:t>
+      </w:r>
+      <w:r>
+        <w:rPr>
+          <w:sz w:val="28"/>
+          <w:szCs w:val="28"/>
+          <w:highlight w:val="none"/>
+          <w:lang w:val="en-US"/>
+        </w:rPr>
+        <w:t xml:space="preserve">WOL</w:t>
+      </w:r>
+      <w:r>
+        <w:rPr>
+          <w:sz w:val="28"/>
+          <w:szCs w:val="28"/>
+          <w:highlight w:val="none"/>
+          <w:lang w:val="en-US"/>
+        </w:rPr>
+        <w:t xml:space="preserve">.</w:t>
+      </w:r>
+      <w:r>
+        <w:rPr>
+          <w:highlight w:val="none"/>
+          <w:lang w:val="en-US"/>
+        </w:rPr>
+      </w:r>
+      <w:r/>
+    </w:p>
+    <w:p>
+      <w:pPr>
+        <w:ind w:right="0"/>
+        <w:jc w:val="left"/>
+        <w:keepLines w:val="0"/>
+        <w:keepNext w:val="0"/>
+        <w:pageBreakBefore w:val="0"/>
+        <w:spacing w:before="0" w:after="0" w:line="240" w:lineRule="auto"/>
+        <w:shd w:val="clear" w:color="auto" w:fill="auto"/>
+        <w:widowControl/>
+        <w:tabs>
+          <w:tab w:val="center" w:pos="6570" w:leader="none"/>
+        </w:tabs>
+        <w:rPr>
+          <w:highlight w:val="none"/>
+          <w:lang w:val="en-US"/>
+        </w:rPr>
+        <w:pBdr>
+          <w:top w:val="none" w:color="000000" w:sz="0" w:space="0"/>
+          <w:left w:val="none" w:color="000000" w:sz="0" w:space="0"/>
+          <w:bottom w:val="none" w:color="000000" w:sz="0" w:space="0"/>
+          <w:right w:val="none" w:color="000000" w:sz="0" w:space="0"/>
+          <w:between w:val="none" w:color="000000" w:sz="0" w:space="0"/>
+        </w:pBdr>
+      </w:pPr>
+      <w:r>
+        <w:rPr>
+          <w:sz w:val="28"/>
+          <w:szCs w:val="28"/>
+          <w:highlight w:val="none"/>
+          <w:lang w:val="en-US"/>
         </w:rPr>
       </w:r>
       <w:r>
         <w:rPr>
           <w:sz w:val="28"/>
           <w:szCs w:val="28"/>
+          <w:highlight w:val="none"/>
+          <w:lang w:val="en-US"/>
         </w:rPr>
       </w:r>
+      <w:r/>
+    </w:p>
+    <w:p>
+      <w:pPr>
+        <w:ind w:right="0"/>
+        <w:jc w:val="left"/>
+        <w:keepLines w:val="0"/>
+        <w:keepNext w:val="0"/>
+        <w:pageBreakBefore w:val="0"/>
+        <w:spacing w:before="0" w:after="0" w:line="240" w:lineRule="auto"/>
+        <w:shd w:val="clear" w:color="auto" w:fill="auto"/>
+        <w:widowControl/>
+        <w:tabs>
+          <w:tab w:val="center" w:pos="6570" w:leader="none"/>
+        </w:tabs>
+        <w:rPr>
+          <w:sz w:val="28"/>
+          <w:szCs w:val="28"/>
+          <w:highlight w:val="none"/>
+          <w:lang w:val="en-US"/>
+        </w:rPr>
+        <w:pBdr>
+          <w:top w:val="none" w:color="000000" w:sz="0" w:space="0"/>
+          <w:left w:val="none" w:color="000000" w:sz="0" w:space="0"/>
+          <w:bottom w:val="none" w:color="000000" w:sz="0" w:space="0"/>
+          <w:right w:val="none" w:color="000000" w:sz="0" w:space="0"/>
+          <w:between w:val="none" w:color="000000" w:sz="0" w:space="0"/>
+        </w:pBdr>
+      </w:pPr>
+      <w:r>
+        <w:rPr>
+          <w:sz w:val="28"/>
+          <w:szCs w:val="28"/>
+          <w:highlight w:val="none"/>
+          <w:lang w:val="en-US"/>
+        </w:rPr>
+        <w:t xml:space="preserve">2)</w:t>
+      </w:r>
+      <w:r>
+        <w:rPr>
+          <w:sz w:val="28"/>
+          <w:szCs w:val="28"/>
+          <w:highlight w:val="none"/>
+          <w:lang w:val="en-US"/>
+        </w:rPr>
+      </w:r>
+      <w:r/>
+    </w:p>
+    <w:p>
+      <w:pPr>
+        <w:ind w:right="0"/>
+        <w:jc w:val="left"/>
+        <w:keepLines w:val="0"/>
+        <w:keepNext w:val="0"/>
+        <w:pageBreakBefore w:val="0"/>
+        <w:spacing w:before="0" w:after="0" w:line="240" w:lineRule="auto"/>
+        <w:shd w:val="clear" w:color="auto" w:fill="auto"/>
+        <w:widowControl/>
+        <w:tabs>
+          <w:tab w:val="center" w:pos="6570" w:leader="none"/>
+        </w:tabs>
+        <w:rPr>
+          <w:sz w:val="28"/>
+          <w:szCs w:val="28"/>
+          <w:highlight w:val="none"/>
+          <w:lang w:val="en-US"/>
+        </w:rPr>
+        <w:pBdr>
+          <w:top w:val="none" w:color="000000" w:sz="0" w:space="0"/>
+          <w:left w:val="none" w:color="000000" w:sz="0" w:space="0"/>
+          <w:bottom w:val="none" w:color="000000" w:sz="0" w:space="0"/>
+          <w:right w:val="none" w:color="000000" w:sz="0" w:space="0"/>
+          <w:between w:val="none" w:color="000000" w:sz="0" w:space="0"/>
+        </w:pBdr>
+      </w:pPr>
+      <w:r>
+        <w:rPr>
+          <w:sz w:val="28"/>
+          <w:szCs w:val="28"/>
+          <w:highlight w:val="none"/>
+          <w:lang w:val="en-US"/>
+        </w:rPr>
+        <w:t xml:space="preserve">O </w:t>
+      </w:r>
+      <w:r>
+        <w:rPr>
+          <w:sz w:val="28"/>
+          <w:szCs w:val="28"/>
+          <w:highlight w:val="none"/>
+          <w:lang w:val="el-GR"/>
+        </w:rPr>
+        <w:t xml:space="preserve">χρήστης έχει την επιλογή  να διαλέξει ανάμεσα σε 4  </w:t>
+      </w:r>
+      <w:r>
+        <w:rPr>
+          <w:sz w:val="28"/>
+          <w:szCs w:val="28"/>
+          <w:highlight w:val="none"/>
+          <w:lang w:val="en-US"/>
+        </w:rPr>
+        <w:t xml:space="preserve">command </w:t>
+      </w:r>
+      <w:r>
+        <w:rPr>
+          <w:sz w:val="28"/>
+          <w:szCs w:val="28"/>
+          <w:highlight w:val="none"/>
+          <w:lang w:val="el-GR"/>
+        </w:rPr>
+        <w:t xml:space="preserve">(εντολές)</w:t>
+      </w:r>
+      <w:r>
+        <w:rPr>
+          <w:sz w:val="28"/>
+          <w:szCs w:val="28"/>
+          <w:highlight w:val="none"/>
+          <w:lang w:val="el-GR"/>
+        </w:rPr>
+        <w:t xml:space="preserve"> </w:t>
+      </w:r>
+      <w:r>
+        <w:rPr>
+          <w:sz w:val="28"/>
+          <w:szCs w:val="28"/>
+          <w:highlight w:val="none"/>
+          <w:lang w:val="el-GR"/>
+        </w:rPr>
+        <w:t xml:space="preserve">[</w:t>
+      </w:r>
+      <w:r>
+        <w:rPr>
+          <w:sz w:val="28"/>
+          <w:szCs w:val="28"/>
+          <w:highlight w:val="none"/>
+          <w:lang w:val="en-US"/>
+        </w:rPr>
+        <w:t xml:space="preserve">Echo,Shutdown,Restore,Restart</w:t>
+      </w:r>
+      <w:r>
+        <w:rPr>
+          <w:sz w:val="28"/>
+          <w:szCs w:val="28"/>
+          <w:highlight w:val="none"/>
+          <w:lang w:val="el-GR"/>
+        </w:rPr>
+        <w:t xml:space="preserve">]</w:t>
+      </w:r>
+      <w:r>
+        <w:rPr>
+          <w:sz w:val="28"/>
+          <w:szCs w:val="28"/>
+          <w:highlight w:val="none"/>
+          <w:lang w:val="en-US"/>
+        </w:rPr>
+        <w:t xml:space="preserve">.</w:t>
+      </w:r>
+      <w:r>
+        <w:rPr>
+          <w:sz w:val="28"/>
+          <w:szCs w:val="28"/>
+          <w:highlight w:val="none"/>
+          <w:lang w:val="en-US"/>
+        </w:rPr>
+      </w:r>
+      <w:r/>
+    </w:p>
+    <w:p>
+      <w:pPr>
+        <w:ind w:right="0"/>
+        <w:jc w:val="left"/>
+        <w:keepLines w:val="0"/>
+        <w:keepNext w:val="0"/>
+        <w:pageBreakBefore w:val="0"/>
+        <w:spacing w:before="0" w:after="0" w:line="240" w:lineRule="auto"/>
+        <w:shd w:val="clear" w:color="auto" w:fill="auto"/>
+        <w:widowControl/>
+        <w:tabs>
+          <w:tab w:val="center" w:pos="6570" w:leader="none"/>
+        </w:tabs>
+        <w:rPr>
+          <w:sz w:val="28"/>
+          <w:szCs w:val="28"/>
+          <w:highlight w:val="none"/>
+          <w:lang w:val="en-US"/>
+        </w:rPr>
+        <w:pBdr>
+          <w:top w:val="none" w:color="000000" w:sz="0" w:space="0"/>
+          <w:left w:val="none" w:color="000000" w:sz="0" w:space="0"/>
+          <w:bottom w:val="none" w:color="000000" w:sz="0" w:space="0"/>
+          <w:right w:val="none" w:color="000000" w:sz="0" w:space="0"/>
+          <w:between w:val="none" w:color="000000" w:sz="0" w:space="0"/>
+        </w:pBdr>
+      </w:pPr>
+      <w:r>
+        <w:rPr>
+          <w:sz w:val="28"/>
+          <w:szCs w:val="28"/>
+          <w:highlight w:val="none"/>
+          <w:lang w:val="en-US"/>
+        </w:rPr>
+      </w:r>
+      <w:r>
+        <w:rPr>
+          <w:sz w:val="28"/>
+          <w:szCs w:val="28"/>
+          <w:highlight w:val="none"/>
+          <w:lang w:val="en-US"/>
+        </w:rPr>
+      </w:r>
+      <w:r/>
+    </w:p>
+    <w:p>
+      <w:pPr>
+        <w:ind w:right="0"/>
+        <w:jc w:val="left"/>
+        <w:keepLines w:val="0"/>
+        <w:keepNext w:val="0"/>
+        <w:pageBreakBefore w:val="0"/>
+        <w:spacing w:before="0" w:after="0" w:line="240" w:lineRule="auto"/>
+        <w:shd w:val="clear" w:color="auto" w:fill="auto"/>
+        <w:widowControl/>
+        <w:tabs>
+          <w:tab w:val="center" w:pos="6570" w:leader="none"/>
+        </w:tabs>
+        <w:rPr>
+          <w:sz w:val="28"/>
+          <w:szCs w:val="28"/>
+          <w:highlight w:val="none"/>
+          <w:lang w:val="en-US"/>
+        </w:rPr>
+        <w:pBdr>
+          <w:top w:val="none" w:color="000000" w:sz="0" w:space="0"/>
+          <w:left w:val="none" w:color="000000" w:sz="0" w:space="0"/>
+          <w:bottom w:val="none" w:color="000000" w:sz="0" w:space="0"/>
+          <w:right w:val="none" w:color="000000" w:sz="0" w:space="0"/>
+          <w:between w:val="none" w:color="000000" w:sz="0" w:space="0"/>
+        </w:pBdr>
+      </w:pPr>
+      <w:r>
+        <w:rPr>
+          <w:sz w:val="28"/>
+          <w:szCs w:val="28"/>
+          <w:highlight w:val="none"/>
+          <w:lang w:val="en-US"/>
+        </w:rPr>
+      </w:r>
+      <w:r>
+        <w:rPr>
+          <w:sz w:val="28"/>
+          <w:szCs w:val="28"/>
+          <w:highlight w:val="none"/>
+          <w:lang w:val="en-US"/>
+        </w:rPr>
+      </w:r>
+      <w:r/>
+    </w:p>
+    <w:p>
+      <w:pPr>
+        <w:ind w:right="0"/>
+        <w:jc w:val="left"/>
+        <w:keepLines w:val="0"/>
+        <w:keepNext w:val="0"/>
+        <w:pageBreakBefore w:val="0"/>
+        <w:spacing w:before="0" w:after="0" w:line="240" w:lineRule="auto"/>
+        <w:shd w:val="clear" w:color="auto" w:fill="auto"/>
+        <w:widowControl/>
+        <w:tabs>
+          <w:tab w:val="center" w:pos="6570" w:leader="none"/>
+        </w:tabs>
+        <w:rPr>
+          <w:sz w:val="28"/>
+          <w:szCs w:val="28"/>
+          <w:highlight w:val="none"/>
+          <w:lang w:val="el-GR"/>
+        </w:rPr>
+        <w:pBdr>
+          <w:top w:val="none" w:color="000000" w:sz="0" w:space="0"/>
+          <w:left w:val="none" w:color="000000" w:sz="0" w:space="0"/>
+          <w:bottom w:val="none" w:color="000000" w:sz="0" w:space="0"/>
+          <w:right w:val="none" w:color="000000" w:sz="0" w:space="0"/>
+          <w:between w:val="none" w:color="000000" w:sz="0" w:space="0"/>
+        </w:pBdr>
+      </w:pPr>
+      <w:r>
+        <w:rPr>
+          <w:sz w:val="28"/>
+          <w:szCs w:val="28"/>
+          <w:highlight w:val="none"/>
+          <w:lang w:val="el-GR"/>
+        </w:rPr>
+        <w:t xml:space="preserve">3)</w:t>
+      </w:r>
+      <w:r>
+        <w:rPr>
+          <w:sz w:val="28"/>
+          <w:szCs w:val="28"/>
+          <w:highlight w:val="none"/>
+          <w:lang w:val="el-GR"/>
+        </w:rPr>
+      </w:r>
+      <w:r/>
+    </w:p>
+    <w:p>
+      <w:pPr>
+        <w:ind w:right="0"/>
+        <w:jc w:val="left"/>
+        <w:keepLines w:val="0"/>
+        <w:keepNext w:val="0"/>
+        <w:pageBreakBefore w:val="0"/>
+        <w:spacing w:before="0" w:after="0" w:line="240" w:lineRule="auto"/>
+        <w:shd w:val="clear" w:color="auto" w:fill="auto"/>
+        <w:widowControl/>
+        <w:tabs>
+          <w:tab w:val="center" w:pos="6570" w:leader="none"/>
+        </w:tabs>
+        <w:rPr>
+          <w:sz w:val="28"/>
+          <w:szCs w:val="28"/>
+          <w:highlight w:val="none"/>
+          <w:lang w:val="en-US"/>
+        </w:rPr>
+        <w:pBdr>
+          <w:top w:val="none" w:color="000000" w:sz="0" w:space="0"/>
+          <w:left w:val="none" w:color="000000" w:sz="0" w:space="0"/>
+          <w:bottom w:val="none" w:color="000000" w:sz="0" w:space="0"/>
+          <w:right w:val="none" w:color="000000" w:sz="0" w:space="0"/>
+          <w:between w:val="none" w:color="000000" w:sz="0" w:space="0"/>
+        </w:pBdr>
+      </w:pPr>
+      <w:r>
+        <w:rPr>
+          <w:sz w:val="28"/>
+          <w:szCs w:val="28"/>
+          <w:highlight w:val="none"/>
+          <w:lang w:val="el-GR"/>
+        </w:rPr>
+        <w:t xml:space="preserve">Ο χρήστης μπορεί επίσης να διαλέξει να δει ποίοι υπολογιστές είναι σε λειτουργία με το </w:t>
+      </w:r>
+      <w:r>
+        <w:rPr>
+          <w:sz w:val="28"/>
+          <w:szCs w:val="28"/>
+          <w:highlight w:val="none"/>
+          <w:lang w:val="en-US"/>
+        </w:rPr>
+        <w:t xml:space="preserve">Check PCs</w:t>
+      </w:r>
+      <w:r>
+        <w:rPr>
+          <w:sz w:val="28"/>
+          <w:szCs w:val="28"/>
+          <w:highlight w:val="none"/>
+          <w:lang w:val="en-US"/>
+        </w:rPr>
+        <w:br/>
+      </w:r>
+      <w:r>
+        <w:rPr>
+          <w:sz w:val="28"/>
+          <w:szCs w:val="28"/>
+          <w:highlight w:val="none"/>
+          <w:lang w:val="en-US"/>
+        </w:rPr>
+      </w:r>
+      <w:r/>
+    </w:p>
+    <w:p>
+      <w:pPr>
+        <w:ind w:right="0"/>
+        <w:jc w:val="left"/>
+        <w:keepLines w:val="0"/>
+        <w:keepNext w:val="0"/>
+        <w:pageBreakBefore w:val="0"/>
+        <w:spacing w:before="0" w:after="0" w:line="240" w:lineRule="auto"/>
+        <w:shd w:val="clear" w:color="auto" w:fill="auto"/>
+        <w:widowControl/>
+        <w:tabs>
+          <w:tab w:val="center" w:pos="6570" w:leader="none"/>
+        </w:tabs>
+        <w:rPr>
+          <w:sz w:val="28"/>
+          <w:szCs w:val="28"/>
+          <w:highlight w:val="none"/>
+          <w:lang w:val="en-US"/>
+        </w:rPr>
+        <w:pBdr>
+          <w:top w:val="none" w:color="000000" w:sz="0" w:space="0"/>
+          <w:left w:val="none" w:color="000000" w:sz="0" w:space="0"/>
+          <w:bottom w:val="none" w:color="000000" w:sz="0" w:space="0"/>
+          <w:right w:val="none" w:color="000000" w:sz="0" w:space="0"/>
+          <w:between w:val="none" w:color="000000" w:sz="0" w:space="0"/>
+        </w:pBdr>
+      </w:pPr>
+      <w:r>
+        <w:rPr>
+          <w:sz w:val="28"/>
+          <w:szCs w:val="28"/>
+          <w:highlight w:val="none"/>
+          <w:lang w:val="en-US"/>
+        </w:rPr>
+      </w:r>
+      <w:r>
+        <w:rPr>
+          <w:sz w:val="28"/>
+          <w:szCs w:val="28"/>
+          <w:highlight w:val="none"/>
+          <w:lang w:val="en-US"/>
+        </w:rPr>
+      </w:r>
+      <w:r/>
     </w:p>
     <w:p>
       <w:pPr>
@@ -550,6 +1360,7 @@
         <w:rPr>
           <w:sz w:val="28"/>
           <w:szCs w:val="28"/>
+          <w:lang w:val="en-US"/>
         </w:rPr>
         <w:pBdr>
           <w:top w:val="none" w:color="000000" w:sz="0" w:space="0"/>
@@ -565,7 +1376,6 @@
           <w:szCs w:val="28"/>
           <w:lang w:val="en-US"/>
         </w:rPr>
-        <w:t xml:space="preserve">O </w:t>
       </w:r>
       <w:r>
         <w:rPr>
@@ -573,58 +1383,8 @@
           <w:szCs w:val="28"/>
           <w:lang w:val="en-US"/>
         </w:rPr>
-        <w:t xml:space="preserve">Server</w:t>
       </w:r>
-      <w:r>
-        <w:rPr>
-          <w:sz w:val="28"/>
-          <w:szCs w:val="28"/>
-          <w:lang w:val="el-GR"/>
-        </w:rPr>
-        <w:t xml:space="preserve"> υλοποιήθηκε σε γλωσσά προγραμματισμού </w:t>
-      </w:r>
-      <w:r>
-        <w:rPr>
-          <w:sz w:val="28"/>
-          <w:szCs w:val="28"/>
-          <w:lang w:val="en-US"/>
-        </w:rPr>
-        <w:t xml:space="preserve">java</w:t>
-      </w:r>
-      <w:r>
-        <w:rPr>
-          <w:sz w:val="28"/>
-          <w:szCs w:val="28"/>
-          <w:lang w:val="en-US"/>
-        </w:rPr>
-        <w:t xml:space="preserve"> </w:t>
-      </w:r>
-      <w:r>
-        <w:rPr>
-          <w:sz w:val="28"/>
-          <w:szCs w:val="28"/>
-          <w:lang w:val="el-GR"/>
-        </w:rPr>
-        <w:t xml:space="preserve">ώστε να καταφερθεί μια εύκολη σύνδεση</w:t>
-      </w:r>
-      <w:r>
-        <w:rPr>
-          <w:sz w:val="28"/>
-          <w:szCs w:val="28"/>
-          <w:lang w:val="en-US"/>
-        </w:rPr>
-        <w:t xml:space="preserve"> TCP (Sever.java)</w:t>
-        <w:br/>
-        <w:br/>
-        <w:br/>
-        <w:br/>
-      </w:r>
-      <w:r>
-        <w:rPr>
-          <w:sz w:val="28"/>
-          <w:szCs w:val="28"/>
-        </w:rPr>
-      </w:r>
+      <w:r/>
     </w:p>
     <w:p>
       <w:pPr>
@@ -642,6 +1402,52 @@
         <w:rPr>
           <w:sz w:val="28"/>
           <w:szCs w:val="28"/>
+          <w:highlight w:val="none"/>
+          <w:lang w:val="en-US"/>
+        </w:rPr>
+        <w:pBdr>
+          <w:top w:val="none" w:color="000000" w:sz="0" w:space="0"/>
+          <w:left w:val="none" w:color="000000" w:sz="0" w:space="0"/>
+          <w:bottom w:val="none" w:color="000000" w:sz="0" w:space="0"/>
+          <w:right w:val="none" w:color="000000" w:sz="0" w:space="0"/>
+          <w:between w:val="none" w:color="000000" w:sz="0" w:space="0"/>
+        </w:pBdr>
+      </w:pPr>
+      <w:r>
+        <w:rPr>
+          <w:sz w:val="28"/>
+          <w:szCs w:val="28"/>
+          <w:lang w:val="en-US"/>
+        </w:rPr>
+        <w:t xml:space="preserve">4)</w:t>
+      </w:r>
+      <w:r>
+        <w:rPr>
+          <w:sz w:val="28"/>
+          <w:szCs w:val="28"/>
+          <w:lang w:val="en-US"/>
+        </w:rPr>
+      </w:r>
+      <w:r/>
+    </w:p>
+    <w:p>
+      <w:pPr>
+        <w:ind w:right="0"/>
+        <w:jc w:val="left"/>
+        <w:keepLines w:val="0"/>
+        <w:keepNext w:val="0"/>
+        <w:pageBreakBefore w:val="0"/>
+        <w:spacing w:before="0" w:after="0" w:line="240" w:lineRule="auto"/>
+        <w:shd w:val="clear" w:color="auto" w:fill="auto"/>
+        <w:widowControl/>
+        <w:tabs>
+          <w:tab w:val="center" w:pos="6570" w:leader="none"/>
+        </w:tabs>
+        <w:rPr>
+          <w:sz w:val="28"/>
+          <w:szCs w:val="28"/>
+          <w:highlight w:val="none"/>
+          <w:lang w:val="en-US"/>
         </w:rPr>
         <w:pBdr>
           <w:top w:val="none" w:color="000000" w:sz="0" w:space="0"/>
@@ -656,8 +1462,507 @@
           <w:sz w:val="28"/>
           <w:szCs w:val="28"/>
           <w:highlight w:val="none"/>
-          <w:rtl w:val="0"/>
+          <w:lang w:val="en-US"/>
+        </w:rPr>
+        <w:t xml:space="preserve">O </w:t>
+      </w:r>
+      <w:r>
+        <w:rPr>
+          <w:sz w:val="28"/>
+          <w:szCs w:val="28"/>
+          <w:highlight w:val="none"/>
+          <w:lang w:val="en-US"/>
+        </w:rPr>
+        <w:t xml:space="preserve">server.java </w:t>
+      </w:r>
+      <w:r>
+        <w:rPr>
+          <w:sz w:val="28"/>
+          <w:szCs w:val="28"/>
+          <w:highlight w:val="none"/>
           <w:lang w:val="el-GR"/>
+        </w:rPr>
+        <w:t xml:space="preserve">θα γυρίσει το μήνυμα </w:t>
+      </w:r>
+      <w:r>
+        <w:rPr>
+          <w:sz w:val="28"/>
+          <w:szCs w:val="28"/>
+          <w:highlight w:val="none"/>
+          <w:lang w:val="en-US"/>
+        </w:rPr>
+      </w:r>
+      <w:r/>
+    </w:p>
+    <w:p>
+      <w:pPr>
+        <w:ind w:right="0"/>
+        <w:jc w:val="left"/>
+        <w:keepLines w:val="0"/>
+        <w:keepNext w:val="0"/>
+        <w:pageBreakBefore w:val="0"/>
+        <w:spacing w:before="0" w:after="0" w:line="240" w:lineRule="auto"/>
+        <w:shd w:val="clear" w:color="auto" w:fill="auto"/>
+        <w:widowControl/>
+        <w:tabs>
+          <w:tab w:val="center" w:pos="6570" w:leader="none"/>
+        </w:tabs>
+        <w:rPr>
+          <w:sz w:val="28"/>
+          <w:szCs w:val="28"/>
+          <w:lang w:val="en-US"/>
+        </w:rPr>
+        <w:pBdr>
+          <w:top w:val="none" w:color="000000" w:sz="0" w:space="0"/>
+          <w:left w:val="none" w:color="000000" w:sz="0" w:space="0"/>
+          <w:bottom w:val="none" w:color="000000" w:sz="0" w:space="0"/>
+          <w:right w:val="none" w:color="000000" w:sz="0" w:space="0"/>
+          <w:between w:val="none" w:color="000000" w:sz="0" w:space="0"/>
+        </w:pBdr>
+      </w:pPr>
+      <w:r>
+        <w:rPr>
+          <w:sz w:val="28"/>
+          <w:szCs w:val="28"/>
+          <w:highlight w:val="none"/>
+          <w:lang w:val="en-US"/>
+        </w:rPr>
+      </w:r>
+      <w:r>
+        <w:rPr>
+          <w:sz w:val="28"/>
+          <w:szCs w:val="28"/>
+          <w:highlight w:val="none"/>
+          <w:lang w:val="en-US"/>
+        </w:rPr>
+      </w:r>
+      <w:r/>
+    </w:p>
+    <w:p>
+      <w:pPr>
+        <w:ind w:right="0"/>
+        <w:jc w:val="center"/>
+        <w:keepLines w:val="0"/>
+        <w:keepNext w:val="0"/>
+        <w:pageBreakBefore w:val="0"/>
+        <w:spacing w:before="0" w:after="0" w:line="240" w:lineRule="auto"/>
+        <w:shd w:val="clear" w:color="auto" w:fill="auto"/>
+        <w:widowControl/>
+        <w:tabs>
+          <w:tab w:val="center" w:pos="6570" w:leader="none"/>
+        </w:tabs>
+        <w:rPr>
+          <w:sz w:val="28"/>
+          <w:szCs w:val="28"/>
+          <w:lang w:val="en-US"/>
+        </w:rPr>
+        <w:pBdr>
+          <w:top w:val="none" w:color="000000" w:sz="0" w:space="0"/>
+          <w:left w:val="none" w:color="000000" w:sz="0" w:space="0"/>
+          <w:bottom w:val="none" w:color="000000" w:sz="0" w:space="0"/>
+          <w:right w:val="none" w:color="000000" w:sz="0" w:space="0"/>
+          <w:between w:val="none" w:color="000000" w:sz="0" w:space="0"/>
+        </w:pBdr>
+      </w:pPr>
+      <w:r>
+        <w:rPr>
+          <w:sz w:val="28"/>
+          <w:szCs w:val="28"/>
+          <w:lang w:val="en-US"/>
+        </w:rPr>
+      </w:r>
+      <w:r>
+        <w:rPr>
+          <w:sz w:val="28"/>
+          <w:szCs w:val="28"/>
+          <w:lang w:val="en-US"/>
+        </w:rPr>
+      </w:r>
+      <w:r/>
+    </w:p>
+    <w:p>
+      <w:pPr>
+        <w:ind w:right="0"/>
+        <w:jc w:val="left"/>
+        <w:keepLines w:val="0"/>
+        <w:keepNext w:val="0"/>
+        <w:pageBreakBefore w:val="0"/>
+        <w:spacing w:before="0" w:after="0" w:line="240" w:lineRule="auto"/>
+        <w:shd w:val="clear" w:color="auto" w:fill="auto"/>
+        <w:widowControl/>
+        <w:tabs>
+          <w:tab w:val="center" w:pos="6570" w:leader="none"/>
+        </w:tabs>
+        <w:rPr>
+          <w:sz w:val="28"/>
+          <w:szCs w:val="28"/>
+          <w:highlight w:val="none"/>
+          <w:lang w:val="en-US"/>
+        </w:rPr>
+        <w:pBdr>
+          <w:top w:val="none" w:color="000000" w:sz="0" w:space="0"/>
+          <w:left w:val="none" w:color="000000" w:sz="0" w:space="0"/>
+          <w:bottom w:val="none" w:color="000000" w:sz="0" w:space="0"/>
+          <w:right w:val="none" w:color="000000" w:sz="0" w:space="0"/>
+          <w:between w:val="none" w:color="000000" w:sz="0" w:space="0"/>
+        </w:pBdr>
+      </w:pPr>
+      <w:r>
+        <w:rPr>
+          <w:sz w:val="28"/>
+          <w:szCs w:val="28"/>
+          <w:lang w:val="en-US"/>
+        </w:rPr>
+      </w:r>
+      <w:r>
+        <mc:AlternateContent>
+          <mc:Choice Requires="wpg">
+            <w:drawing>
+              <wp:inline xmlns:wp="http://schemas.openxmlformats.org/drawingml/2006/wordprocessingDrawing" distT="0" distB="0" distL="0" distR="0">
+                <wp:extent cx="5353050" cy="2971800"/>
+                <wp:effectExtent l="0" t="0" r="0" b="0"/>
+                <wp:docPr id="3" name=""/>
+                <wp:cNvGraphicFramePr>
+                  <a:graphicFrameLocks xmlns:a="http://schemas.openxmlformats.org/drawingml/2006/main" noChangeAspect="1"/>
+                </wp:cNvGraphicFramePr>
+                <a:graphic xmlns:a="http://schemas.openxmlformats.org/drawingml/2006/main">
+                  <a:graphicData uri="http://schemas.openxmlformats.org/drawingml/2006/picture">
+                    <pic:pic xmlns:pic="http://schemas.openxmlformats.org/drawingml/2006/picture">
+                      <pic:nvPicPr>
+                        <pic:cNvPr id="1664898869" name=""/>
+                        <pic:cNvPicPr>
+                          <a:picLocks noChangeAspect="1"/>
+                        </pic:cNvPicPr>
+                        <pic:nvPr/>
+                      </pic:nvPicPr>
+                      <pic:blipFill>
+                        <a:blip r:embed="rId11"/>
+                        <a:stretch/>
+                      </pic:blipFill>
+                      <pic:spPr bwMode="auto">
+                        <a:xfrm>
+                          <a:off x="0" y="0"/>
+                          <a:ext cx="5353049" cy="2971800"/>
+                        </a:xfrm>
+                        <a:prstGeom prst="rect">
+                          <a:avLst/>
+                        </a:prstGeom>
+                      </pic:spPr>
+                    </pic:pic>
+                  </a:graphicData>
+                </a:graphic>
+              </wp:inline>
+            </w:drawing>
+          </mc:Choice>
+          <mc:Fallback>
+            <w:pict>
+              <v:shapetype type="#_x0000_t75" o:spt="75" coordsize="21600,21600" o:preferrelative="t" path="m@4@5l@4@11@9@11@9@5xe">
+                <v:formulas>
+                  <v:f eqn="if lineDrawn pixelLineWidth 0"/>
+                  <v:f eqn="sum @0 1 0"/>
+                  <v:f eqn="sum 0 0 @1"/>
+                  <v:f eqn="prod @2 1 2"/>
+                  <v:f eqn="prod @3 21600 pixelWidth"/>
+                  <v:f eqn="prod @3 21600 pixelHeight"/>
+                  <v:f eqn="sum @0 0 1"/>
+                  <v:f eqn="prod @6 1 2"/>
+                  <v:f eqn="prod @7 21600 pixelWidth"/>
+                  <v:f eqn="sum @8 21600 0"/>
+                  <v:f eqn="prod @7 21600 pixelHeight"/>
+                  <v:f eqn="sum @10 21600 0"/>
+                </v:formulas>
+              </v:shapetype>
+              <v:shape id="_x0000_i2" o:spid="_x0000_s2" type="#_x0000_t75" style="width:421.5pt;height:234.0pt;mso-wrap-distance-left:0.0pt;mso-wrap-distance-top:0.0pt;mso-wrap-distance-right:0.0pt;mso-wrap-distance-bottom:0.0pt;" stroked="false">
+                <v:path textboxrect="0,0,0,0"/>
+                <v:imagedata r:id="rId11" o:title=""/>
+              </v:shape>
+            </w:pict>
+          </mc:Fallback>
+        </mc:AlternateContent>
+      </w:r>
+      <w:r>
+        <w:rPr>
+          <w:sz w:val="28"/>
+          <w:szCs w:val="28"/>
+          <w:lang w:val="en-US"/>
+        </w:rPr>
+      </w:r>
+      <w:r/>
+    </w:p>
+    <w:p>
+      <w:pPr>
+        <w:ind w:right="0"/>
+        <w:jc w:val="left"/>
+        <w:keepLines w:val="0"/>
+        <w:keepNext w:val="0"/>
+        <w:pageBreakBefore w:val="0"/>
+        <w:spacing w:before="0" w:after="0" w:line="240" w:lineRule="auto"/>
+        <w:shd w:val="clear" w:color="auto" w:fill="auto"/>
+        <w:widowControl/>
+        <w:tabs>
+          <w:tab w:val="center" w:pos="6570" w:leader="none"/>
+        </w:tabs>
+        <w:rPr>
+          <w:sz w:val="28"/>
+          <w:szCs w:val="28"/>
+          <w:lang w:val="en-US"/>
+        </w:rPr>
+        <w:pBdr>
+          <w:top w:val="none" w:color="000000" w:sz="0" w:space="0"/>
+          <w:left w:val="none" w:color="000000" w:sz="0" w:space="0"/>
+          <w:bottom w:val="none" w:color="000000" w:sz="0" w:space="0"/>
+          <w:right w:val="none" w:color="000000" w:sz="0" w:space="0"/>
+          <w:between w:val="none" w:color="000000" w:sz="0" w:space="0"/>
+        </w:pBdr>
+      </w:pPr>
+      <w:r>
+        <w:rPr>
+          <w:sz w:val="28"/>
+          <w:szCs w:val="28"/>
+          <w:lang w:val="en-US"/>
+        </w:rPr>
+      </w:r>
+      <w:r>
+        <w:rPr>
+          <w:sz w:val="28"/>
+          <w:szCs w:val="28"/>
+          <w:lang w:val="en-US"/>
+        </w:rPr>
+      </w:r>
+      <w:r/>
+    </w:p>
+    <w:p>
+      <w:pPr>
+        <w:ind w:right="0"/>
+        <w:jc w:val="left"/>
+        <w:keepLines w:val="0"/>
+        <w:keepNext w:val="0"/>
+        <w:pageBreakBefore w:val="0"/>
+        <w:spacing w:before="0" w:after="0" w:line="240" w:lineRule="auto"/>
+        <w:shd w:val="clear" w:color="auto" w:fill="auto"/>
+        <w:widowControl/>
+        <w:tabs>
+          <w:tab w:val="center" w:pos="6570" w:leader="none"/>
+        </w:tabs>
+        <w:rPr>
+          <w:bCs/>
+          <w:i/>
+          <w:sz w:val="28"/>
+          <w:szCs w:val="28"/>
+        </w:rPr>
+        <w:pBdr>
+          <w:top w:val="none" w:color="000000" w:sz="0" w:space="0"/>
+          <w:left w:val="none" w:color="000000" w:sz="0" w:space="0"/>
+          <w:bottom w:val="none" w:color="000000" w:sz="0" w:space="0"/>
+          <w:right w:val="none" w:color="000000" w:sz="0" w:space="0"/>
+          <w:between w:val="none" w:color="000000" w:sz="0" w:space="0"/>
+        </w:pBdr>
+      </w:pPr>
+      <w:r>
+        <w:rPr>
+          <w:i/>
+          <w:iCs/>
+          <w:sz w:val="28"/>
+          <w:szCs w:val="28"/>
+          <w:lang w:val="en-US"/>
+        </w:rPr>
+        <w:t xml:space="preserve">Client sent no data</w:t>
+      </w:r>
+      <w:r>
+        <w:rPr>
+          <w:i/>
+          <w:iCs/>
+          <w:sz w:val="28"/>
+          <w:szCs w:val="28"/>
+          <w:lang w:val="el-GR"/>
+        </w:rPr>
+        <w:t xml:space="preserve"> = </w:t>
+      </w:r>
+      <w:r>
+        <w:rPr>
+          <w:i/>
+          <w:iCs/>
+          <w:sz w:val="28"/>
+          <w:szCs w:val="28"/>
+          <w:lang w:val="en-US"/>
+        </w:rPr>
+        <w:t xml:space="preserve">Check Pcs</w:t>
+      </w:r>
+      <w:r>
+        <w:rPr>
+          <w:i/>
+          <w:iCs/>
+          <w:sz w:val="28"/>
+          <w:szCs w:val="28"/>
+          <w:lang w:val="en-US"/>
+        </w:rPr>
+      </w:r>
+      <w:r/>
+    </w:p>
+    <w:p>
+      <w:pPr>
+        <w:ind w:right="0"/>
+        <w:jc w:val="left"/>
+        <w:keepLines w:val="0"/>
+        <w:keepNext w:val="0"/>
+        <w:pageBreakBefore w:val="0"/>
+        <w:spacing w:before="0" w:after="0" w:line="240" w:lineRule="auto"/>
+        <w:shd w:val="clear" w:color="auto" w:fill="auto"/>
+        <w:widowControl/>
+        <w:tabs>
+          <w:tab w:val="center" w:pos="6570" w:leader="none"/>
+        </w:tabs>
+        <w:rPr>
+          <w:sz w:val="28"/>
+          <w:szCs w:val="28"/>
+          <w:lang w:val="en-US"/>
+        </w:rPr>
+        <w:pBdr>
+          <w:top w:val="none" w:color="000000" w:sz="0" w:space="0"/>
+          <w:left w:val="none" w:color="000000" w:sz="0" w:space="0"/>
+          <w:bottom w:val="none" w:color="000000" w:sz="0" w:space="0"/>
+          <w:right w:val="none" w:color="000000" w:sz="0" w:space="0"/>
+          <w:between w:val="none" w:color="000000" w:sz="0" w:space="0"/>
+        </w:pBdr>
+      </w:pPr>
+      <w:r>
+        <w:rPr>
+          <w:sz w:val="28"/>
+          <w:szCs w:val="28"/>
+          <w:lang w:val="en-US"/>
+        </w:rPr>
+      </w:r>
+      <w:r>
+        <w:rPr>
+          <w:sz w:val="28"/>
+          <w:szCs w:val="28"/>
+          <w:lang w:val="en-US"/>
+        </w:rPr>
+      </w:r>
+      <w:r/>
+    </w:p>
+    <w:p>
+      <w:pPr>
+        <w:ind w:right="0"/>
+        <w:jc w:val="left"/>
+        <w:keepLines w:val="0"/>
+        <w:keepNext w:val="0"/>
+        <w:pageBreakBefore w:val="0"/>
+        <w:spacing w:before="0" w:after="0" w:line="240" w:lineRule="auto"/>
+        <w:shd w:val="clear" w:color="auto" w:fill="auto"/>
+        <w:widowControl/>
+        <w:tabs>
+          <w:tab w:val="center" w:pos="6570" w:leader="none"/>
+        </w:tabs>
+        <w:rPr>
+          <w:sz w:val="28"/>
+          <w:szCs w:val="28"/>
+          <w:lang w:val="en-US"/>
+        </w:rPr>
+        <w:pBdr>
+          <w:top w:val="none" w:color="000000" w:sz="0" w:space="0"/>
+          <w:left w:val="none" w:color="000000" w:sz="0" w:space="0"/>
+          <w:bottom w:val="none" w:color="000000" w:sz="0" w:space="0"/>
+          <w:right w:val="none" w:color="000000" w:sz="0" w:space="0"/>
+          <w:between w:val="none" w:color="000000" w:sz="0" w:space="0"/>
+        </w:pBdr>
+      </w:pPr>
+      <w:r>
+        <w:rPr>
+          <w:sz w:val="28"/>
+          <w:szCs w:val="28"/>
+          <w:lang w:val="en-US"/>
+        </w:rPr>
+      </w:r>
+      <w:r>
+        <w:rPr>
+          <w:sz w:val="28"/>
+          <w:szCs w:val="28"/>
+          <w:lang w:val="en-US"/>
+        </w:rPr>
+      </w:r>
+      <w:r/>
+    </w:p>
+    <w:p>
+      <w:pPr>
+        <w:ind w:right="0"/>
+        <w:jc w:val="left"/>
+        <w:keepLines w:val="0"/>
+        <w:keepNext w:val="0"/>
+        <w:pageBreakBefore w:val="0"/>
+        <w:spacing w:before="0" w:after="0" w:line="240" w:lineRule="auto"/>
+        <w:shd w:val="clear" w:color="auto" w:fill="auto"/>
+        <w:widowControl/>
+        <w:tabs>
+          <w:tab w:val="center" w:pos="6570" w:leader="none"/>
+        </w:tabs>
+        <w:rPr>
+          <w:sz w:val="28"/>
+          <w:szCs w:val="28"/>
+          <w:lang w:val="en-US"/>
+        </w:rPr>
+        <w:pBdr>
+          <w:top w:val="none" w:color="000000" w:sz="0" w:space="0"/>
+          <w:left w:val="none" w:color="000000" w:sz="0" w:space="0"/>
+          <w:bottom w:val="none" w:color="000000" w:sz="0" w:space="0"/>
+          <w:right w:val="none" w:color="000000" w:sz="0" w:space="0"/>
+          <w:between w:val="none" w:color="000000" w:sz="0" w:space="0"/>
+        </w:pBdr>
+      </w:pPr>
+      <w:r>
+        <w:rPr>
+          <w:sz w:val="28"/>
+          <w:szCs w:val="28"/>
+          <w:highlight w:val="none"/>
+          <w:lang w:val="en-US"/>
+        </w:rPr>
+      </w:r>
+      <w:r>
+        <w:rPr>
+          <w:sz w:val="28"/>
+          <w:szCs w:val="28"/>
+          <w:highlight w:val="none"/>
+          <w:lang w:val="en-US"/>
+        </w:rPr>
+      </w:r>
+      <w:r/>
+    </w:p>
+    <w:p>
+      <w:pPr>
+        <w:ind w:right="0"/>
+        <w:jc w:val="left"/>
+        <w:keepLines w:val="0"/>
+        <w:keepNext w:val="0"/>
+        <w:pageBreakBefore w:val="0"/>
+        <w:spacing w:before="0" w:after="0" w:line="240" w:lineRule="auto"/>
+        <w:shd w:val="clear" w:color="auto" w:fill="auto"/>
+        <w:widowControl/>
+        <w:tabs>
+          <w:tab w:val="center" w:pos="6570" w:leader="none"/>
+        </w:tabs>
+        <w:rPr>
+          <w:sz w:val="28"/>
+          <w:szCs w:val="28"/>
+          <w:lang w:val="en-US"/>
+        </w:rPr>
+        <w:pBdr>
+          <w:top w:val="none" w:color="000000" w:sz="0" w:space="0"/>
+          <w:left w:val="none" w:color="000000" w:sz="0" w:space="0"/>
+          <w:bottom w:val="none" w:color="000000" w:sz="0" w:space="0"/>
+          <w:right w:val="none" w:color="000000" w:sz="0" w:space="0"/>
+          <w:between w:val="none" w:color="000000" w:sz="0" w:space="0"/>
+        </w:pBdr>
+      </w:pPr>
+      <w:r>
+        <w:rPr>
+          <w:highlight w:val="none"/>
+          <w:lang w:val="en-US"/>
+        </w:rPr>
+      </w:r>
+      <w:r>
+        <w:rPr>
+          <w:highlight w:val="none"/>
+          <w:lang w:val="en-US"/>
         </w:rPr>
       </w:r>
       <w:r/>
